--- a/docs/docx/05_POSTPROCESS.docx
+++ b/docs/docx/05_POSTPROCESS.docx
@@ -2,7 +2,7 @@
 <file path=word/document.xml><?xml version="1.0" encoding="utf-8"?>
 <w:document xmlns:w="http://schemas.openxmlformats.org/wordprocessingml/2006/main" xmlns:m="http://schemas.openxmlformats.org/officeDocument/2006/math" xmlns:r="http://schemas.openxmlformats.org/officeDocument/2006/relationships" xmlns:o="urn:schemas-microsoft-com:office:office" xmlns:v="urn:schemas-microsoft-com:vml" xmlns:w10="urn:schemas-microsoft-com:office:word" xmlns:a="http://schemas.openxmlformats.org/drawingml/2006/main" xmlns:pic="http://schemas.openxmlformats.org/drawingml/2006/picture" xmlns:wp="http://schemas.openxmlformats.org/drawingml/2006/wordprocessingDrawing">
   <w:body>
-    <w:bookmarkStart w:id="102" w:name="Xb77a37968c0dad6994919d0a24c20bb1d53e720"/>
+    <w:bookmarkStart w:id="108" w:name="Xb77a37968c0dad6994919d0a24c20bb1d53e720"/>
     <w:p>
       <w:pPr>
         <w:pStyle w:val="Heading1"/>
@@ -33,7 +33,7 @@
           <w:b/>
           <w:bCs/>
         </w:rPr>
-        <w:t xml:space="preserve">3.10.696</w:t>
+        <w:t xml:space="preserve">3.10.798</w:t>
       </w:r>
       <w:r>
         <w:t xml:space="preserve"> </w:t>
@@ -5607,7 +5607,7 @@
     </w:p>
     <w:bookmarkEnd w:id="30"/>
     <w:bookmarkEnd w:id="31"/>
-    <w:bookmarkStart w:id="74" w:name="функции-постобработки-диапазона-range"/>
+    <w:bookmarkStart w:id="80" w:name="функции-постобработки-диапазона-range"/>
     <w:p>
       <w:pPr>
         <w:pStyle w:val="Heading2"/>
@@ -16690,6 +16690,42 @@
       </w:r>
     </w:p>
     <w:p>
+      <w:pPr>
+        <w:pStyle w:val="BlockText"/>
+      </w:pPr>
+      <w:r>
+        <w:t xml:space="preserve">Для</w:t>
+      </w:r>
+      <w:r>
+        <w:t xml:space="preserve"> </w:t>
+      </w:r>
+      <w:r>
+        <w:rPr>
+          <w:b/>
+          <w:bCs/>
+        </w:rPr>
+        <w:t xml:space="preserve">сжатия</w:t>
+      </w:r>
+      <w:r>
+        <w:t xml:space="preserve"> </w:t>
+      </w:r>
+      <w:r>
+        <w:t xml:space="preserve">строк с агрегатами (без outline/SUBTOTAL) используйте</w:t>
+      </w:r>
+      <w:r>
+        <w:t xml:space="preserve"> </w:t>
+      </w:r>
+      <w:r>
+        <w:rPr>
+          <w:rStyle w:val="VerbatimChar"/>
+        </w:rPr>
+        <w:t xml:space="preserve">группировать_строки</w:t>
+      </w:r>
+      <w:r>
+        <w:t xml:space="preserve">.</w:t>
+      </w:r>
+    </w:p>
+    <w:p>
       <w:r>
         <w:pict>
           <v:rect style="width:0;height:1.5pt" o:hralign="center" o:hrstd="t" o:hr="t"/>
@@ -18898,7 +18934,1081 @@
       </w:r>
     </w:p>
     <w:bookmarkEnd w:id="62"/>
-    <w:bookmarkStart w:id="63" w:name="Xdf26587ab4217cdb9826baf62ad11e65b24318c"/>
+    <w:bookmarkStart w:id="63" w:name="Xbcc713dfdfda16135dd70cd15ddea94d7241260"/>
+    <w:p>
+      <w:pPr>
+        <w:pStyle w:val="Heading3"/>
+      </w:pPr>
+      <w:r>
+        <w:rPr>
+          <w:rStyle w:val="VerbatimChar"/>
+        </w:rPr>
+        <w:t xml:space="preserve">группировать_строки</w:t>
+      </w:r>
+      <w:r>
+        <w:t xml:space="preserve"> </w:t>
+      </w:r>
+      <w:r>
+        <w:t xml:space="preserve">— merge_pp_range_group_by_rows</w:t>
+      </w:r>
+    </w:p>
+    <w:p>
+      <w:pPr>
+        <w:pStyle w:val="FirstParagraph"/>
+      </w:pPr>
+      <w:r>
+        <w:rPr>
+          <w:b/>
+          <w:bCs/>
+        </w:rPr>
+        <w:t xml:space="preserve">Назначение:</w:t>
+      </w:r>
+      <w:r>
+        <w:t xml:space="preserve"> </w:t>
+      </w:r>
+      <w:r>
+        <w:t xml:space="preserve">Сжать таблицу до уникальных ключей и посчитать агрегаты (аналог Power Query</w:t>
+      </w:r>
+      <w:r>
+        <w:t xml:space="preserve"> </w:t>
+      </w:r>
+      <w:r>
+        <w:rPr>
+          <w:i/>
+          <w:iCs/>
+        </w:rPr>
+        <w:t xml:space="preserve">Group By</w:t>
+      </w:r>
+      <w:r>
+        <w:t xml:space="preserve">). В отличие от</w:t>
+      </w:r>
+      <w:r>
+        <w:t xml:space="preserve"> </w:t>
+      </w:r>
+      <w:r>
+        <w:rPr>
+          <w:rStyle w:val="VerbatimChar"/>
+        </w:rPr>
+        <w:t xml:space="preserve">группировка_по_столбцу</w:t>
+      </w:r>
+      <w:r>
+        <w:t xml:space="preserve"> </w:t>
+      </w:r>
+      <w:r>
+        <w:t xml:space="preserve">(SUBTOTAL/outline),</w:t>
+      </w:r>
+      <w:r>
+        <w:t xml:space="preserve"> </w:t>
+      </w:r>
+      <w:r>
+        <w:rPr>
+          <w:b/>
+          <w:bCs/>
+        </w:rPr>
+        <w:t xml:space="preserve">уменьшает число строк</w:t>
+      </w:r>
+      <w:r>
+        <w:t xml:space="preserve">.</w:t>
+      </w:r>
+    </w:p>
+    <w:p>
+      <w:pPr>
+        <w:pStyle w:val="BodyText"/>
+      </w:pPr>
+      <w:r>
+        <w:rPr>
+          <w:b/>
+          <w:bCs/>
+        </w:rPr>
+        <w:t xml:space="preserve">JSON в C:</w:t>
+      </w:r>
+    </w:p>
+    <w:p>
+      <w:pPr>
+        <w:pStyle w:val="SourceCode"/>
+      </w:pPr>
+      <w:r>
+        <w:rPr>
+          <w:rStyle w:val="OtherTok"/>
+        </w:rPr>
+        <w:t xml:space="preserve">[</w:t>
+      </w:r>
+      <w:r>
+        <w:rPr>
+          <w:rStyle w:val="FunctionTok"/>
+        </w:rPr>
+        <w:t xml:space="preserve">{</w:t>
+      </w:r>
+      <w:r>
+        <w:rPr>
+          <w:rStyle w:val="DataTypeTok"/>
+        </w:rPr>
+        <w:t xml:space="preserve">"v"</w:t>
+      </w:r>
+      <w:r>
+        <w:rPr>
+          <w:rStyle w:val="FunctionTok"/>
+        </w:rPr>
+        <w:t xml:space="preserve">:</w:t>
+      </w:r>
+      <w:r>
+        <w:rPr>
+          <w:rStyle w:val="DecValTok"/>
+        </w:rPr>
+        <w:t xml:space="preserve">1</w:t>
+      </w:r>
+      <w:r>
+        <w:rPr>
+          <w:rStyle w:val="FunctionTok"/>
+        </w:rPr>
+        <w:t xml:space="preserve">,</w:t>
+      </w:r>
+      <w:r>
+        <w:rPr>
+          <w:rStyle w:val="DataTypeTok"/>
+        </w:rPr>
+        <w:t xml:space="preserve">"fn"</w:t>
+      </w:r>
+      <w:r>
+        <w:rPr>
+          <w:rStyle w:val="FunctionTok"/>
+        </w:rPr>
+        <w:t xml:space="preserve">:</w:t>
+      </w:r>
+      <w:r>
+        <w:rPr>
+          <w:rStyle w:val="StringTok"/>
+        </w:rPr>
+        <w:t xml:space="preserve">"группировать_строки"</w:t>
+      </w:r>
+      <w:r>
+        <w:rPr>
+          <w:rStyle w:val="FunctionTok"/>
+        </w:rPr>
+        <w:t xml:space="preserve">,</w:t>
+      </w:r>
+      <w:r>
+        <w:br/>
+      </w:r>
+      <w:r>
+        <w:rPr>
+          <w:rStyle w:val="NormalTok"/>
+        </w:rPr>
+        <w:t xml:space="preserve">  </w:t>
+      </w:r>
+      <w:r>
+        <w:rPr>
+          <w:rStyle w:val="DataTypeTok"/>
+        </w:rPr>
+        <w:t xml:space="preserve">"key_columns"</w:t>
+      </w:r>
+      <w:r>
+        <w:rPr>
+          <w:rStyle w:val="FunctionTok"/>
+        </w:rPr>
+        <w:t xml:space="preserve">:</w:t>
+      </w:r>
+      <w:r>
+        <w:rPr>
+          <w:rStyle w:val="OtherTok"/>
+        </w:rPr>
+        <w:t xml:space="preserve">[</w:t>
+      </w:r>
+      <w:r>
+        <w:rPr>
+          <w:rStyle w:val="StringTok"/>
+        </w:rPr>
+        <w:t xml:space="preserve">"'Отдел'"</w:t>
+      </w:r>
+      <w:r>
+        <w:rPr>
+          <w:rStyle w:val="OtherTok"/>
+        </w:rPr>
+        <w:t xml:space="preserve">,</w:t>
+      </w:r>
+      <w:r>
+        <w:rPr>
+          <w:rStyle w:val="StringTok"/>
+        </w:rPr>
+        <w:t xml:space="preserve">"'Месяц'"</w:t>
+      </w:r>
+      <w:r>
+        <w:rPr>
+          <w:rStyle w:val="OtherTok"/>
+        </w:rPr>
+        <w:t xml:space="preserve">]</w:t>
+      </w:r>
+      <w:r>
+        <w:rPr>
+          <w:rStyle w:val="FunctionTok"/>
+        </w:rPr>
+        <w:t xml:space="preserve">,</w:t>
+      </w:r>
+      <w:r>
+        <w:br/>
+      </w:r>
+      <w:r>
+        <w:rPr>
+          <w:rStyle w:val="NormalTok"/>
+        </w:rPr>
+        <w:t xml:space="preserve">  </w:t>
+      </w:r>
+      <w:r>
+        <w:rPr>
+          <w:rStyle w:val="DataTypeTok"/>
+        </w:rPr>
+        <w:t xml:space="preserve">"aggregations"</w:t>
+      </w:r>
+      <w:r>
+        <w:rPr>
+          <w:rStyle w:val="FunctionTok"/>
+        </w:rPr>
+        <w:t xml:space="preserve">:</w:t>
+      </w:r>
+      <w:r>
+        <w:rPr>
+          <w:rStyle w:val="OtherTok"/>
+        </w:rPr>
+        <w:t xml:space="preserve">[</w:t>
+      </w:r>
+      <w:r>
+        <w:br/>
+      </w:r>
+      <w:r>
+        <w:rPr>
+          <w:rStyle w:val="NormalTok"/>
+        </w:rPr>
+        <w:t xml:space="preserve">    </w:t>
+      </w:r>
+      <w:r>
+        <w:rPr>
+          <w:rStyle w:val="FunctionTok"/>
+        </w:rPr>
+        <w:t xml:space="preserve">{</w:t>
+      </w:r>
+      <w:r>
+        <w:rPr>
+          <w:rStyle w:val="DataTypeTok"/>
+        </w:rPr>
+        <w:t xml:space="preserve">"op"</w:t>
+      </w:r>
+      <w:r>
+        <w:rPr>
+          <w:rStyle w:val="FunctionTok"/>
+        </w:rPr>
+        <w:t xml:space="preserve">:</w:t>
+      </w:r>
+      <w:r>
+        <w:rPr>
+          <w:rStyle w:val="StringTok"/>
+        </w:rPr>
+        <w:t xml:space="preserve">"sum"</w:t>
+      </w:r>
+      <w:r>
+        <w:rPr>
+          <w:rStyle w:val="FunctionTok"/>
+        </w:rPr>
+        <w:t xml:space="preserve">,</w:t>
+      </w:r>
+      <w:r>
+        <w:rPr>
+          <w:rStyle w:val="DataTypeTok"/>
+        </w:rPr>
+        <w:t xml:space="preserve">"column"</w:t>
+      </w:r>
+      <w:r>
+        <w:rPr>
+          <w:rStyle w:val="FunctionTok"/>
+        </w:rPr>
+        <w:t xml:space="preserve">:</w:t>
+      </w:r>
+      <w:r>
+        <w:rPr>
+          <w:rStyle w:val="StringTok"/>
+        </w:rPr>
+        <w:t xml:space="preserve">"'Сумма'"</w:t>
+      </w:r>
+      <w:r>
+        <w:rPr>
+          <w:rStyle w:val="FunctionTok"/>
+        </w:rPr>
+        <w:t xml:space="preserve">,</w:t>
+      </w:r>
+      <w:r>
+        <w:rPr>
+          <w:rStyle w:val="DataTypeTok"/>
+        </w:rPr>
+        <w:t xml:space="preserve">"as"</w:t>
+      </w:r>
+      <w:r>
+        <w:rPr>
+          <w:rStyle w:val="FunctionTok"/>
+        </w:rPr>
+        <w:t xml:space="preserve">:</w:t>
+      </w:r>
+      <w:r>
+        <w:rPr>
+          <w:rStyle w:val="StringTok"/>
+        </w:rPr>
+        <w:t xml:space="preserve">"Сумма"</w:t>
+      </w:r>
+      <w:r>
+        <w:rPr>
+          <w:rStyle w:val="FunctionTok"/>
+        </w:rPr>
+        <w:t xml:space="preserve">}</w:t>
+      </w:r>
+      <w:r>
+        <w:rPr>
+          <w:rStyle w:val="OtherTok"/>
+        </w:rPr>
+        <w:t xml:space="preserve">,</w:t>
+      </w:r>
+      <w:r>
+        <w:br/>
+      </w:r>
+      <w:r>
+        <w:rPr>
+          <w:rStyle w:val="NormalTok"/>
+        </w:rPr>
+        <w:t xml:space="preserve">    </w:t>
+      </w:r>
+      <w:r>
+        <w:rPr>
+          <w:rStyle w:val="FunctionTok"/>
+        </w:rPr>
+        <w:t xml:space="preserve">{</w:t>
+      </w:r>
+      <w:r>
+        <w:rPr>
+          <w:rStyle w:val="DataTypeTok"/>
+        </w:rPr>
+        <w:t xml:space="preserve">"op"</w:t>
+      </w:r>
+      <w:r>
+        <w:rPr>
+          <w:rStyle w:val="FunctionTok"/>
+        </w:rPr>
+        <w:t xml:space="preserve">:</w:t>
+      </w:r>
+      <w:r>
+        <w:rPr>
+          <w:rStyle w:val="StringTok"/>
+        </w:rPr>
+        <w:t xml:space="preserve">"count"</w:t>
+      </w:r>
+      <w:r>
+        <w:rPr>
+          <w:rStyle w:val="FunctionTok"/>
+        </w:rPr>
+        <w:t xml:space="preserve">,</w:t>
+      </w:r>
+      <w:r>
+        <w:rPr>
+          <w:rStyle w:val="DataTypeTok"/>
+        </w:rPr>
+        <w:t xml:space="preserve">"as"</w:t>
+      </w:r>
+      <w:r>
+        <w:rPr>
+          <w:rStyle w:val="FunctionTok"/>
+        </w:rPr>
+        <w:t xml:space="preserve">:</w:t>
+      </w:r>
+      <w:r>
+        <w:rPr>
+          <w:rStyle w:val="StringTok"/>
+        </w:rPr>
+        <w:t xml:space="preserve">"Количество"</w:t>
+      </w:r>
+      <w:r>
+        <w:rPr>
+          <w:rStyle w:val="FunctionTok"/>
+        </w:rPr>
+        <w:t xml:space="preserve">}</w:t>
+      </w:r>
+      <w:r>
+        <w:br/>
+      </w:r>
+      <w:r>
+        <w:rPr>
+          <w:rStyle w:val="NormalTok"/>
+        </w:rPr>
+        <w:t xml:space="preserve">  </w:t>
+      </w:r>
+      <w:r>
+        <w:rPr>
+          <w:rStyle w:val="OtherTok"/>
+        </w:rPr>
+        <w:t xml:space="preserve">]</w:t>
+      </w:r>
+      <w:r>
+        <w:rPr>
+          <w:rStyle w:val="FunctionTok"/>
+        </w:rPr>
+        <w:t xml:space="preserve">,</w:t>
+      </w:r>
+      <w:r>
+        <w:br/>
+      </w:r>
+      <w:r>
+        <w:rPr>
+          <w:rStyle w:val="NormalTok"/>
+        </w:rPr>
+        <w:t xml:space="preserve">  </w:t>
+      </w:r>
+      <w:r>
+        <w:rPr>
+          <w:rStyle w:val="DataTypeTok"/>
+        </w:rPr>
+        <w:t xml:space="preserve">"output"</w:t>
+      </w:r>
+      <w:r>
+        <w:rPr>
+          <w:rStyle w:val="FunctionTok"/>
+        </w:rPr>
+        <w:t xml:space="preserve">:</w:t>
+      </w:r>
+      <w:r>
+        <w:rPr>
+          <w:rStyle w:val="StringTok"/>
+        </w:rPr>
+        <w:t xml:space="preserve">"inplace"</w:t>
+      </w:r>
+      <w:r>
+        <w:rPr>
+          <w:rStyle w:val="FunctionTok"/>
+        </w:rPr>
+        <w:t xml:space="preserve">,</w:t>
+      </w:r>
+      <w:r>
+        <w:br/>
+      </w:r>
+      <w:r>
+        <w:rPr>
+          <w:rStyle w:val="NormalTok"/>
+        </w:rPr>
+        <w:t xml:space="preserve">  </w:t>
+      </w:r>
+      <w:r>
+        <w:rPr>
+          <w:rStyle w:val="DataTypeTok"/>
+        </w:rPr>
+        <w:t xml:space="preserve">"sort_keys"</w:t>
+      </w:r>
+      <w:r>
+        <w:rPr>
+          <w:rStyle w:val="FunctionTok"/>
+        </w:rPr>
+        <w:t xml:space="preserve">:</w:t>
+      </w:r>
+      <w:r>
+        <w:rPr>
+          <w:rStyle w:val="KeywordTok"/>
+        </w:rPr>
+        <w:t xml:space="preserve">false</w:t>
+      </w:r>
+      <w:r>
+        <w:rPr>
+          <w:rStyle w:val="FunctionTok"/>
+        </w:rPr>
+        <w:t xml:space="preserve">,</w:t>
+      </w:r>
+      <w:r>
+        <w:br/>
+      </w:r>
+      <w:r>
+        <w:rPr>
+          <w:rStyle w:val="NormalTok"/>
+        </w:rPr>
+        <w:t xml:space="preserve">  </w:t>
+      </w:r>
+      <w:r>
+        <w:rPr>
+          <w:rStyle w:val="DataTypeTok"/>
+        </w:rPr>
+        <w:t xml:space="preserve">"key_trim"</w:t>
+      </w:r>
+      <w:r>
+        <w:rPr>
+          <w:rStyle w:val="FunctionTok"/>
+        </w:rPr>
+        <w:t xml:space="preserve">:</w:t>
+      </w:r>
+      <w:r>
+        <w:rPr>
+          <w:rStyle w:val="KeywordTok"/>
+        </w:rPr>
+        <w:t xml:space="preserve">true</w:t>
+      </w:r>
+      <w:r>
+        <w:rPr>
+          <w:rStyle w:val="FunctionTok"/>
+        </w:rPr>
+        <w:t xml:space="preserve">,</w:t>
+      </w:r>
+      <w:r>
+        <w:br/>
+      </w:r>
+      <w:r>
+        <w:rPr>
+          <w:rStyle w:val="NormalTok"/>
+        </w:rPr>
+        <w:t xml:space="preserve">  </w:t>
+      </w:r>
+      <w:r>
+        <w:rPr>
+          <w:rStyle w:val="DataTypeTok"/>
+        </w:rPr>
+        <w:t xml:space="preserve">"key_case_sensitive"</w:t>
+      </w:r>
+      <w:r>
+        <w:rPr>
+          <w:rStyle w:val="FunctionTok"/>
+        </w:rPr>
+        <w:t xml:space="preserve">:</w:t>
+      </w:r>
+      <w:r>
+        <w:rPr>
+          <w:rStyle w:val="KeywordTok"/>
+        </w:rPr>
+        <w:t xml:space="preserve">false</w:t>
+      </w:r>
+      <w:r>
+        <w:rPr>
+          <w:rStyle w:val="FunctionTok"/>
+        </w:rPr>
+        <w:t xml:space="preserve">,</w:t>
+      </w:r>
+      <w:r>
+        <w:br/>
+      </w:r>
+      <w:r>
+        <w:rPr>
+          <w:rStyle w:val="NormalTok"/>
+        </w:rPr>
+        <w:t xml:space="preserve">  </w:t>
+      </w:r>
+      <w:r>
+        <w:rPr>
+          <w:rStyle w:val="DataTypeTok"/>
+        </w:rPr>
+        <w:t xml:space="preserve">"skip_empty_keys"</w:t>
+      </w:r>
+      <w:r>
+        <w:rPr>
+          <w:rStyle w:val="FunctionTok"/>
+        </w:rPr>
+        <w:t xml:space="preserve">:</w:t>
+      </w:r>
+      <w:r>
+        <w:rPr>
+          <w:rStyle w:val="KeywordTok"/>
+        </w:rPr>
+        <w:t xml:space="preserve">true</w:t>
+      </w:r>
+      <w:r>
+        <w:rPr>
+          <w:rStyle w:val="FunctionTok"/>
+        </w:rPr>
+        <w:t xml:space="preserve">}</w:t>
+      </w:r>
+      <w:r>
+        <w:rPr>
+          <w:rStyle w:val="OtherTok"/>
+        </w:rPr>
+        <w:t xml:space="preserve">]</w:t>
+      </w:r>
+    </w:p>
+    <w:tbl>
+      <w:tblPr>
+        <w:tblStyle w:val="Table"/>
+        <w:tblW w:type="pct" w:w="5000"/>
+        <w:tblLayout w:type="fixed"/>
+        <w:tblLook w:firstRow="1" w:lastRow="0" w:firstColumn="0" w:lastColumn="0" w:noHBand="0" w:noVBand="0" w:val="0020"/>
+      </w:tblPr>
+      <w:tblGrid>
+        <w:gridCol w:w="2970"/>
+        <w:gridCol w:w="4950"/>
+      </w:tblGrid>
+      <w:tr>
+        <w:trPr>
+          <w:tblHeader w:val="on"/>
+        </w:trPr>
+        <w:tc>
+          <w:tcPr/>
+          <w:p>
+            <w:pPr>
+              <w:pStyle w:val="Compact"/>
+            </w:pPr>
+            <w:r>
+              <w:t xml:space="preserve">Поле</w:t>
+            </w:r>
+          </w:p>
+        </w:tc>
+        <w:tc>
+          <w:tcPr/>
+          <w:p>
+            <w:pPr>
+              <w:pStyle w:val="Compact"/>
+            </w:pPr>
+            <w:r>
+              <w:t xml:space="preserve">Описание</w:t>
+            </w:r>
+          </w:p>
+        </w:tc>
+      </w:tr>
+      <w:tr>
+        <w:tc>
+          <w:tcPr/>
+          <w:p>
+            <w:pPr>
+              <w:pStyle w:val="Compact"/>
+            </w:pPr>
+            <w:r>
+              <w:rPr>
+                <w:rStyle w:val="VerbatimChar"/>
+              </w:rPr>
+              <w:t xml:space="preserve">key_columns</w:t>
+            </w:r>
+          </w:p>
+        </w:tc>
+        <w:tc>
+          <w:tcPr/>
+          <w:p>
+            <w:pPr>
+              <w:pStyle w:val="Compact"/>
+            </w:pPr>
+            <w:r>
+              <w:t xml:space="preserve">Столбцы ключа (минимум 1);</w:t>
+            </w:r>
+            <w:r>
+              <w:t xml:space="preserve"> </w:t>
+            </w:r>
+            <w:r>
+              <w:rPr>
+                <w:rStyle w:val="VerbatimChar"/>
+              </w:rPr>
+              <w:t xml:space="preserve">'…'</w:t>
+            </w:r>
+            <w:r>
+              <w:t xml:space="preserve"> </w:t>
+            </w:r>
+            <w:r>
+              <w:t xml:space="preserve">= точное имя</w:t>
+            </w:r>
+          </w:p>
+        </w:tc>
+      </w:tr>
+      <w:tr>
+        <w:tc>
+          <w:tcPr/>
+          <w:p>
+            <w:pPr>
+              <w:pStyle w:val="Compact"/>
+            </w:pPr>
+            <w:r>
+              <w:rPr>
+                <w:rStyle w:val="VerbatimChar"/>
+              </w:rPr>
+              <w:t xml:space="preserve">aggregations</w:t>
+            </w:r>
+          </w:p>
+        </w:tc>
+        <w:tc>
+          <w:tcPr/>
+          <w:p>
+            <w:pPr>
+              <w:pStyle w:val="Compact"/>
+            </w:pPr>
+            <w:r>
+              <w:rPr>
+                <w:rStyle w:val="VerbatimChar"/>
+              </w:rPr>
+              <w:t xml:space="preserve">[{op, column?, as}]</w:t>
+            </w:r>
+            <w:r>
+              <w:t xml:space="preserve">;</w:t>
+            </w:r>
+            <w:r>
+              <w:t xml:space="preserve"> </w:t>
+            </w:r>
+            <w:r>
+              <w:rPr>
+                <w:rStyle w:val="VerbatimChar"/>
+              </w:rPr>
+              <w:t xml:space="preserve">op</w:t>
+            </w:r>
+            <w:r>
+              <w:t xml:space="preserve">:</w:t>
+            </w:r>
+            <w:r>
+              <w:t xml:space="preserve"> </w:t>
+            </w:r>
+            <w:r>
+              <w:rPr>
+                <w:rStyle w:val="VerbatimChar"/>
+              </w:rPr>
+              <w:t xml:space="preserve">sum</w:t>
+            </w:r>
+            <w:r>
+              <w:t xml:space="preserve">/</w:t>
+            </w:r>
+            <w:r>
+              <w:rPr>
+                <w:rStyle w:val="VerbatimChar"/>
+              </w:rPr>
+              <w:t xml:space="preserve">count</w:t>
+            </w:r>
+            <w:r>
+              <w:t xml:space="preserve">/</w:t>
+            </w:r>
+            <w:r>
+              <w:rPr>
+                <w:rStyle w:val="VerbatimChar"/>
+              </w:rPr>
+              <w:t xml:space="preserve">min</w:t>
+            </w:r>
+            <w:r>
+              <w:t xml:space="preserve">/</w:t>
+            </w:r>
+            <w:r>
+              <w:rPr>
+                <w:rStyle w:val="VerbatimChar"/>
+              </w:rPr>
+              <w:t xml:space="preserve">max</w:t>
+            </w:r>
+            <w:r>
+              <w:t xml:space="preserve">/</w:t>
+            </w:r>
+            <w:r>
+              <w:rPr>
+                <w:rStyle w:val="VerbatimChar"/>
+              </w:rPr>
+              <w:t xml:space="preserve">avg</w:t>
+            </w:r>
+            <w:r>
+              <w:t xml:space="preserve">/</w:t>
+            </w:r>
+            <w:r>
+              <w:rPr>
+                <w:rStyle w:val="VerbatimChar"/>
+              </w:rPr>
+              <w:t xml:space="preserve">first</w:t>
+            </w:r>
+            <w:r>
+              <w:t xml:space="preserve">/</w:t>
+            </w:r>
+            <w:r>
+              <w:rPr>
+                <w:rStyle w:val="VerbatimChar"/>
+              </w:rPr>
+              <w:t xml:space="preserve">last</w:t>
+            </w:r>
+          </w:p>
+        </w:tc>
+      </w:tr>
+      <w:tr>
+        <w:tc>
+          <w:tcPr/>
+          <w:p>
+            <w:pPr>
+              <w:pStyle w:val="Compact"/>
+            </w:pPr>
+            <w:r>
+              <w:rPr>
+                <w:rStyle w:val="VerbatimChar"/>
+              </w:rPr>
+              <w:t xml:space="preserve">column</w:t>
+            </w:r>
+            <w:r>
+              <w:t xml:space="preserve"> </w:t>
+            </w:r>
+            <w:r>
+              <w:t xml:space="preserve">у count</w:t>
+            </w:r>
+          </w:p>
+        </w:tc>
+        <w:tc>
+          <w:tcPr/>
+          <w:p>
+            <w:pPr>
+              <w:pStyle w:val="Compact"/>
+            </w:pPr>
+            <w:r>
+              <w:t xml:space="preserve">Пусто → COUNT(*); задан → непустые значения</w:t>
+            </w:r>
+          </w:p>
+        </w:tc>
+      </w:tr>
+      <w:tr>
+        <w:tc>
+          <w:tcPr/>
+          <w:p>
+            <w:pPr>
+              <w:pStyle w:val="Compact"/>
+            </w:pPr>
+            <w:r>
+              <w:rPr>
+                <w:rStyle w:val="VerbatimChar"/>
+              </w:rPr>
+              <w:t xml:space="preserve">output</w:t>
+            </w:r>
+          </w:p>
+        </w:tc>
+        <w:tc>
+          <w:tcPr/>
+          <w:p>
+            <w:pPr>
+              <w:pStyle w:val="Compact"/>
+            </w:pPr>
+            <w:r>
+              <w:rPr>
+                <w:rStyle w:val="VerbatimChar"/>
+              </w:rPr>
+              <w:t xml:space="preserve">inplace</w:t>
+            </w:r>
+            <w:r>
+              <w:t xml:space="preserve"> </w:t>
+            </w:r>
+            <w:r>
+              <w:t xml:space="preserve">(по умолч.) или</w:t>
+            </w:r>
+            <w:r>
+              <w:t xml:space="preserve"> </w:t>
+            </w:r>
+            <w:r>
+              <w:rPr>
+                <w:rStyle w:val="VerbatimChar"/>
+              </w:rPr>
+              <w:t xml:space="preserve">new_sheet</w:t>
+            </w:r>
+            <w:r>
+              <w:t xml:space="preserve"> </w:t>
+            </w:r>
+            <w:r>
+              <w:t xml:space="preserve">(+</w:t>
+            </w:r>
+            <w:r>
+              <w:t xml:space="preserve"> </w:t>
+            </w:r>
+            <w:r>
+              <w:rPr>
+                <w:rStyle w:val="VerbatimChar"/>
+              </w:rPr>
+              <w:t xml:space="preserve">dest_sheet</w:t>
+            </w:r>
+            <w:r>
+              <w:t xml:space="preserve">)</w:t>
+            </w:r>
+          </w:p>
+        </w:tc>
+      </w:tr>
+      <w:tr>
+        <w:tc>
+          <w:tcPr/>
+          <w:p>
+            <w:pPr>
+              <w:pStyle w:val="Compact"/>
+            </w:pPr>
+            <w:r>
+              <w:rPr>
+                <w:rStyle w:val="VerbatimChar"/>
+              </w:rPr>
+              <w:t xml:space="preserve">sort_keys</w:t>
+            </w:r>
+          </w:p>
+        </w:tc>
+        <w:tc>
+          <w:tcPr/>
+          <w:p>
+            <w:pPr>
+              <w:pStyle w:val="Compact"/>
+            </w:pPr>
+            <w:r>
+              <w:t xml:space="preserve">Сортировать результат по ключам (по умолч.</w:t>
+            </w:r>
+            <w:r>
+              <w:t xml:space="preserve"> </w:t>
+            </w:r>
+            <w:r>
+              <w:rPr>
+                <w:rStyle w:val="VerbatimChar"/>
+              </w:rPr>
+              <w:t xml:space="preserve">false</w:t>
+            </w:r>
+            <w:r>
+              <w:t xml:space="preserve">)</w:t>
+            </w:r>
+          </w:p>
+        </w:tc>
+      </w:tr>
+      <w:tr>
+        <w:tc>
+          <w:tcPr/>
+          <w:p>
+            <w:pPr>
+              <w:pStyle w:val="Compact"/>
+            </w:pPr>
+            <w:r>
+              <w:rPr>
+                <w:rStyle w:val="VerbatimChar"/>
+              </w:rPr>
+              <w:t xml:space="preserve">key_trim</w:t>
+            </w:r>
+            <w:r>
+              <w:t xml:space="preserve"> </w:t>
+            </w:r>
+            <w:r>
+              <w:t xml:space="preserve">/</w:t>
+            </w:r>
+            <w:r>
+              <w:t xml:space="preserve"> </w:t>
+            </w:r>
+            <w:r>
+              <w:rPr>
+                <w:rStyle w:val="VerbatimChar"/>
+              </w:rPr>
+              <w:t xml:space="preserve">key_case_sensitive</w:t>
+            </w:r>
+            <w:r>
+              <w:t xml:space="preserve"> </w:t>
+            </w:r>
+            <w:r>
+              <w:t xml:space="preserve">/</w:t>
+            </w:r>
+            <w:r>
+              <w:t xml:space="preserve"> </w:t>
+            </w:r>
+            <w:r>
+              <w:rPr>
+                <w:rStyle w:val="VerbatimChar"/>
+              </w:rPr>
+              <w:t xml:space="preserve">skip_empty_keys</w:t>
+            </w:r>
+          </w:p>
+        </w:tc>
+        <w:tc>
+          <w:tcPr/>
+          <w:p>
+            <w:pPr>
+              <w:pStyle w:val="Compact"/>
+            </w:pPr>
+            <w:r>
+              <w:t xml:space="preserve">Нормализация ключа (по умолч. trim+casefold;</w:t>
+            </w:r>
+            <w:r>
+              <w:t xml:space="preserve"> </w:t>
+            </w:r>
+            <w:r>
+              <w:rPr>
+                <w:rStyle w:val="VerbatimChar"/>
+              </w:rPr>
+              <w:t xml:space="preserve">skip_empty_keys</w:t>
+            </w:r>
+            <w:r>
+              <w:t xml:space="preserve"> </w:t>
+            </w:r>
+            <w:r>
+              <w:t xml:space="preserve">— пропуск, если</w:t>
+            </w:r>
+            <w:r>
+              <w:t xml:space="preserve"> </w:t>
+            </w:r>
+            <w:r>
+              <w:rPr>
+                <w:b/>
+                <w:bCs/>
+              </w:rPr>
+              <w:t xml:space="preserve">любая</w:t>
+            </w:r>
+            <w:r>
+              <w:t xml:space="preserve"> </w:t>
+            </w:r>
+            <w:r>
+              <w:t xml:space="preserve">часть ключа пуста)</w:t>
+            </w:r>
+          </w:p>
+        </w:tc>
+      </w:tr>
+    </w:tbl>
+    <w:p>
+      <w:pPr>
+        <w:pStyle w:val="BodyText"/>
+      </w:pPr>
+      <w:r>
+        <w:t xml:space="preserve">Алиасы fn:</w:t>
+      </w:r>
+      <w:r>
+        <w:t xml:space="preserve"> </w:t>
+      </w:r>
+      <w:r>
+        <w:rPr>
+          <w:rStyle w:val="VerbatimChar"/>
+        </w:rPr>
+        <w:t xml:space="preserve">group_by</w:t>
+      </w:r>
+      <w:r>
+        <w:t xml:space="preserve">,</w:t>
+      </w:r>
+      <w:r>
+        <w:t xml:space="preserve"> </w:t>
+      </w:r>
+      <w:r>
+        <w:rPr>
+          <w:rStyle w:val="VerbatimChar"/>
+        </w:rPr>
+        <w:t xml:space="preserve">group by</w:t>
+      </w:r>
+      <w:r>
+        <w:t xml:space="preserve">,</w:t>
+      </w:r>
+      <w:r>
+        <w:t xml:space="preserve"> </w:t>
+      </w:r>
+      <w:r>
+        <w:rPr>
+          <w:rStyle w:val="VerbatimChar"/>
+        </w:rPr>
+        <w:t xml:space="preserve">groupby</w:t>
+      </w:r>
+      <w:r>
+        <w:t xml:space="preserve">. Финал:</w:t>
+      </w:r>
+      <w:r>
+        <w:t xml:space="preserve"> </w:t>
+      </w:r>
+      <w:r>
+        <w:rPr>
+          <w:rStyle w:val="VerbatimChar"/>
+        </w:rPr>
+        <w:t xml:space="preserve">merge_final_group_by_rows</w:t>
+      </w:r>
+      <w:r>
+        <w:t xml:space="preserve">. Ручной сценарий:</w:t>
+      </w:r>
+      <w:r>
+        <w:t xml:space="preserve"> </w:t>
+      </w:r>
+      <w:r>
+        <w:rPr>
+          <w:rStyle w:val="VerbatimChar"/>
+        </w:rPr>
+        <w:t xml:space="preserve">17_group_by_rows.xltx</w:t>
+      </w:r>
+      <w:r>
+        <w:t xml:space="preserve">.</w:t>
+      </w:r>
+    </w:p>
+    <w:p>
+      <w:r>
+        <w:pict>
+          <v:rect style="width:0;height:1.5pt" o:hralign="center" o:hrstd="t" o:hr="t"/>
+        </w:pict>
+      </w:r>
+    </w:p>
+    <w:bookmarkEnd w:id="63"/>
+    <w:bookmarkStart w:id="64" w:name="Xdf26587ab4217cdb9826baf62ad11e65b24318c"/>
     <w:p>
       <w:pPr>
         <w:pStyle w:val="Heading3"/>
@@ -21116,8 +22226,8 @@
         </w:pict>
       </w:r>
     </w:p>
-    <w:bookmarkEnd w:id="63"/>
-    <w:bookmarkStart w:id="64" w:name="Xfd06889229f33a4efa3030c57ade42f7c40323d"/>
+    <w:bookmarkEnd w:id="64"/>
+    <w:bookmarkStart w:id="65" w:name="Xfd06889229f33a4efa3030c57ade42f7c40323d"/>
     <w:p>
       <w:pPr>
         <w:pStyle w:val="Heading3"/>
@@ -23212,8 +24322,8 @@
         </w:pict>
       </w:r>
     </w:p>
-    <w:bookmarkEnd w:id="64"/>
-    <w:bookmarkStart w:id="65" w:name="X04bd1026a559bf3beaf1a101334d6cdef3cfdb1"/>
+    <w:bookmarkEnd w:id="65"/>
+    <w:bookmarkStart w:id="66" w:name="X04bd1026a559bf3beaf1a101334d6cdef3cfdb1"/>
     <w:p>
       <w:pPr>
         <w:pStyle w:val="Heading3"/>
@@ -23411,8 +24521,8 @@
         </w:pict>
       </w:r>
     </w:p>
-    <w:bookmarkEnd w:id="65"/>
-    <w:bookmarkStart w:id="66" w:name="Xc0890fc0fa136dde9d32fd4517332e085d388a1"/>
+    <w:bookmarkEnd w:id="66"/>
+    <w:bookmarkStart w:id="67" w:name="Xc0890fc0fa136dde9d32fd4517332e085d388a1"/>
     <w:p>
       <w:pPr>
         <w:pStyle w:val="Heading3"/>
@@ -23591,7 +24701,7 @@
         <w:rPr>
           <w:rStyle w:val="VerbatimChar"/>
         </w:rPr>
-        <w:t xml:space="preserve">копировать_значения</w:t>
+        <w:t xml:space="preserve">копировать_как_значения</w:t>
       </w:r>
       <w:r>
         <w:t xml:space="preserve"> </w:t>
@@ -24761,8 +25871,8 @@
         </w:pict>
       </w:r>
     </w:p>
-    <w:bookmarkEnd w:id="66"/>
-    <w:bookmarkStart w:id="67" w:name="X6310348ccde7ab017b0a83d030c0346cb8d81d8"/>
+    <w:bookmarkEnd w:id="67"/>
+    <w:bookmarkStart w:id="68" w:name="X6310348ccde7ab017b0a83d030c0346cb8d81d8"/>
     <w:p>
       <w:pPr>
         <w:pStyle w:val="Heading3"/>
@@ -26035,8 +27145,8 @@
         </w:pict>
       </w:r>
     </w:p>
-    <w:bookmarkEnd w:id="67"/>
-    <w:bookmarkStart w:id="68" w:name="Xca2733618ae9066fd7bd9ca0dff1c16fb4ba355"/>
+    <w:bookmarkEnd w:id="68"/>
+    <w:bookmarkStart w:id="69" w:name="Xca2733618ae9066fd7bd9ca0dff1c16fb4ba355"/>
     <w:p>
       <w:pPr>
         <w:pStyle w:val="Heading3"/>
@@ -26179,8 +27289,8 @@
         </w:pict>
       </w:r>
     </w:p>
-    <w:bookmarkEnd w:id="68"/>
-    <w:bookmarkStart w:id="69" w:name="Xd663c520d94a0f49bd0fa3c0cf47731e1041203"/>
+    <w:bookmarkEnd w:id="69"/>
+    <w:bookmarkStart w:id="70" w:name="X445f695614d9e1eb95c429991a58fcf07e110ea"/>
     <w:p>
       <w:pPr>
         <w:pStyle w:val="Heading3"/>
@@ -26189,13 +27299,13 @@
         <w:rPr>
           <w:rStyle w:val="VerbatimChar"/>
         </w:rPr>
-        <w:t xml:space="preserve">отправить_по_почте</w:t>
-      </w:r>
-      <w:r>
-        <w:t xml:space="preserve"> </w:t>
-      </w:r>
-      <w:r>
-        <w:t xml:space="preserve">— merge_final_send_mail (только финал)</w:t>
+        <w:t xml:space="preserve">подготовка_писем</w:t>
+      </w:r>
+      <w:r>
+        <w:t xml:space="preserve"> </w:t>
+      </w:r>
+      <w:r>
+        <w:t xml:space="preserve">— merge_final_atext_letters (только финал)</w:t>
       </w:r>
     </w:p>
     <w:p>
@@ -26213,7 +27323,22 @@
         <w:t xml:space="preserve"> </w:t>
       </w:r>
       <w:r>
-        <w:t xml:space="preserve">после сбора подготовить вложение (ODS/XLSX) во временный каталог и открыть окно «Новое сообщение» в почтовом клиенте ОС. Письмо</w:t>
+        <w:t xml:space="preserve">сформировать набор файлов писем/уведомлений по шаблону AText из листа-источника (плейсхолдеры</w:t>
+      </w:r>
+      <w:r>
+        <w:t xml:space="preserve"> </w:t>
+      </w:r>
+      <w:r>
+        <w:rPr>
+          <w:rStyle w:val="VerbatimChar"/>
+        </w:rPr>
+        <w:t xml:space="preserve">&lt;&lt;Столбец&gt;&gt;</w:t>
+      </w:r>
+      <w:r>
+        <w:t xml:space="preserve"> </w:t>
+      </w:r>
+      <w:r>
+        <w:t xml:space="preserve">и др.). Письма</w:t>
       </w:r>
       <w:r>
         <w:t xml:space="preserve"> </w:t>
@@ -26223,13 +27348,25 @@
           <w:b/>
           <w:bCs/>
         </w:rPr>
-        <w:t xml:space="preserve">не отправляется</w:t>
-      </w:r>
-      <w:r>
-        <w:t xml:space="preserve"> </w:t>
-      </w:r>
-      <w:r>
-        <w:t xml:space="preserve">автоматически.</w:t>
+        <w:t xml:space="preserve">не отправляются</w:t>
+      </w:r>
+      <w:r>
+        <w:t xml:space="preserve"> </w:t>
+      </w:r>
+      <w:r>
+        <w:t xml:space="preserve">сами — результат пишется в</w:t>
+      </w:r>
+      <w:r>
+        <w:t xml:space="preserve"> </w:t>
+      </w:r>
+      <w:r>
+        <w:rPr>
+          <w:rStyle w:val="VerbatimChar"/>
+        </w:rPr>
+        <w:t xml:space="preserve">out_dir</w:t>
+      </w:r>
+      <w:r>
+        <w:t xml:space="preserve">.</w:t>
       </w:r>
     </w:p>
     <w:p>
@@ -26250,7 +27387,7 @@
         <w:rPr>
           <w:rStyle w:val="VerbatimChar"/>
         </w:rPr>
-        <w:t xml:space="preserve">отправить_по_почте</w:t>
+        <w:t xml:space="preserve">подготовка_писем</w:t>
       </w:r>
       <w:r>
         <w:t xml:space="preserve"> </w:t>
@@ -26265,7 +27402,7 @@
         <w:rPr>
           <w:rStyle w:val="VerbatimChar"/>
         </w:rPr>
-        <w:t xml:space="preserve">email</w:t>
+        <w:t xml:space="preserve">письма_по_шаблону</w:t>
       </w:r>
       <w:r>
         <w:t xml:space="preserve">,</w:t>
@@ -26277,7 +27414,7 @@
         <w:rPr>
           <w:rStyle w:val="VerbatimChar"/>
         </w:rPr>
-        <w:t xml:space="preserve">mailto</w:t>
+        <w:t xml:space="preserve">atext_letters</w:t>
       </w:r>
       <w:r>
         <w:t xml:space="preserve">,</w:t>
@@ -26289,19 +27426,7 @@
         <w:rPr>
           <w:rStyle w:val="VerbatimChar"/>
         </w:rPr>
-        <w:t xml:space="preserve">send_mail</w:t>
-      </w:r>
-      <w:r>
-        <w:t xml:space="preserve">,</w:t>
-      </w:r>
-      <w:r>
-        <w:t xml:space="preserve"> </w:t>
-      </w:r>
-      <w:r>
-        <w:rPr>
-          <w:rStyle w:val="VerbatimChar"/>
-        </w:rPr>
-        <w:t xml:space="preserve">почта</w:t>
+        <w:t xml:space="preserve">mail_merge_files</w:t>
       </w:r>
       <w:r>
         <w:t xml:space="preserve">).</w:t>
@@ -26312,449 +27437,21 @@
         <w:pStyle w:val="BodyText"/>
       </w:pPr>
       <w:r>
-        <w:rPr>
-          <w:b/>
-          <w:bCs/>
-        </w:rPr>
-        <w:t xml:space="preserve">JSON в C</w:t>
-      </w:r>
-      <w:r>
-        <w:t xml:space="preserve"> </w:t>
-      </w:r>
-      <w:r>
-        <w:t xml:space="preserve">(кнопка «Параметры…»):</w:t>
-      </w:r>
-      <w:r>
-        <w:t xml:space="preserve"> </w:t>
-      </w:r>
-      <w:r>
-        <w:rPr>
-          <w:rStyle w:val="VerbatimChar"/>
-        </w:rPr>
-        <w:t xml:space="preserve">attach</w:t>
-      </w:r>
-      <w:r>
-        <w:t xml:space="preserve"> </w:t>
-      </w:r>
-      <w:r>
-        <w:t xml:space="preserve">(</w:t>
-      </w:r>
-      <w:r>
-        <w:rPr>
-          <w:rStyle w:val="VerbatimChar"/>
-        </w:rPr>
-        <w:t xml:space="preserve">whole_book</w:t>
-      </w:r>
-      <w:r>
-        <w:t xml:space="preserve"> </w:t>
-      </w:r>
-      <w:r>
-        <w:t xml:space="preserve">|</w:t>
-      </w:r>
-      <w:r>
-        <w:t xml:space="preserve"> </w:t>
-      </w:r>
-      <w:r>
-        <w:rPr>
-          <w:rStyle w:val="VerbatimChar"/>
-        </w:rPr>
-        <w:t xml:space="preserve">sheets</w:t>
-      </w:r>
-      <w:r>
-        <w:t xml:space="preserve"> </w:t>
-      </w:r>
-      <w:r>
-        <w:t xml:space="preserve">|</w:t>
-      </w:r>
-      <w:r>
-        <w:t xml:space="preserve"> </w:t>
-      </w:r>
-      <w:r>
-        <w:rPr>
-          <w:rStyle w:val="VerbatimChar"/>
-        </w:rPr>
-        <w:t xml:space="preserve">none</w:t>
-      </w:r>
-      <w:r>
-        <w:t xml:space="preserve">),</w:t>
-      </w:r>
-      <w:r>
-        <w:t xml:space="preserve"> </w:t>
-      </w:r>
-      <w:r>
-        <w:rPr>
-          <w:rStyle w:val="VerbatimChar"/>
-        </w:rPr>
-        <w:t xml:space="preserve">format</w:t>
-      </w:r>
-      <w:r>
-        <w:t xml:space="preserve"> </w:t>
-      </w:r>
-      <w:r>
-        <w:t xml:space="preserve">(</w:t>
-      </w:r>
-      <w:r>
-        <w:rPr>
-          <w:rStyle w:val="VerbatimChar"/>
-        </w:rPr>
-        <w:t xml:space="preserve">ods</w:t>
-      </w:r>
-      <w:r>
-        <w:t xml:space="preserve"> </w:t>
-      </w:r>
-      <w:r>
-        <w:t xml:space="preserve">|</w:t>
-      </w:r>
-      <w:r>
-        <w:t xml:space="preserve"> </w:t>
-      </w:r>
-      <w:r>
-        <w:rPr>
-          <w:rStyle w:val="VerbatimChar"/>
-        </w:rPr>
-        <w:t xml:space="preserve">xlsx</w:t>
-      </w:r>
-      <w:r>
-        <w:t xml:space="preserve">),</w:t>
-      </w:r>
-      <w:r>
-        <w:t xml:space="preserve"> </w:t>
-      </w:r>
-      <w:r>
-        <w:rPr>
-          <w:rStyle w:val="VerbatimChar"/>
-        </w:rPr>
-        <w:t xml:space="preserve">to</w:t>
-      </w:r>
-      <w:r>
-        <w:t xml:space="preserve"> </w:t>
-      </w:r>
-      <w:r>
-        <w:t xml:space="preserve">/</w:t>
-      </w:r>
-      <w:r>
-        <w:t xml:space="preserve"> </w:t>
-      </w:r>
-      <w:r>
-        <w:rPr>
-          <w:rStyle w:val="VerbatimChar"/>
-        </w:rPr>
-        <w:t xml:space="preserve">cc</w:t>
-      </w:r>
-      <w:r>
-        <w:t xml:space="preserve"> </w:t>
-      </w:r>
-      <w:r>
-        <w:t xml:space="preserve">/</w:t>
-      </w:r>
-      <w:r>
-        <w:t xml:space="preserve"> </w:t>
-      </w:r>
-      <w:r>
-        <w:rPr>
-          <w:rStyle w:val="VerbatimChar"/>
-        </w:rPr>
-        <w:t xml:space="preserve">bcc</w:t>
-      </w:r>
-      <w:r>
-        <w:t xml:space="preserve">, опционально</w:t>
-      </w:r>
-      <w:r>
-        <w:t xml:space="preserve"> </w:t>
-      </w:r>
-      <w:r>
-        <w:rPr>
-          <w:rStyle w:val="VerbatimChar"/>
-        </w:rPr>
-        <w:t xml:space="preserve">to_source_sheet</w:t>
-      </w:r>
-      <w:r>
-        <w:t xml:space="preserve"> </w:t>
-      </w:r>
-      <w:r>
-        <w:t xml:space="preserve">+</w:t>
-      </w:r>
-      <w:r>
-        <w:t xml:space="preserve"> </w:t>
-      </w:r>
-      <w:r>
-        <w:rPr>
-          <w:rStyle w:val="VerbatimChar"/>
-        </w:rPr>
-        <w:t xml:space="preserve">to_source_range</w:t>
-      </w:r>
-      <w:r>
-        <w:t xml:space="preserve"> </w:t>
-      </w:r>
-      <w:r>
-        <w:t xml:space="preserve">для дочитывания получателей из диапазона,</w:t>
-      </w:r>
-      <w:r>
-        <w:t xml:space="preserve"> </w:t>
-      </w:r>
-      <w:r>
-        <w:rPr>
-          <w:rStyle w:val="VerbatimChar"/>
-        </w:rPr>
-        <w:t xml:space="preserve">subject</w:t>
-      </w:r>
-      <w:r>
-        <w:t xml:space="preserve">,</w:t>
-      </w:r>
-      <w:r>
-        <w:t xml:space="preserve"> </w:t>
-      </w:r>
-      <w:r>
-        <w:rPr>
-          <w:rStyle w:val="VerbatimChar"/>
-        </w:rPr>
-        <w:t xml:space="preserve">body</w:t>
-      </w:r>
-      <w:r>
-        <w:t xml:space="preserve">,</w:t>
-      </w:r>
-      <w:r>
-        <w:t xml:space="preserve"> </w:t>
-      </w:r>
-      <w:r>
-        <w:rPr>
-          <w:rStyle w:val="VerbatimChar"/>
-        </w:rPr>
-        <w:t xml:space="preserve">filename</w:t>
-      </w:r>
-      <w:r>
-        <w:t xml:space="preserve"> </w:t>
-      </w:r>
-      <w:r>
-        <w:t xml:space="preserve">(</w:t>
-      </w:r>
-      <w:r>
-        <w:rPr>
-          <w:rStyle w:val="VerbatimChar"/>
-        </w:rPr>
-        <w:t xml:space="preserve">{date}</w:t>
-      </w:r>
-      <w:r>
-        <w:t xml:space="preserve">,</w:t>
-      </w:r>
-      <w:r>
-        <w:t xml:space="preserve"> </w:t>
-      </w:r>
-      <w:r>
-        <w:rPr>
-          <w:rStyle w:val="VerbatimChar"/>
-        </w:rPr>
-        <w:t xml:space="preserve">{time}</w:t>
-      </w:r>
-      <w:r>
-        <w:t xml:space="preserve">,</w:t>
-      </w:r>
-      <w:r>
-        <w:t xml:space="preserve"> </w:t>
-      </w:r>
-      <w:r>
-        <w:rPr>
-          <w:rStyle w:val="VerbatimChar"/>
-        </w:rPr>
-        <w:t xml:space="preserve">{book}</w:t>
-      </w:r>
-      <w:r>
-        <w:t xml:space="preserve">),</w:t>
-      </w:r>
-      <w:r>
-        <w:t xml:space="preserve"> </w:t>
-      </w:r>
-      <w:r>
-        <w:rPr>
-          <w:rStyle w:val="VerbatimChar"/>
-        </w:rPr>
-        <w:t xml:space="preserve">client</w:t>
-      </w:r>
-      <w:r>
-        <w:t xml:space="preserve">,</w:t>
-      </w:r>
-      <w:r>
-        <w:t xml:space="preserve"> </w:t>
-      </w:r>
-      <w:r>
-        <w:rPr>
-          <w:rStyle w:val="VerbatimChar"/>
-        </w:rPr>
-        <w:t xml:space="preserve">os</w:t>
-      </w:r>
+        <w:t xml:space="preserve">Схема JSON —</w:t>
+      </w:r>
+      <w:r>
+        <w:t xml:space="preserve"> </w:t>
+      </w:r>
+      <w:hyperlink r:id="rId10">
+        <w:r>
+          <w:rPr>
+            <w:rStyle w:val="Hyperlink"/>
+          </w:rPr>
+          <w:t xml:space="preserve">13_JSON_PARAMS.md</w:t>
+        </w:r>
+      </w:hyperlink>
       <w:r>
         <w:t xml:space="preserve">.</w:t>
-      </w:r>
-    </w:p>
-    <w:p>
-      <w:pPr>
-        <w:pStyle w:val="BodyText"/>
-      </w:pPr>
-      <w:r>
-        <w:t xml:space="preserve">Пример:</w:t>
-      </w:r>
-    </w:p>
-    <w:p>
-      <w:pPr>
-        <w:pStyle w:val="SourceCode"/>
-      </w:pPr>
-      <w:r>
-        <w:rPr>
-          <w:rStyle w:val="OtherTok"/>
-        </w:rPr>
-        <w:t xml:space="preserve">[</w:t>
-      </w:r>
-      <w:r>
-        <w:rPr>
-          <w:rStyle w:val="FunctionTok"/>
-        </w:rPr>
-        <w:t xml:space="preserve">{</w:t>
-      </w:r>
-      <w:r>
-        <w:rPr>
-          <w:rStyle w:val="DataTypeTok"/>
-        </w:rPr>
-        <w:t xml:space="preserve">"v"</w:t>
-      </w:r>
-      <w:r>
-        <w:rPr>
-          <w:rStyle w:val="FunctionTok"/>
-        </w:rPr>
-        <w:t xml:space="preserve">:</w:t>
-      </w:r>
-      <w:r>
-        <w:rPr>
-          <w:rStyle w:val="DecValTok"/>
-        </w:rPr>
-        <w:t xml:space="preserve">1</w:t>
-      </w:r>
-      <w:r>
-        <w:rPr>
-          <w:rStyle w:val="FunctionTok"/>
-        </w:rPr>
-        <w:t xml:space="preserve">,</w:t>
-      </w:r>
-      <w:r>
-        <w:rPr>
-          <w:rStyle w:val="DataTypeTok"/>
-        </w:rPr>
-        <w:t xml:space="preserve">"fn"</w:t>
-      </w:r>
-      <w:r>
-        <w:rPr>
-          <w:rStyle w:val="FunctionTok"/>
-        </w:rPr>
-        <w:t xml:space="preserve">:</w:t>
-      </w:r>
-      <w:r>
-        <w:rPr>
-          <w:rStyle w:val="StringTok"/>
-        </w:rPr>
-        <w:t xml:space="preserve">"отправить_по_почте"</w:t>
-      </w:r>
-      <w:r>
-        <w:rPr>
-          <w:rStyle w:val="FunctionTok"/>
-        </w:rPr>
-        <w:t xml:space="preserve">,</w:t>
-      </w:r>
-      <w:r>
-        <w:rPr>
-          <w:rStyle w:val="DataTypeTok"/>
-        </w:rPr>
-        <w:t xml:space="preserve">"attach"</w:t>
-      </w:r>
-      <w:r>
-        <w:rPr>
-          <w:rStyle w:val="FunctionTok"/>
-        </w:rPr>
-        <w:t xml:space="preserve">:</w:t>
-      </w:r>
-      <w:r>
-        <w:rPr>
-          <w:rStyle w:val="StringTok"/>
-        </w:rPr>
-        <w:t xml:space="preserve">"whole_book"</w:t>
-      </w:r>
-      <w:r>
-        <w:rPr>
-          <w:rStyle w:val="FunctionTok"/>
-        </w:rPr>
-        <w:t xml:space="preserve">,</w:t>
-      </w:r>
-      <w:r>
-        <w:rPr>
-          <w:rStyle w:val="DataTypeTok"/>
-        </w:rPr>
-        <w:t xml:space="preserve">"to"</w:t>
-      </w:r>
-      <w:r>
-        <w:rPr>
-          <w:rStyle w:val="FunctionTok"/>
-        </w:rPr>
-        <w:t xml:space="preserve">:</w:t>
-      </w:r>
-      <w:r>
-        <w:rPr>
-          <w:rStyle w:val="OtherTok"/>
-        </w:rPr>
-        <w:t xml:space="preserve">[</w:t>
-      </w:r>
-      <w:r>
-        <w:rPr>
-          <w:rStyle w:val="StringTok"/>
-        </w:rPr>
-        <w:t xml:space="preserve">"boss@corp.local"</w:t>
-      </w:r>
-      <w:r>
-        <w:rPr>
-          <w:rStyle w:val="OtherTok"/>
-        </w:rPr>
-        <w:t xml:space="preserve">]</w:t>
-      </w:r>
-      <w:r>
-        <w:rPr>
-          <w:rStyle w:val="FunctionTok"/>
-        </w:rPr>
-        <w:t xml:space="preserve">,</w:t>
-      </w:r>
-      <w:r>
-        <w:rPr>
-          <w:rStyle w:val="DataTypeTok"/>
-        </w:rPr>
-        <w:t xml:space="preserve">"subject"</w:t>
-      </w:r>
-      <w:r>
-        <w:rPr>
-          <w:rStyle w:val="FunctionTok"/>
-        </w:rPr>
-        <w:t xml:space="preserve">:</w:t>
-      </w:r>
-      <w:r>
-        <w:rPr>
-          <w:rStyle w:val="StringTok"/>
-        </w:rPr>
-        <w:t xml:space="preserve">"Отчет"</w:t>
-      </w:r>
-      <w:r>
-        <w:rPr>
-          <w:rStyle w:val="FunctionTok"/>
-        </w:rPr>
-        <w:t xml:space="preserve">}</w:t>
-      </w:r>
-      <w:r>
-        <w:rPr>
-          <w:rStyle w:val="OtherTok"/>
-        </w:rPr>
-        <w:t xml:space="preserve">]</w:t>
-      </w:r>
-    </w:p>
-    <w:p>
-      <w:pPr>
-        <w:pStyle w:val="FirstParagraph"/>
-      </w:pPr>
-      <w:r>
-        <w:t xml:space="preserve">Ячейки книги результата не меняются.</w:t>
       </w:r>
     </w:p>
     <w:p>
@@ -26764,29 +27461,23 @@
         </w:pict>
       </w:r>
     </w:p>
-    <w:bookmarkEnd w:id="69"/>
-    <w:bookmarkStart w:id="70" w:name="X3e85b534816b4c46de8c1e7cc2bc46f593ac254"/>
+    <w:bookmarkEnd w:id="70"/>
+    <w:bookmarkStart w:id="71" w:name="Xc1bd11e3870b30ab5c6f0017e0d4d257edadf9c"/>
     <w:p>
       <w:pPr>
         <w:pStyle w:val="Heading3"/>
       </w:pPr>
       <w:r>
-        <w:t xml:space="preserve">23.</w:t>
-      </w:r>
-      <w:r>
-        <w:t xml:space="preserve"> </w:t>
-      </w:r>
-      <w:r>
-        <w:rPr>
-          <w:rStyle w:val="VerbatimChar"/>
-        </w:rPr>
-        <w:t xml:space="preserve">закрепить_заголовок</w:t>
-      </w:r>
-      <w:r>
-        <w:t xml:space="preserve"> </w:t>
-      </w:r>
-      <w:r>
-        <w:t xml:space="preserve">— merge_pp_range_freeze_header</w:t>
+        <w:rPr>
+          <w:rStyle w:val="VerbatimChar"/>
+        </w:rPr>
+        <w:t xml:space="preserve">создать_лист</w:t>
+      </w:r>
+      <w:r>
+        <w:t xml:space="preserve"> </w:t>
+      </w:r>
+      <w:r>
+        <w:t xml:space="preserve">— merge_pp_range_create_sheet / merge_final_create_sheet</w:t>
       </w:r>
     </w:p>
     <w:p>
@@ -26804,7 +27495,25 @@
         <w:t xml:space="preserve"> </w:t>
       </w:r>
       <w:r>
-        <w:t xml:space="preserve">Закрепить строки выше первой строки данных (freeze panes).</w:t>
+        <w:t xml:space="preserve">создать вкладку (</w:t>
+      </w:r>
+      <w:r>
+        <w:rPr>
+          <w:rStyle w:val="VerbatimChar"/>
+        </w:rPr>
+        <w:t xml:space="preserve">name_mode=manual|expr</w:t>
+      </w:r>
+      <w:r>
+        <w:t xml:space="preserve">) и при необходимости заполнить из другого листа или строк/</w:t>
+      </w:r>
+      <w:r>
+        <w:rPr>
+          <w:rStyle w:val="VerbatimChar"/>
+        </w:rPr>
+        <w:t xml:space="preserve">&lt;&lt;Переменные&gt;&gt;</w:t>
+      </w:r>
+      <w:r>
+        <w:t xml:space="preserve">.</w:t>
       </w:r>
     </w:p>
     <w:p>
@@ -26812,90 +27521,264 @@
         <w:pStyle w:val="BodyText"/>
       </w:pPr>
       <w:r>
-        <w:rPr>
-          <w:b/>
-          <w:bCs/>
-        </w:rPr>
-        <w:t xml:space="preserve">Rest из C:</w:t>
-      </w:r>
-      <w:r>
-        <w:t xml:space="preserve"> </w:t>
-      </w:r>
-      <w:r>
-        <w:t xml:space="preserve">не используется.</w:t>
-      </w:r>
-    </w:p>
-    <w:p>
-      <w:pPr>
-        <w:pStyle w:val="BodyText"/>
-      </w:pPr>
-      <w:r>
-        <w:rPr>
-          <w:b/>
-          <w:bCs/>
-        </w:rPr>
-        <w:t xml:space="preserve">Что меняет:</w:t>
-      </w:r>
-      <w:r>
-        <w:t xml:space="preserve"> </w:t>
-      </w:r>
-      <w:r>
-        <w:rPr>
-          <w:rStyle w:val="VerbatimChar"/>
-        </w:rPr>
-        <w:t xml:space="preserve">freezeAtPosition(0, n)</w:t>
-      </w:r>
-      <w:r>
-        <w:t xml:space="preserve"> </w:t>
-      </w:r>
-      <w:r>
-        <w:t xml:space="preserve">— закреплены строки 0…n−1 (n = номер первой строки данных в 1-based нотации).</w:t>
-      </w:r>
-    </w:p>
-    <w:p>
-      <w:pPr>
-        <w:pStyle w:val="BodyText"/>
-      </w:pPr>
-      <w:r>
-        <w:rPr>
-          <w:b/>
-          <w:bCs/>
-        </w:rPr>
-        <w:t xml:space="preserve">Примечание:</w:t>
-      </w:r>
-      <w:r>
-        <w:t xml:space="preserve"> </w:t>
-      </w:r>
-      <w:r>
-        <w:t xml:space="preserve">после стандартного</w:t>
-      </w:r>
-      <w:r>
-        <w:t xml:space="preserve"> </w:t>
-      </w:r>
-      <w:r>
-        <w:rPr>
-          <w:rStyle w:val="VerbatimChar"/>
-        </w:rPr>
-        <w:t xml:space="preserve">apply_result_sheet_formatting</w:t>
-      </w:r>
-      <w:r>
-        <w:t xml:space="preserve"> </w:t>
-      </w:r>
-      <w:r>
-        <w:t xml:space="preserve">заголовок на листах результата закрепляется</w:t>
-      </w:r>
-      <w:r>
-        <w:t xml:space="preserve"> </w:t>
-      </w:r>
-      <w:r>
-        <w:rPr>
-          <w:b/>
-          <w:bCs/>
-        </w:rPr>
-        <w:t xml:space="preserve">автоматически</w:t>
-      </w:r>
-      <w:r>
-        <w:t xml:space="preserve">; этот шаг нужен только для особых диапазонов или повторного закрепления после нестандартных правок.</w:t>
+        <w:t xml:space="preserve">Пример:</w:t>
+      </w:r>
+    </w:p>
+    <w:p>
+      <w:pPr>
+        <w:pStyle w:val="SourceCode"/>
+      </w:pPr>
+      <w:r>
+        <w:rPr>
+          <w:rStyle w:val="OtherTok"/>
+        </w:rPr>
+        <w:t xml:space="preserve">[</w:t>
+      </w:r>
+      <w:r>
+        <w:rPr>
+          <w:rStyle w:val="FunctionTok"/>
+        </w:rPr>
+        <w:t xml:space="preserve">{</w:t>
+      </w:r>
+      <w:r>
+        <w:rPr>
+          <w:rStyle w:val="DataTypeTok"/>
+        </w:rPr>
+        <w:t xml:space="preserve">"v"</w:t>
+      </w:r>
+      <w:r>
+        <w:rPr>
+          <w:rStyle w:val="FunctionTok"/>
+        </w:rPr>
+        <w:t xml:space="preserve">:</w:t>
+      </w:r>
+      <w:r>
+        <w:rPr>
+          <w:rStyle w:val="DecValTok"/>
+        </w:rPr>
+        <w:t xml:space="preserve">1</w:t>
+      </w:r>
+      <w:r>
+        <w:rPr>
+          <w:rStyle w:val="FunctionTok"/>
+        </w:rPr>
+        <w:t xml:space="preserve">,</w:t>
+      </w:r>
+      <w:r>
+        <w:rPr>
+          <w:rStyle w:val="DataTypeTok"/>
+        </w:rPr>
+        <w:t xml:space="preserve">"fn"</w:t>
+      </w:r>
+      <w:r>
+        <w:rPr>
+          <w:rStyle w:val="FunctionTok"/>
+        </w:rPr>
+        <w:t xml:space="preserve">:</w:t>
+      </w:r>
+      <w:r>
+        <w:rPr>
+          <w:rStyle w:val="StringTok"/>
+        </w:rPr>
+        <w:t xml:space="preserve">"создать_лист"</w:t>
+      </w:r>
+      <w:r>
+        <w:rPr>
+          <w:rStyle w:val="FunctionTok"/>
+        </w:rPr>
+        <w:t xml:space="preserve">,</w:t>
+      </w:r>
+      <w:r>
+        <w:rPr>
+          <w:rStyle w:val="DataTypeTok"/>
+        </w:rPr>
+        <w:t xml:space="preserve">"name_mode"</w:t>
+      </w:r>
+      <w:r>
+        <w:rPr>
+          <w:rStyle w:val="FunctionTok"/>
+        </w:rPr>
+        <w:t xml:space="preserve">:</w:t>
+      </w:r>
+      <w:r>
+        <w:rPr>
+          <w:rStyle w:val="StringTok"/>
+        </w:rPr>
+        <w:t xml:space="preserve">"manual"</w:t>
+      </w:r>
+      <w:r>
+        <w:rPr>
+          <w:rStyle w:val="FunctionTok"/>
+        </w:rPr>
+        <w:t xml:space="preserve">,</w:t>
+      </w:r>
+      <w:r>
+        <w:rPr>
+          <w:rStyle w:val="DataTypeTok"/>
+        </w:rPr>
+        <w:t xml:space="preserve">"sheet_name"</w:t>
+      </w:r>
+      <w:r>
+        <w:rPr>
+          <w:rStyle w:val="FunctionTok"/>
+        </w:rPr>
+        <w:t xml:space="preserve">:</w:t>
+      </w:r>
+      <w:r>
+        <w:rPr>
+          <w:rStyle w:val="StringTok"/>
+        </w:rPr>
+        <w:t xml:space="preserve">"Отчет"</w:t>
+      </w:r>
+      <w:r>
+        <w:rPr>
+          <w:rStyle w:val="FunctionTok"/>
+        </w:rPr>
+        <w:t xml:space="preserve">,</w:t>
+      </w:r>
+      <w:r>
+        <w:br/>
+      </w:r>
+      <w:r>
+        <w:rPr>
+          <w:rStyle w:val="NormalTok"/>
+        </w:rPr>
+        <w:t xml:space="preserve">  </w:t>
+      </w:r>
+      <w:r>
+        <w:rPr>
+          <w:rStyle w:val="DataTypeTok"/>
+        </w:rPr>
+        <w:t xml:space="preserve">"columns"</w:t>
+      </w:r>
+      <w:r>
+        <w:rPr>
+          <w:rStyle w:val="FunctionTok"/>
+        </w:rPr>
+        <w:t xml:space="preserve">:</w:t>
+      </w:r>
+      <w:r>
+        <w:rPr>
+          <w:rStyle w:val="OtherTok"/>
+        </w:rPr>
+        <w:t xml:space="preserve">[</w:t>
+      </w:r>
+      <w:r>
+        <w:rPr>
+          <w:rStyle w:val="StringTok"/>
+        </w:rPr>
+        <w:t xml:space="preserve">"Код"</w:t>
+      </w:r>
+      <w:r>
+        <w:rPr>
+          <w:rStyle w:val="OtherTok"/>
+        </w:rPr>
+        <w:t xml:space="preserve">,</w:t>
+      </w:r>
+      <w:r>
+        <w:rPr>
+          <w:rStyle w:val="StringTok"/>
+        </w:rPr>
+        <w:t xml:space="preserve">"Сумма"</w:t>
+      </w:r>
+      <w:r>
+        <w:rPr>
+          <w:rStyle w:val="OtherTok"/>
+        </w:rPr>
+        <w:t xml:space="preserve">]</w:t>
+      </w:r>
+      <w:r>
+        <w:rPr>
+          <w:rStyle w:val="FunctionTok"/>
+        </w:rPr>
+        <w:t xml:space="preserve">,</w:t>
+      </w:r>
+      <w:r>
+        <w:rPr>
+          <w:rStyle w:val="DataTypeTok"/>
+        </w:rPr>
+        <w:t xml:space="preserve">"header_row"</w:t>
+      </w:r>
+      <w:r>
+        <w:rPr>
+          <w:rStyle w:val="FunctionTok"/>
+        </w:rPr>
+        <w:t xml:space="preserve">:</w:t>
+      </w:r>
+      <w:r>
+        <w:rPr>
+          <w:rStyle w:val="DecValTok"/>
+        </w:rPr>
+        <w:t xml:space="preserve">1</w:t>
+      </w:r>
+      <w:r>
+        <w:rPr>
+          <w:rStyle w:val="FunctionTok"/>
+        </w:rPr>
+        <w:t xml:space="preserve">,</w:t>
+      </w:r>
+      <w:r>
+        <w:rPr>
+          <w:rStyle w:val="DataTypeTok"/>
+        </w:rPr>
+        <w:t xml:space="preserve">"data_mode"</w:t>
+      </w:r>
+      <w:r>
+        <w:rPr>
+          <w:rStyle w:val="FunctionTok"/>
+        </w:rPr>
+        <w:t xml:space="preserve">:</w:t>
+      </w:r>
+      <w:r>
+        <w:rPr>
+          <w:rStyle w:val="StringTok"/>
+        </w:rPr>
+        <w:t xml:space="preserve">"rows"</w:t>
+      </w:r>
+      <w:r>
+        <w:rPr>
+          <w:rStyle w:val="FunctionTok"/>
+        </w:rPr>
+        <w:t xml:space="preserve">,</w:t>
+      </w:r>
+      <w:r>
+        <w:br/>
+      </w:r>
+      <w:r>
+        <w:rPr>
+          <w:rStyle w:val="NormalTok"/>
+        </w:rPr>
+        <w:t xml:space="preserve">  </w:t>
+      </w:r>
+      <w:r>
+        <w:rPr>
+          <w:rStyle w:val="DataTypeTok"/>
+        </w:rPr>
+        <w:t xml:space="preserve">"rows"</w:t>
+      </w:r>
+      <w:r>
+        <w:rPr>
+          <w:rStyle w:val="FunctionTok"/>
+        </w:rPr>
+        <w:t xml:space="preserve">:</w:t>
+      </w:r>
+      <w:r>
+        <w:rPr>
+          <w:rStyle w:val="StringTok"/>
+        </w:rPr>
+        <w:t xml:space="preserve">"&lt;&lt;Переменные.коды&gt;&gt;, 0"</w:t>
+      </w:r>
+      <w:r>
+        <w:rPr>
+          <w:rStyle w:val="FunctionTok"/>
+        </w:rPr>
+        <w:t xml:space="preserve">}</w:t>
+      </w:r>
+      <w:r>
+        <w:rPr>
+          <w:rStyle w:val="OtherTok"/>
+        </w:rPr>
+        <w:t xml:space="preserve">]</w:t>
       </w:r>
     </w:p>
     <w:p>
@@ -26905,29 +27788,23 @@
         </w:pict>
       </w:r>
     </w:p>
-    <w:bookmarkEnd w:id="70"/>
-    <w:bookmarkStart w:id="71" w:name="Xe9e7a7b9963437c058134c1fb0b085063024b60"/>
+    <w:bookmarkEnd w:id="71"/>
+    <w:bookmarkStart w:id="72" w:name="Xaff245c3e4f697a0b69d5e0442654ffa424fad4"/>
     <w:p>
       <w:pPr>
         <w:pStyle w:val="Heading3"/>
       </w:pPr>
       <w:r>
-        <w:t xml:space="preserve">24.</w:t>
-      </w:r>
-      <w:r>
-        <w:t xml:space="preserve"> </w:t>
-      </w:r>
-      <w:r>
-        <w:rPr>
-          <w:rStyle w:val="VerbatimChar"/>
-        </w:rPr>
-        <w:t xml:space="preserve">ширина_столбцов</w:t>
-      </w:r>
-      <w:r>
-        <w:t xml:space="preserve"> </w:t>
-      </w:r>
-      <w:r>
-        <w:t xml:space="preserve">— merge_pp_range_set_column_widths</w:t>
+        <w:rPr>
+          <w:rStyle w:val="VerbatimChar"/>
+        </w:rPr>
+        <w:t xml:space="preserve">развернуть_столбцы</w:t>
+      </w:r>
+      <w:r>
+        <w:t xml:space="preserve"> </w:t>
+      </w:r>
+      <w:r>
+        <w:t xml:space="preserve">— merge_pp_range_unpivot_columns / merge_final_unpivot_columns</w:t>
       </w:r>
     </w:p>
     <w:p>
@@ -26945,17 +27822,28 @@
         <w:t xml:space="preserve"> </w:t>
       </w:r>
       <w:r>
-        <w:t xml:space="preserve">Задать фиксированную ширину столбцов в</w:t>
-      </w:r>
-      <w:r>
-        <w:t xml:space="preserve"> </w:t>
-      </w:r>
-      <w:r>
-        <w:rPr>
-          <w:b/>
-          <w:bCs/>
-        </w:rPr>
-        <w:t xml:space="preserve">миллиметрах</w:t>
+        <w:t xml:space="preserve">unpivot (wide → long). Алиасы:</w:t>
+      </w:r>
+      <w:r>
+        <w:t xml:space="preserve"> </w:t>
+      </w:r>
+      <w:r>
+        <w:rPr>
+          <w:rStyle w:val="VerbatimChar"/>
+        </w:rPr>
+        <w:t xml:space="preserve">unpivot</w:t>
+      </w:r>
+      <w:r>
+        <w:t xml:space="preserve">,</w:t>
+      </w:r>
+      <w:r>
+        <w:t xml:space="preserve"> </w:t>
+      </w:r>
+      <w:r>
+        <w:rPr>
+          <w:rStyle w:val="VerbatimChar"/>
+        </w:rPr>
+        <w:t xml:space="preserve">unpivot_columns</w:t>
       </w:r>
       <w:r>
         <w:t xml:space="preserve">.</w:t>
@@ -26963,231 +27851,202 @@
     </w:p>
     <w:p>
       <w:pPr>
-        <w:pStyle w:val="BodyText"/>
-      </w:pPr>
-      <w:r>
-        <w:rPr>
-          <w:b/>
-          <w:bCs/>
-        </w:rPr>
-        <w:t xml:space="preserve">Rest из C:</w:t>
-      </w:r>
-      <w:r>
-        <w:t xml:space="preserve"> </w:t>
-      </w:r>
-      <w:r>
-        <w:t xml:space="preserve">| Колонка C | Поведение |</w:t>
-      </w:r>
-      <w:r>
-        <w:t xml:space="preserve"> </w:t>
-      </w:r>
-      <w:r>
-        <w:t xml:space="preserve">|———–|———–|</w:t>
-      </w:r>
-      <w:r>
-        <w:t xml:space="preserve"> </w:t>
-      </w:r>
-      <w:r>
-        <w:t xml:space="preserve">|</w:t>
-      </w:r>
-      <w:r>
-        <w:t xml:space="preserve"> </w:t>
-      </w:r>
-      <w:r>
-        <w:rPr>
-          <w:i/>
-          <w:iCs/>
-        </w:rPr>
-        <w:t xml:space="preserve">(пусто)</w:t>
-      </w:r>
-      <w:r>
-        <w:t xml:space="preserve"> </w:t>
-      </w:r>
-      <w:r>
-        <w:t xml:space="preserve">| Все столбцы диапазона,</w:t>
-      </w:r>
-      <w:r>
-        <w:t xml:space="preserve"> </w:t>
-      </w:r>
-      <w:r>
-        <w:rPr>
-          <w:b/>
-          <w:bCs/>
-        </w:rPr>
-        <w:t xml:space="preserve">30 мм</w:t>
-      </w:r>
-      <w:r>
-        <w:t xml:space="preserve"> </w:t>
-      </w:r>
-      <w:r>
-        <w:t xml:space="preserve">|</w:t>
-      </w:r>
-      <w:r>
-        <w:t xml:space="preserve"> </w:t>
-      </w:r>
-      <w:r>
-        <w:t xml:space="preserve">|</w:t>
-      </w:r>
-      <w:r>
-        <w:t xml:space="preserve"> </w:t>
-      </w:r>
-      <w:r>
-        <w:rPr>
-          <w:rStyle w:val="VerbatimChar"/>
-        </w:rPr>
-        <w:t xml:space="preserve">30</w:t>
-      </w:r>
-      <w:r>
-        <w:t xml:space="preserve"> </w:t>
-      </w:r>
-      <w:r>
-        <w:t xml:space="preserve">или</w:t>
-      </w:r>
-      <w:r>
-        <w:t xml:space="preserve"> </w:t>
-      </w:r>
-      <w:r>
-        <w:rPr>
-          <w:rStyle w:val="VerbatimChar"/>
-        </w:rPr>
-        <w:t xml:space="preserve">30 мм</w:t>
-      </w:r>
-      <w:r>
-        <w:t xml:space="preserve"> </w:t>
-      </w:r>
-      <w:r>
-        <w:t xml:space="preserve">| Все столбцы, 30 мм |</w:t>
-      </w:r>
-      <w:r>
-        <w:t xml:space="preserve"> </w:t>
-      </w:r>
-      <w:r>
-        <w:t xml:space="preserve">|</w:t>
-      </w:r>
-      <w:r>
-        <w:t xml:space="preserve"> </w:t>
-      </w:r>
-      <w:r>
-        <w:rPr>
-          <w:rStyle w:val="VerbatimChar"/>
-        </w:rPr>
-        <w:t xml:space="preserve">1,2,3 / 30</w:t>
-      </w:r>
-      <w:r>
-        <w:t xml:space="preserve"> </w:t>
-      </w:r>
-      <w:r>
-        <w:t xml:space="preserve">(или</w:t>
-      </w:r>
-      <w:r>
-        <w:t xml:space="preserve"> </w:t>
-      </w:r>
-      <w:r>
-        <w:rPr>
-          <w:rStyle w:val="VerbatimChar"/>
-        </w:rPr>
-        <w:t xml:space="preserve">-&gt;</w:t>
-      </w:r>
-      <w:r>
+        <w:pStyle w:val="SourceCode"/>
+      </w:pPr>
+      <w:r>
+        <w:rPr>
+          <w:rStyle w:val="OtherTok"/>
+        </w:rPr>
+        <w:t xml:space="preserve">[</w:t>
+      </w:r>
+      <w:r>
+        <w:rPr>
+          <w:rStyle w:val="FunctionTok"/>
+        </w:rPr>
+        <w:t xml:space="preserve">{</w:t>
+      </w:r>
+      <w:r>
+        <w:rPr>
+          <w:rStyle w:val="DataTypeTok"/>
+        </w:rPr>
+        <w:t xml:space="preserve">"v"</w:t>
+      </w:r>
+      <w:r>
+        <w:rPr>
+          <w:rStyle w:val="FunctionTok"/>
+        </w:rPr>
+        <w:t xml:space="preserve">:</w:t>
+      </w:r>
+      <w:r>
+        <w:rPr>
+          <w:rStyle w:val="DecValTok"/>
+        </w:rPr>
+        <w:t xml:space="preserve">1</w:t>
+      </w:r>
+      <w:r>
+        <w:rPr>
+          <w:rStyle w:val="FunctionTok"/>
+        </w:rPr>
         <w:t xml:space="preserve">,</w:t>
       </w:r>
       <w:r>
-        <w:t xml:space="preserve"> </w:t>
-      </w:r>
-      <w:r>
-        <w:rPr>
-          <w:rStyle w:val="VerbatimChar"/>
-        </w:rPr>
-        <w:t xml:space="preserve">=</w:t>
-      </w:r>
-      <w:r>
-        <w:t xml:space="preserve">) | Столбцы 1-based (A=1), ширина 30 мм |</w:t>
-      </w:r>
-      <w:r>
-        <w:t xml:space="preserve"> </w:t>
-      </w:r>
-      <w:r>
-        <w:t xml:space="preserve">|</w:t>
-      </w:r>
-      <w:r>
-        <w:t xml:space="preserve"> </w:t>
-      </w:r>
-      <w:r>
-        <w:rPr>
-          <w:rStyle w:val="VerbatimChar"/>
-        </w:rPr>
-        <w:t xml:space="preserve">0</w:t>
-      </w:r>
-      <w:r>
-        <w:t xml:space="preserve"> </w:t>
-      </w:r>
-      <w:r>
-        <w:t xml:space="preserve">| Скрыть столбец(ы) |</w:t>
-      </w:r>
-    </w:p>
-    <w:p>
-      <w:pPr>
-        <w:pStyle w:val="BodyText"/>
-      </w:pPr>
-      <w:r>
-        <w:t xml:space="preserve">Число — миллиметры; суффикс</w:t>
-      </w:r>
-      <w:r>
-        <w:t xml:space="preserve"> </w:t>
-      </w:r>
-      <w:r>
-        <w:rPr>
-          <w:rStyle w:val="VerbatimChar"/>
-        </w:rPr>
-        <w:t xml:space="preserve">мм</w:t>
-      </w:r>
-      <w:r>
-        <w:t xml:space="preserve">/</w:t>
-      </w:r>
-      <w:r>
-        <w:rPr>
-          <w:rStyle w:val="VerbatimChar"/>
-        </w:rPr>
-        <w:t xml:space="preserve">mm</w:t>
-      </w:r>
-      <w:r>
-        <w:t xml:space="preserve"> </w:t>
-      </w:r>
-      <w:r>
-        <w:t xml:space="preserve">необязателен. Старый формат с</w:t>
-      </w:r>
-      <w:r>
-        <w:t xml:space="preserve"> </w:t>
-      </w:r>
-      <w:r>
-        <w:rPr>
-          <w:rStyle w:val="VerbatimChar"/>
-        </w:rPr>
-        <w:t xml:space="preserve">″</w:t>
-      </w:r>
-      <w:r>
-        <w:t xml:space="preserve"> </w:t>
-      </w:r>
-      <w:r>
-        <w:t xml:space="preserve">понимается как дюймы (перевод в мм).</w:t>
-      </w:r>
-    </w:p>
-    <w:p>
-      <w:pPr>
-        <w:pStyle w:val="BodyText"/>
-      </w:pPr>
-      <w:r>
-        <w:rPr>
-          <w:b/>
-          <w:bCs/>
-        </w:rPr>
-        <w:t xml:space="preserve">Когда вызывать:</w:t>
-      </w:r>
-      <w:r>
-        <w:t xml:space="preserve"> </w:t>
-      </w:r>
-      <w:r>
-        <w:t xml:space="preserve">После «скрыть_служебные»; до печати («стиль_печати»).</w:t>
+        <w:rPr>
+          <w:rStyle w:val="DataTypeTok"/>
+        </w:rPr>
+        <w:t xml:space="preserve">"fn"</w:t>
+      </w:r>
+      <w:r>
+        <w:rPr>
+          <w:rStyle w:val="FunctionTok"/>
+        </w:rPr>
+        <w:t xml:space="preserve">:</w:t>
+      </w:r>
+      <w:r>
+        <w:rPr>
+          <w:rStyle w:val="StringTok"/>
+        </w:rPr>
+        <w:t xml:space="preserve">"развернуть_столбцы"</w:t>
+      </w:r>
+      <w:r>
+        <w:rPr>
+          <w:rStyle w:val="FunctionTok"/>
+        </w:rPr>
+        <w:t xml:space="preserve">,</w:t>
+      </w:r>
+      <w:r>
+        <w:rPr>
+          <w:rStyle w:val="DataTypeTok"/>
+        </w:rPr>
+        <w:t xml:space="preserve">"unpivot_columns"</w:t>
+      </w:r>
+      <w:r>
+        <w:rPr>
+          <w:rStyle w:val="FunctionTok"/>
+        </w:rPr>
+        <w:t xml:space="preserve">:</w:t>
+      </w:r>
+      <w:r>
+        <w:rPr>
+          <w:rStyle w:val="OtherTok"/>
+        </w:rPr>
+        <w:t xml:space="preserve">[</w:t>
+      </w:r>
+      <w:r>
+        <w:rPr>
+          <w:rStyle w:val="StringTok"/>
+        </w:rPr>
+        <w:t xml:space="preserve">"'Январь'"</w:t>
+      </w:r>
+      <w:r>
+        <w:rPr>
+          <w:rStyle w:val="OtherTok"/>
+        </w:rPr>
+        <w:t xml:space="preserve">,</w:t>
+      </w:r>
+      <w:r>
+        <w:rPr>
+          <w:rStyle w:val="StringTok"/>
+        </w:rPr>
+        <w:t xml:space="preserve">"'Февраль'"</w:t>
+      </w:r>
+      <w:r>
+        <w:rPr>
+          <w:rStyle w:val="OtherTok"/>
+        </w:rPr>
+        <w:t xml:space="preserve">]</w:t>
+      </w:r>
+      <w:r>
+        <w:rPr>
+          <w:rStyle w:val="FunctionTok"/>
+        </w:rPr>
+        <w:t xml:space="preserve">,</w:t>
+      </w:r>
+      <w:r>
+        <w:br/>
+      </w:r>
+      <w:r>
+        <w:rPr>
+          <w:rStyle w:val="NormalTok"/>
+        </w:rPr>
+        <w:t xml:space="preserve">  </w:t>
+      </w:r>
+      <w:r>
+        <w:rPr>
+          <w:rStyle w:val="DataTypeTok"/>
+        </w:rPr>
+        <w:t xml:space="preserve">"attribute_column"</w:t>
+      </w:r>
+      <w:r>
+        <w:rPr>
+          <w:rStyle w:val="FunctionTok"/>
+        </w:rPr>
+        <w:t xml:space="preserve">:</w:t>
+      </w:r>
+      <w:r>
+        <w:rPr>
+          <w:rStyle w:val="StringTok"/>
+        </w:rPr>
+        <w:t xml:space="preserve">"Месяц"</w:t>
+      </w:r>
+      <w:r>
+        <w:rPr>
+          <w:rStyle w:val="FunctionTok"/>
+        </w:rPr>
+        <w:t xml:space="preserve">,</w:t>
+      </w:r>
+      <w:r>
+        <w:rPr>
+          <w:rStyle w:val="DataTypeTok"/>
+        </w:rPr>
+        <w:t xml:space="preserve">"value_column"</w:t>
+      </w:r>
+      <w:r>
+        <w:rPr>
+          <w:rStyle w:val="FunctionTok"/>
+        </w:rPr>
+        <w:t xml:space="preserve">:</w:t>
+      </w:r>
+      <w:r>
+        <w:rPr>
+          <w:rStyle w:val="StringTok"/>
+        </w:rPr>
+        <w:t xml:space="preserve">"Сумма"</w:t>
+      </w:r>
+      <w:r>
+        <w:rPr>
+          <w:rStyle w:val="FunctionTok"/>
+        </w:rPr>
+        <w:t xml:space="preserve">,</w:t>
+      </w:r>
+      <w:r>
+        <w:rPr>
+          <w:rStyle w:val="DataTypeTok"/>
+        </w:rPr>
+        <w:t xml:space="preserve">"drop_empty_rows"</w:t>
+      </w:r>
+      <w:r>
+        <w:rPr>
+          <w:rStyle w:val="FunctionTok"/>
+        </w:rPr>
+        <w:t xml:space="preserve">:</w:t>
+      </w:r>
+      <w:r>
+        <w:rPr>
+          <w:rStyle w:val="KeywordTok"/>
+        </w:rPr>
+        <w:t xml:space="preserve">true</w:t>
+      </w:r>
+      <w:r>
+        <w:rPr>
+          <w:rStyle w:val="FunctionTok"/>
+        </w:rPr>
+        <w:t xml:space="preserve">}</w:t>
+      </w:r>
+      <w:r>
+        <w:rPr>
+          <w:rStyle w:val="OtherTok"/>
+        </w:rPr>
+        <w:t xml:space="preserve">]</w:t>
       </w:r>
     </w:p>
     <w:p>
@@ -27197,29 +28056,32 @@
         </w:pict>
       </w:r>
     </w:p>
-    <w:bookmarkEnd w:id="71"/>
-    <w:bookmarkStart w:id="72" w:name="автофильтр-merge_pp_range_add_filter"/>
+    <w:bookmarkEnd w:id="72"/>
+    <w:bookmarkStart w:id="73" w:name="убрать_объединение-добавить_объединение"/>
     <w:p>
       <w:pPr>
         <w:pStyle w:val="Heading3"/>
       </w:pPr>
       <w:r>
-        <w:t xml:space="preserve">25.</w:t>
-      </w:r>
-      <w:r>
-        <w:t xml:space="preserve"> </w:t>
-      </w:r>
-      <w:r>
-        <w:rPr>
-          <w:rStyle w:val="VerbatimChar"/>
-        </w:rPr>
-        <w:t xml:space="preserve">автофильтр</w:t>
-      </w:r>
-      <w:r>
-        <w:t xml:space="preserve"> </w:t>
-      </w:r>
-      <w:r>
-        <w:t xml:space="preserve">— merge_pp_range_add_filter</w:t>
+        <w:rPr>
+          <w:rStyle w:val="VerbatimChar"/>
+        </w:rPr>
+        <w:t xml:space="preserve">убрать_объединение</w:t>
+      </w:r>
+      <w:r>
+        <w:t xml:space="preserve"> </w:t>
+      </w:r>
+      <w:r>
+        <w:t xml:space="preserve">/</w:t>
+      </w:r>
+      <w:r>
+        <w:t xml:space="preserve"> </w:t>
+      </w:r>
+      <w:r>
+        <w:rPr>
+          <w:rStyle w:val="VerbatimChar"/>
+        </w:rPr>
+        <w:t xml:space="preserve">добавить_объединение</w:t>
       </w:r>
     </w:p>
     <w:p>
@@ -27227,35 +28089,48 @@
         <w:pStyle w:val="FirstParagraph"/>
       </w:pPr>
       <w:r>
-        <w:rPr>
-          <w:b/>
-          <w:bCs/>
-        </w:rPr>
-        <w:t xml:space="preserve">Назначение:</w:t>
-      </w:r>
-      <w:r>
-        <w:t xml:space="preserve"> </w:t>
-      </w:r>
-      <w:r>
-        <w:t xml:space="preserve">Создать именованный DatabaseRange с AutoFilter.</w:t>
-      </w:r>
-    </w:p>
-    <w:p>
-      <w:pPr>
-        <w:pStyle w:val="BodyText"/>
-      </w:pPr>
-      <w:r>
-        <w:rPr>
-          <w:b/>
-          <w:bCs/>
-        </w:rPr>
-        <w:t xml:space="preserve">Rest из C:</w:t>
-      </w:r>
-      <w:r>
-        <w:t xml:space="preserve"> </w:t>
-      </w:r>
-      <w:r>
-        <w:t xml:space="preserve">не используется.</w:t>
+        <w:t xml:space="preserve">Схлопнуть / восстановить вертикальные merge-блоки (в т.ч. после Word). Алиасы:</w:t>
+      </w:r>
+      <w:r>
+        <w:t xml:space="preserve"> </w:t>
+      </w:r>
+      <w:r>
+        <w:rPr>
+          <w:rStyle w:val="VerbatimChar"/>
+        </w:rPr>
+        <w:t xml:space="preserve">снять_объединение</w:t>
+      </w:r>
+      <w:r>
+        <w:t xml:space="preserve"> </w:t>
+      </w:r>
+      <w:r>
+        <w:t xml:space="preserve">/</w:t>
+      </w:r>
+      <w:r>
+        <w:t xml:space="preserve"> </w:t>
+      </w:r>
+      <w:r>
+        <w:rPr>
+          <w:rStyle w:val="VerbatimChar"/>
+        </w:rPr>
+        <w:t xml:space="preserve">объединить_ячейки</w:t>
+      </w:r>
+      <w:r>
+        <w:t xml:space="preserve">. JSON —</w:t>
+      </w:r>
+      <w:r>
+        <w:t xml:space="preserve"> </w:t>
+      </w:r>
+      <w:hyperlink r:id="rId10">
+        <w:r>
+          <w:rPr>
+            <w:rStyle w:val="Hyperlink"/>
+          </w:rPr>
+          <w:t xml:space="preserve">13_JSON_PARAMS.md</w:t>
+        </w:r>
+      </w:hyperlink>
+      <w:r>
+        <w:t xml:space="preserve">.</w:t>
       </w:r>
     </w:p>
     <w:p>
@@ -27265,29 +28140,23 @@
         </w:pict>
       </w:r>
     </w:p>
-    <w:bookmarkEnd w:id="72"/>
-    <w:bookmarkStart w:id="73" w:name="Xbdda883875f1a8b16ffc1384138b7cf11c80742"/>
+    <w:bookmarkEnd w:id="73"/>
+    <w:bookmarkStart w:id="74" w:name="X65ce4f5bad9552f9ce329e901bb8ac3d33348c5"/>
     <w:p>
       <w:pPr>
         <w:pStyle w:val="Heading3"/>
       </w:pPr>
       <w:r>
-        <w:t xml:space="preserve">26.</w:t>
-      </w:r>
-      <w:r>
-        <w:t xml:space="preserve"> </w:t>
-      </w:r>
-      <w:r>
-        <w:rPr>
-          <w:rStyle w:val="VerbatimChar"/>
-        </w:rPr>
-        <w:t xml:space="preserve">стиль_печати</w:t>
-      </w:r>
-      <w:r>
-        <w:t xml:space="preserve"> </w:t>
-      </w:r>
-      <w:r>
-        <w:t xml:space="preserve">— merge_pp_range_set_page_style</w:t>
+        <w:rPr>
+          <w:rStyle w:val="VerbatimChar"/>
+        </w:rPr>
+        <w:t xml:space="preserve">заполнить_вверх</w:t>
+      </w:r>
+      <w:r>
+        <w:t xml:space="preserve"> </w:t>
+      </w:r>
+      <w:r>
+        <w:t xml:space="preserve">— merge_pp_range_fill_up_empty / merge_final_fill_up</w:t>
       </w:r>
     </w:p>
     <w:p>
@@ -27295,176 +28164,162 @@
         <w:pStyle w:val="FirstParagraph"/>
       </w:pPr>
       <w:r>
-        <w:rPr>
-          <w:b/>
-          <w:bCs/>
-        </w:rPr>
-        <w:t xml:space="preserve">Назначение:</w:t>
-      </w:r>
-      <w:r>
-        <w:t xml:space="preserve"> </w:t>
-      </w:r>
-      <w:r>
-        <w:t xml:space="preserve">Настроить стиль страницы листа для печати.</w:t>
-      </w:r>
-    </w:p>
-    <w:p>
-      <w:pPr>
-        <w:pStyle w:val="BodyText"/>
-      </w:pPr>
-      <w:r>
-        <w:rPr>
-          <w:b/>
-          <w:bCs/>
-        </w:rPr>
-        <w:t xml:space="preserve">Rest из C:</w:t>
-      </w:r>
-      <w:r>
-        <w:t xml:space="preserve"> </w:t>
-      </w:r>
-      <w:r>
-        <w:rPr>
-          <w:rStyle w:val="VerbatimChar"/>
-        </w:rPr>
-        <w:t xml:space="preserve">orientation,fit_to_pages</w:t>
-      </w:r>
-    </w:p>
-    <w:p>
-      <w:pPr>
-        <w:pStyle w:val="BodyText"/>
-      </w:pPr>
-      <w:r>
-        <w:rPr>
-          <w:b/>
-          <w:bCs/>
-        </w:rPr>
-        <w:t xml:space="preserve">Примеры:</w:t>
-      </w:r>
-      <w:r>
-        <w:t xml:space="preserve"> </w:t>
-      </w:r>
-      <w:r>
-        <w:t xml:space="preserve">| Колонка B | Колонка C | Описание |</w:t>
-      </w:r>
-      <w:r>
-        <w:t xml:space="preserve"> </w:t>
-      </w:r>
-      <w:r>
-        <w:t xml:space="preserve">|———–|———–|———-|</w:t>
-      </w:r>
-      <w:r>
-        <w:t xml:space="preserve"> </w:t>
-      </w:r>
-      <w:r>
-        <w:t xml:space="preserve">|</w:t>
-      </w:r>
-      <w:r>
-        <w:t xml:space="preserve"> </w:t>
-      </w:r>
-      <w:r>
-        <w:rPr>
-          <w:rStyle w:val="VerbatimChar"/>
-        </w:rPr>
-        <w:t xml:space="preserve">стиль_печати</w:t>
-      </w:r>
-      <w:r>
-        <w:t xml:space="preserve"> </w:t>
-      </w:r>
-      <w:r>
-        <w:t xml:space="preserve">|</w:t>
-      </w:r>
-      <w:r>
-        <w:t xml:space="preserve"> </w:t>
-      </w:r>
-      <w:r>
-        <w:rPr>
-          <w:rStyle w:val="VerbatimChar"/>
-        </w:rPr>
-        <w:t xml:space="preserve">landscape,1</w:t>
-      </w:r>
-      <w:r>
-        <w:t xml:space="preserve"> </w:t>
-      </w:r>
-      <w:r>
-        <w:t xml:space="preserve">| Альбомная, вписать в 1 страницу |</w:t>
-      </w:r>
-      <w:r>
-        <w:t xml:space="preserve"> </w:t>
-      </w:r>
-      <w:r>
-        <w:t xml:space="preserve">|</w:t>
-      </w:r>
-      <w:r>
-        <w:t xml:space="preserve"> </w:t>
-      </w:r>
-      <w:r>
-        <w:rPr>
-          <w:rStyle w:val="VerbatimChar"/>
-        </w:rPr>
-        <w:t xml:space="preserve">стиль_печати</w:t>
-      </w:r>
-      <w:r>
-        <w:t xml:space="preserve"> </w:t>
-      </w:r>
-      <w:r>
-        <w:t xml:space="preserve">|</w:t>
-      </w:r>
-      <w:r>
-        <w:t xml:space="preserve"> </w:t>
-      </w:r>
-      <w:r>
-        <w:rPr>
-          <w:rStyle w:val="VerbatimChar"/>
-        </w:rPr>
-        <w:t xml:space="preserve">portrait,0</w:t>
-      </w:r>
-      <w:r>
-        <w:t xml:space="preserve"> </w:t>
-      </w:r>
-      <w:r>
-        <w:t xml:space="preserve">| Книжная, не менять масштаб |</w:t>
-      </w:r>
-    </w:p>
-    <w:p>
-      <w:pPr>
-        <w:pStyle w:val="BodyText"/>
-      </w:pPr>
-      <w:r>
-        <w:rPr>
-          <w:b/>
-          <w:bCs/>
-        </w:rPr>
-        <w:t xml:space="preserve">Что меняет:</w:t>
-      </w:r>
-      <w:r>
-        <w:t xml:space="preserve"> </w:t>
-      </w:r>
-      <w:r>
-        <w:rPr>
-          <w:rStyle w:val="VerbatimChar"/>
-        </w:rPr>
-        <w:t xml:space="preserve">Orientation</w:t>
-      </w:r>
-      <w:r>
-        <w:t xml:space="preserve"> </w:t>
-      </w:r>
-      <w:r>
-        <w:t xml:space="preserve">и</w:t>
-      </w:r>
-      <w:r>
-        <w:t xml:space="preserve"> </w:t>
-      </w:r>
-      <w:r>
-        <w:rPr>
-          <w:rStyle w:val="VerbatimChar"/>
-        </w:rPr>
-        <w:t xml:space="preserve">ScaleToPagesX/Y</w:t>
-      </w:r>
-      <w:r>
-        <w:t xml:space="preserve"> </w:t>
-      </w:r>
-      <w:r>
-        <w:t xml:space="preserve">стиля страницы.</w:t>
+        <w:t xml:space="preserve">Зеркало</w:t>
+      </w:r>
+      <w:r>
+        <w:t xml:space="preserve"> </w:t>
+      </w:r>
+      <w:r>
+        <w:rPr>
+          <w:rStyle w:val="VerbatimChar"/>
+        </w:rPr>
+        <w:t xml:space="preserve">заполнение_вниз</w:t>
+      </w:r>
+      <w:r>
+        <w:t xml:space="preserve">: пустые ячейки ← значение снизу. Алиасы:</w:t>
+      </w:r>
+      <w:r>
+        <w:t xml:space="preserve"> </w:t>
+      </w:r>
+      <w:r>
+        <w:rPr>
+          <w:rStyle w:val="VerbatimChar"/>
+        </w:rPr>
+        <w:t xml:space="preserve">заполнение_вверх</w:t>
+      </w:r>
+      <w:r>
+        <w:t xml:space="preserve">,</w:t>
+      </w:r>
+      <w:r>
+        <w:t xml:space="preserve"> </w:t>
+      </w:r>
+      <w:r>
+        <w:rPr>
+          <w:rStyle w:val="VerbatimChar"/>
+        </w:rPr>
+        <w:t xml:space="preserve">fill_up</w:t>
+      </w:r>
+      <w:r>
+        <w:t xml:space="preserve">.</w:t>
+      </w:r>
+    </w:p>
+    <w:p>
+      <w:pPr>
+        <w:pStyle w:val="SourceCode"/>
+      </w:pPr>
+      <w:r>
+        <w:rPr>
+          <w:rStyle w:val="OtherTok"/>
+        </w:rPr>
+        <w:t xml:space="preserve">[</w:t>
+      </w:r>
+      <w:r>
+        <w:rPr>
+          <w:rStyle w:val="FunctionTok"/>
+        </w:rPr>
+        <w:t xml:space="preserve">{</w:t>
+      </w:r>
+      <w:r>
+        <w:rPr>
+          <w:rStyle w:val="DataTypeTok"/>
+        </w:rPr>
+        <w:t xml:space="preserve">"v"</w:t>
+      </w:r>
+      <w:r>
+        <w:rPr>
+          <w:rStyle w:val="FunctionTok"/>
+        </w:rPr>
+        <w:t xml:space="preserve">:</w:t>
+      </w:r>
+      <w:r>
+        <w:rPr>
+          <w:rStyle w:val="DecValTok"/>
+        </w:rPr>
+        <w:t xml:space="preserve">1</w:t>
+      </w:r>
+      <w:r>
+        <w:rPr>
+          <w:rStyle w:val="FunctionTok"/>
+        </w:rPr>
+        <w:t xml:space="preserve">,</w:t>
+      </w:r>
+      <w:r>
+        <w:rPr>
+          <w:rStyle w:val="DataTypeTok"/>
+        </w:rPr>
+        <w:t xml:space="preserve">"fn"</w:t>
+      </w:r>
+      <w:r>
+        <w:rPr>
+          <w:rStyle w:val="FunctionTok"/>
+        </w:rPr>
+        <w:t xml:space="preserve">:</w:t>
+      </w:r>
+      <w:r>
+        <w:rPr>
+          <w:rStyle w:val="StringTok"/>
+        </w:rPr>
+        <w:t xml:space="preserve">"заполнить_вверх"</w:t>
+      </w:r>
+      <w:r>
+        <w:rPr>
+          <w:rStyle w:val="FunctionTok"/>
+        </w:rPr>
+        <w:t xml:space="preserve">,</w:t>
+      </w:r>
+      <w:r>
+        <w:rPr>
+          <w:rStyle w:val="DataTypeTok"/>
+        </w:rPr>
+        <w:t xml:space="preserve">"columns"</w:t>
+      </w:r>
+      <w:r>
+        <w:rPr>
+          <w:rStyle w:val="FunctionTok"/>
+        </w:rPr>
+        <w:t xml:space="preserve">:</w:t>
+      </w:r>
+      <w:r>
+        <w:rPr>
+          <w:rStyle w:val="OtherTok"/>
+        </w:rPr>
+        <w:t xml:space="preserve">[</w:t>
+      </w:r>
+      <w:r>
+        <w:rPr>
+          <w:rStyle w:val="StringTok"/>
+        </w:rPr>
+        <w:t xml:space="preserve">"'ФИО'"</w:t>
+      </w:r>
+      <w:r>
+        <w:rPr>
+          <w:rStyle w:val="OtherTok"/>
+        </w:rPr>
+        <w:t xml:space="preserve">,</w:t>
+      </w:r>
+      <w:r>
+        <w:rPr>
+          <w:rStyle w:val="StringTok"/>
+        </w:rPr>
+        <w:t xml:space="preserve">"'Отдел'"</w:t>
+      </w:r>
+      <w:r>
+        <w:rPr>
+          <w:rStyle w:val="OtherTok"/>
+        </w:rPr>
+        <w:t xml:space="preserve">]</w:t>
+      </w:r>
+      <w:r>
+        <w:rPr>
+          <w:rStyle w:val="FunctionTok"/>
+        </w:rPr>
+        <w:t xml:space="preserve">}</w:t>
+      </w:r>
+      <w:r>
+        <w:rPr>
+          <w:rStyle w:val="OtherTok"/>
+        </w:rPr>
+        <w:t xml:space="preserve">]</w:t>
       </w:r>
     </w:p>
     <w:p>
@@ -27474,93 +28329,57 @@
         </w:pict>
       </w:r>
     </w:p>
-    <w:bookmarkEnd w:id="73"/>
     <w:bookmarkEnd w:id="74"/>
-    <w:bookmarkStart w:id="85" w:name="функции-постобработки-строки-row"/>
-    <w:p>
-      <w:pPr>
-        <w:pStyle w:val="Heading2"/>
-      </w:pPr>
-      <w:r>
-        <w:t xml:space="preserve">Функции постобработки строки (ROW)</w:t>
+    <w:bookmarkStart w:id="75" w:name="Xd663c520d94a0f49bd0fa3c0cf47731e1041203"/>
+    <w:p>
+      <w:pPr>
+        <w:pStyle w:val="Heading3"/>
+      </w:pPr>
+      <w:r>
+        <w:rPr>
+          <w:rStyle w:val="VerbatimChar"/>
+        </w:rPr>
+        <w:t xml:space="preserve">отправить_по_почте</w:t>
+      </w:r>
+      <w:r>
+        <w:t xml:space="preserve"> </w:t>
+      </w:r>
+      <w:r>
+        <w:t xml:space="preserve">— merge_final_send_mail (только финал)</w:t>
       </w:r>
     </w:p>
     <w:p>
       <w:pPr>
         <w:pStyle w:val="FirstParagraph"/>
       </w:pPr>
-      <w:r>
-        <w:t xml:space="preserve">Вызваются</w:t>
-      </w:r>
-      <w:r>
-        <w:t xml:space="preserve"> </w:t>
-      </w:r>
       <w:r>
         <w:rPr>
           <w:b/>
           <w:bCs/>
         </w:rPr>
-        <w:t xml:space="preserve">для каждой строки</w:t>
-      </w:r>
-      <w:r>
-        <w:t xml:space="preserve"> </w:t>
-      </w:r>
-      <w:r>
-        <w:t xml:space="preserve">данных. Медленнее range-функций, но позволяют контекстно-зависимую обработку.</w:t>
-      </w:r>
-    </w:p>
-    <w:bookmarkStart w:id="75" w:name="X569a16284b9248db0c7200679c23aeb3e7b589d"/>
-    <w:p>
-      <w:pPr>
-        <w:pStyle w:val="Heading3"/>
-      </w:pPr>
-      <w:r>
-        <w:t xml:space="preserve">1.</w:t>
-      </w:r>
-      <w:r>
-        <w:t xml:space="preserve"> </w:t>
-      </w:r>
-      <w:r>
-        <w:rPr>
-          <w:rStyle w:val="VerbatimChar"/>
-        </w:rPr>
-        <w:t xml:space="preserve">merge_pp_row_zebra_stripes</w:t>
-      </w:r>
-      <w:r>
-        <w:t xml:space="preserve"> </w:t>
-      </w:r>
-      <w:r>
-        <w:t xml:space="preserve">(только из кода)</w:t>
-      </w:r>
-    </w:p>
-    <w:p>
-      <w:pPr>
-        <w:pStyle w:val="FirstParagraph"/>
-      </w:pPr>
+        <w:t xml:space="preserve">Назначение:</w:t>
+      </w:r>
+      <w:r>
+        <w:t xml:space="preserve"> </w:t>
+      </w:r>
+      <w:r>
+        <w:t xml:space="preserve">после сбора подготовить вложение (ODS/XLSX) во временный каталог и открыть окно «Новое сообщение» в почтовом клиенте ОС. Письмо</w:t>
+      </w:r>
+      <w:r>
+        <w:t xml:space="preserve"> </w:t>
+      </w:r>
       <w:r>
         <w:rPr>
           <w:b/>
           <w:bCs/>
         </w:rPr>
-        <w:t xml:space="preserve">Назначение:</w:t>
-      </w:r>
-      <w:r>
-        <w:t xml:space="preserve"> </w:t>
-      </w:r>
-      <w:r>
-        <w:t xml:space="preserve">«Зебра» построчно: чередование оформления строк данных по чётности</w:t>
-      </w:r>
-      <w:r>
-        <w:t xml:space="preserve"> </w:t>
-      </w:r>
-      <w:r>
-        <w:rPr>
-          <w:rStyle w:val="VerbatimChar"/>
-        </w:rPr>
-        <w:t xml:space="preserve">row_index</w:t>
-      </w:r>
-      <w:r>
-        <w:t xml:space="preserve">.</w:t>
+        <w:t xml:space="preserve">не отправляется</w:t>
+      </w:r>
+      <w:r>
+        <w:t xml:space="preserve"> </w:t>
+      </w:r>
+      <w:r>
+        <w:t xml:space="preserve">автоматически.</w:t>
       </w:r>
     </w:p>
     <w:p>
@@ -27572,52 +28391,70 @@
           <w:b/>
           <w:bCs/>
         </w:rPr>
-        <w:t xml:space="preserve">Ключ листа:</w:t>
-      </w:r>
-      <w:r>
-        <w:t xml:space="preserve"> </w:t>
-      </w:r>
-      <w:r>
-        <w:t xml:space="preserve">не зарегистрирован в</w:t>
-      </w:r>
-      <w:r>
-        <w:t xml:space="preserve"> </w:t>
-      </w:r>
-      <w:r>
-        <w:rPr>
-          <w:rStyle w:val="VerbatimChar"/>
-        </w:rPr>
-        <w:t xml:space="preserve">MERGE_RESULT_POSTPROCESS_ROW_MAP</w:t>
-      </w:r>
-      <w:r>
-        <w:t xml:space="preserve">. Подключение — через</w:t>
-      </w:r>
-      <w:r>
-        <w:t xml:space="preserve"> </w:t>
-      </w:r>
-      <w:r>
-        <w:rPr>
-          <w:rStyle w:val="VerbatimChar"/>
-        </w:rPr>
-        <w:t xml:space="preserve">_MERGE_CODE_POSTPROCESS_ROW</w:t>
-      </w:r>
-      <w:r>
-        <w:t xml:space="preserve"> </w:t>
-      </w:r>
-      <w:r>
-        <w:t xml:space="preserve">в</w:t>
-      </w:r>
-      <w:r>
-        <w:t xml:space="preserve"> </w:t>
-      </w:r>
-      <w:r>
-        <w:rPr>
-          <w:rStyle w:val="VerbatimChar"/>
-        </w:rPr>
-        <w:t xml:space="preserve">collect_workbooks.py</w:t>
-      </w:r>
-      <w:r>
-        <w:t xml:space="preserve">.</w:t>
+        <w:t xml:space="preserve">Ключ в B:</w:t>
+      </w:r>
+      <w:r>
+        <w:t xml:space="preserve"> </w:t>
+      </w:r>
+      <w:r>
+        <w:rPr>
+          <w:rStyle w:val="VerbatimChar"/>
+        </w:rPr>
+        <w:t xml:space="preserve">отправить_по_почте</w:t>
+      </w:r>
+      <w:r>
+        <w:t xml:space="preserve"> </w:t>
+      </w:r>
+      <w:r>
+        <w:t xml:space="preserve">(алиасы:</w:t>
+      </w:r>
+      <w:r>
+        <w:t xml:space="preserve"> </w:t>
+      </w:r>
+      <w:r>
+        <w:rPr>
+          <w:rStyle w:val="VerbatimChar"/>
+        </w:rPr>
+        <w:t xml:space="preserve">email</w:t>
+      </w:r>
+      <w:r>
+        <w:t xml:space="preserve">,</w:t>
+      </w:r>
+      <w:r>
+        <w:t xml:space="preserve"> </w:t>
+      </w:r>
+      <w:r>
+        <w:rPr>
+          <w:rStyle w:val="VerbatimChar"/>
+        </w:rPr>
+        <w:t xml:space="preserve">mailto</w:t>
+      </w:r>
+      <w:r>
+        <w:t xml:space="preserve">,</w:t>
+      </w:r>
+      <w:r>
+        <w:t xml:space="preserve"> </w:t>
+      </w:r>
+      <w:r>
+        <w:rPr>
+          <w:rStyle w:val="VerbatimChar"/>
+        </w:rPr>
+        <w:t xml:space="preserve">send_mail</w:t>
+      </w:r>
+      <w:r>
+        <w:t xml:space="preserve">,</w:t>
+      </w:r>
+      <w:r>
+        <w:t xml:space="preserve"> </w:t>
+      </w:r>
+      <w:r>
+        <w:rPr>
+          <w:rStyle w:val="VerbatimChar"/>
+        </w:rPr>
+        <w:t xml:space="preserve">почта</w:t>
+      </w:r>
+      <w:r>
+        <w:t xml:space="preserve">).</w:t>
       </w:r>
     </w:p>
     <w:p>
@@ -27629,73 +28466,274 @@
           <w:b/>
           <w:bCs/>
         </w:rPr>
-        <w:t xml:space="preserve">Rest из C:</w:t>
-      </w:r>
-      <w:r>
-        <w:t xml:space="preserve"> </w:t>
-      </w:r>
-      <w:r>
-        <w:t xml:space="preserve">тот же формат, что у</w:t>
-      </w:r>
-      <w:r>
-        <w:t xml:space="preserve"> </w:t>
-      </w:r>
-      <w:r>
-        <w:rPr>
-          <w:rStyle w:val="VerbatimChar"/>
-        </w:rPr>
-        <w:t xml:space="preserve">зебра_диапазон</w:t>
-      </w:r>
-      <w:r>
-        <w:t xml:space="preserve"> </w:t>
-      </w:r>
-      <w:r>
-        <w:t xml:space="preserve">—</w:t>
-      </w:r>
-      <w:r>
-        <w:t xml:space="preserve"> </w:t>
-      </w:r>
-      <w:r>
-        <w:rPr>
-          <w:rStyle w:val="VerbatimChar"/>
-        </w:rPr>
-        <w:t xml:space="preserve">роль:заливка/шрифт</w:t>
-      </w:r>
-      <w:r>
-        <w:t xml:space="preserve"> </w:t>
-      </w:r>
-      <w:r>
-        <w:t xml:space="preserve">через</w:t>
-      </w:r>
-      <w:r>
-        <w:t xml:space="preserve"> </w:t>
-      </w:r>
-      <w:r>
-        <w:rPr>
-          <w:rStyle w:val="VerbatimChar"/>
-        </w:rPr>
-        <w:t xml:space="preserve">;</w:t>
-      </w:r>
-      <w:r>
-        <w:t xml:space="preserve"> </w:t>
-      </w:r>
-      <w:r>
-        <w:t xml:space="preserve">или</w:t>
-      </w:r>
-      <w:r>
-        <w:t xml:space="preserve"> </w:t>
-      </w:r>
-      <w:r>
-        <w:rPr>
-          <w:rStyle w:val="VerbatimChar"/>
-        </w:rPr>
+        <w:t xml:space="preserve">JSON в C</w:t>
+      </w:r>
+      <w:r>
+        <w:t xml:space="preserve"> </w:t>
+      </w:r>
+      <w:r>
+        <w:t xml:space="preserve">(кнопка «Параметры…»):</w:t>
+      </w:r>
+      <w:r>
+        <w:t xml:space="preserve"> </w:t>
+      </w:r>
+      <w:r>
+        <w:rPr>
+          <w:rStyle w:val="VerbatimChar"/>
+        </w:rPr>
+        <w:t xml:space="preserve">attach</w:t>
+      </w:r>
+      <w:r>
+        <w:t xml:space="preserve"> </w:t>
+      </w:r>
+      <w:r>
+        <w:t xml:space="preserve">(</w:t>
+      </w:r>
+      <w:r>
+        <w:rPr>
+          <w:rStyle w:val="VerbatimChar"/>
+        </w:rPr>
+        <w:t xml:space="preserve">whole_book</w:t>
+      </w:r>
+      <w:r>
+        <w:t xml:space="preserve"> </w:t>
+      </w:r>
+      <w:r>
+        <w:t xml:space="preserve">|</w:t>
+      </w:r>
+      <w:r>
+        <w:t xml:space="preserve"> </w:t>
+      </w:r>
+      <w:r>
+        <w:rPr>
+          <w:rStyle w:val="VerbatimChar"/>
+        </w:rPr>
+        <w:t xml:space="preserve">sheets</w:t>
+      </w:r>
+      <w:r>
+        <w:t xml:space="preserve"> </w:t>
+      </w:r>
+      <w:r>
+        <w:t xml:space="preserve">|</w:t>
+      </w:r>
+      <w:r>
+        <w:t xml:space="preserve"> </w:t>
+      </w:r>
+      <w:r>
+        <w:rPr>
+          <w:rStyle w:val="VerbatimChar"/>
+        </w:rPr>
+        <w:t xml:space="preserve">none</w:t>
+      </w:r>
+      <w:r>
+        <w:t xml:space="preserve">),</w:t>
+      </w:r>
+      <w:r>
+        <w:t xml:space="preserve"> </w:t>
+      </w:r>
+      <w:r>
+        <w:rPr>
+          <w:rStyle w:val="VerbatimChar"/>
+        </w:rPr>
+        <w:t xml:space="preserve">format</w:t>
+      </w:r>
+      <w:r>
+        <w:t xml:space="preserve"> </w:t>
+      </w:r>
+      <w:r>
+        <w:t xml:space="preserve">(</w:t>
+      </w:r>
+      <w:r>
+        <w:rPr>
+          <w:rStyle w:val="VerbatimChar"/>
+        </w:rPr>
+        <w:t xml:space="preserve">ods</w:t>
+      </w:r>
+      <w:r>
+        <w:t xml:space="preserve"> </w:t>
+      </w:r>
+      <w:r>
+        <w:t xml:space="preserve">|</w:t>
+      </w:r>
+      <w:r>
+        <w:t xml:space="preserve"> </w:t>
+      </w:r>
+      <w:r>
+        <w:rPr>
+          <w:rStyle w:val="VerbatimChar"/>
+        </w:rPr>
+        <w:t xml:space="preserve">xlsx</w:t>
+      </w:r>
+      <w:r>
+        <w:t xml:space="preserve">),</w:t>
+      </w:r>
+      <w:r>
+        <w:t xml:space="preserve"> </w:t>
+      </w:r>
+      <w:r>
+        <w:rPr>
+          <w:rStyle w:val="VerbatimChar"/>
+        </w:rPr>
+        <w:t xml:space="preserve">to</w:t>
+      </w:r>
+      <w:r>
+        <w:t xml:space="preserve"> </w:t>
+      </w:r>
+      <w:r>
+        <w:t xml:space="preserve">/</w:t>
+      </w:r>
+      <w:r>
+        <w:t xml:space="preserve"> </w:t>
+      </w:r>
+      <w:r>
+        <w:rPr>
+          <w:rStyle w:val="VerbatimChar"/>
+        </w:rPr>
+        <w:t xml:space="preserve">cc</w:t>
+      </w:r>
+      <w:r>
+        <w:t xml:space="preserve"> </w:t>
+      </w:r>
+      <w:r>
+        <w:t xml:space="preserve">/</w:t>
+      </w:r>
+      <w:r>
+        <w:t xml:space="preserve"> </w:t>
+      </w:r>
+      <w:r>
+        <w:rPr>
+          <w:rStyle w:val="VerbatimChar"/>
+        </w:rPr>
+        <w:t xml:space="preserve">bcc</w:t>
+      </w:r>
+      <w:r>
+        <w:t xml:space="preserve">, опционально</w:t>
+      </w:r>
+      <w:r>
+        <w:t xml:space="preserve"> </w:t>
+      </w:r>
+      <w:r>
+        <w:rPr>
+          <w:rStyle w:val="VerbatimChar"/>
+        </w:rPr>
+        <w:t xml:space="preserve">to_source_sheet</w:t>
+      </w:r>
+      <w:r>
+        <w:t xml:space="preserve"> </w:t>
+      </w:r>
+      <w:r>
+        <w:t xml:space="preserve">+</w:t>
+      </w:r>
+      <w:r>
+        <w:t xml:space="preserve"> </w:t>
+      </w:r>
+      <w:r>
+        <w:rPr>
+          <w:rStyle w:val="VerbatimChar"/>
+        </w:rPr>
+        <w:t xml:space="preserve">to_source_range</w:t>
+      </w:r>
+      <w:r>
+        <w:t xml:space="preserve"> </w:t>
+      </w:r>
+      <w:r>
+        <w:t xml:space="preserve">для дочитывания получателей из диапазона,</w:t>
+      </w:r>
+      <w:r>
+        <w:t xml:space="preserve"> </w:t>
+      </w:r>
+      <w:r>
+        <w:rPr>
+          <w:rStyle w:val="VerbatimChar"/>
+        </w:rPr>
+        <w:t xml:space="preserve">subject</w:t>
+      </w:r>
+      <w:r>
         <w:t xml:space="preserve">,</w:t>
       </w:r>
       <w:r>
         <w:t xml:space="preserve"> </w:t>
       </w:r>
       <w:r>
-        <w:t xml:space="preserve">(см. раздел в начале документа).</w:t>
+        <w:rPr>
+          <w:rStyle w:val="VerbatimChar"/>
+        </w:rPr>
+        <w:t xml:space="preserve">body</w:t>
+      </w:r>
+      <w:r>
+        <w:t xml:space="preserve">,</w:t>
+      </w:r>
+      <w:r>
+        <w:t xml:space="preserve"> </w:t>
+      </w:r>
+      <w:r>
+        <w:rPr>
+          <w:rStyle w:val="VerbatimChar"/>
+        </w:rPr>
+        <w:t xml:space="preserve">filename</w:t>
+      </w:r>
+      <w:r>
+        <w:t xml:space="preserve"> </w:t>
+      </w:r>
+      <w:r>
+        <w:t xml:space="preserve">(</w:t>
+      </w:r>
+      <w:r>
+        <w:rPr>
+          <w:rStyle w:val="VerbatimChar"/>
+        </w:rPr>
+        <w:t xml:space="preserve">{date}</w:t>
+      </w:r>
+      <w:r>
+        <w:t xml:space="preserve">,</w:t>
+      </w:r>
+      <w:r>
+        <w:t xml:space="preserve"> </w:t>
+      </w:r>
+      <w:r>
+        <w:rPr>
+          <w:rStyle w:val="VerbatimChar"/>
+        </w:rPr>
+        <w:t xml:space="preserve">{time}</w:t>
+      </w:r>
+      <w:r>
+        <w:t xml:space="preserve">,</w:t>
+      </w:r>
+      <w:r>
+        <w:t xml:space="preserve"> </w:t>
+      </w:r>
+      <w:r>
+        <w:rPr>
+          <w:rStyle w:val="VerbatimChar"/>
+        </w:rPr>
+        <w:t xml:space="preserve">{book}</w:t>
+      </w:r>
+      <w:r>
+        <w:t xml:space="preserve">),</w:t>
+      </w:r>
+      <w:r>
+        <w:t xml:space="preserve"> </w:t>
+      </w:r>
+      <w:r>
+        <w:rPr>
+          <w:rStyle w:val="VerbatimChar"/>
+        </w:rPr>
+        <w:t xml:space="preserve">client</w:t>
+      </w:r>
+      <w:r>
+        <w:t xml:space="preserve">,</w:t>
+      </w:r>
+      <w:r>
+        <w:t xml:space="preserve"> </w:t>
+      </w:r>
+      <w:r>
+        <w:rPr>
+          <w:rStyle w:val="VerbatimChar"/>
+        </w:rPr>
+        <w:t xml:space="preserve">os</w:t>
+      </w:r>
+      <w:r>
+        <w:t xml:space="preserve">.</w:t>
       </w:r>
     </w:p>
     <w:p>
@@ -27703,68 +28741,170 @@
         <w:pStyle w:val="BodyText"/>
       </w:pPr>
       <w:r>
-        <w:rPr>
-          <w:b/>
-          <w:bCs/>
-        </w:rPr>
-        <w:t xml:space="preserve">Что меняет:</w:t>
-      </w:r>
-      <w:r>
-        <w:t xml:space="preserve"> </w:t>
-      </w:r>
-      <w:r>
-        <w:rPr>
-          <w:rStyle w:val="VerbatimChar"/>
-        </w:rPr>
-        <w:t xml:space="preserve">CellBackColor</w:t>
-      </w:r>
-      <w:r>
-        <w:t xml:space="preserve"> </w:t>
-      </w:r>
-      <w:r>
-        <w:t xml:space="preserve">и</w:t>
-      </w:r>
-      <w:r>
-        <w:t xml:space="preserve"> </w:t>
-      </w:r>
-      <w:r>
-        <w:rPr>
-          <w:rStyle w:val="VerbatimChar"/>
-        </w:rPr>
-        <w:t xml:space="preserve">CharColor</w:t>
-      </w:r>
-      <w:r>
-        <w:t xml:space="preserve"> </w:t>
-      </w:r>
-      <w:r>
-        <w:t xml:space="preserve">строки по чётности.</w:t>
-      </w:r>
-    </w:p>
-    <w:p>
-      <w:pPr>
-        <w:pStyle w:val="BodyText"/>
-      </w:pPr>
-      <w:r>
-        <w:rPr>
-          <w:b/>
-          <w:bCs/>
-        </w:rPr>
-        <w:t xml:space="preserve">Примечание:</w:t>
-      </w:r>
-      <w:r>
-        <w:t xml:space="preserve"> </w:t>
-      </w:r>
-      <w:r>
-        <w:t xml:space="preserve">Медленнее range-</w:t>
-      </w:r>
-      <w:r>
-        <w:rPr>
-          <w:rStyle w:val="VerbatimChar"/>
-        </w:rPr>
-        <w:t xml:space="preserve">зебра_диапазон</w:t>
-      </w:r>
-      <w:r>
-        <w:t xml:space="preserve">, но совместима с другими row-функциями.</w:t>
+        <w:t xml:space="preserve">Пример:</w:t>
+      </w:r>
+    </w:p>
+    <w:p>
+      <w:pPr>
+        <w:pStyle w:val="SourceCode"/>
+      </w:pPr>
+      <w:r>
+        <w:rPr>
+          <w:rStyle w:val="OtherTok"/>
+        </w:rPr>
+        <w:t xml:space="preserve">[</w:t>
+      </w:r>
+      <w:r>
+        <w:rPr>
+          <w:rStyle w:val="FunctionTok"/>
+        </w:rPr>
+        <w:t xml:space="preserve">{</w:t>
+      </w:r>
+      <w:r>
+        <w:rPr>
+          <w:rStyle w:val="DataTypeTok"/>
+        </w:rPr>
+        <w:t xml:space="preserve">"v"</w:t>
+      </w:r>
+      <w:r>
+        <w:rPr>
+          <w:rStyle w:val="FunctionTok"/>
+        </w:rPr>
+        <w:t xml:space="preserve">:</w:t>
+      </w:r>
+      <w:r>
+        <w:rPr>
+          <w:rStyle w:val="DecValTok"/>
+        </w:rPr>
+        <w:t xml:space="preserve">1</w:t>
+      </w:r>
+      <w:r>
+        <w:rPr>
+          <w:rStyle w:val="FunctionTok"/>
+        </w:rPr>
+        <w:t xml:space="preserve">,</w:t>
+      </w:r>
+      <w:r>
+        <w:rPr>
+          <w:rStyle w:val="DataTypeTok"/>
+        </w:rPr>
+        <w:t xml:space="preserve">"fn"</w:t>
+      </w:r>
+      <w:r>
+        <w:rPr>
+          <w:rStyle w:val="FunctionTok"/>
+        </w:rPr>
+        <w:t xml:space="preserve">:</w:t>
+      </w:r>
+      <w:r>
+        <w:rPr>
+          <w:rStyle w:val="StringTok"/>
+        </w:rPr>
+        <w:t xml:space="preserve">"отправить_по_почте"</w:t>
+      </w:r>
+      <w:r>
+        <w:rPr>
+          <w:rStyle w:val="FunctionTok"/>
+        </w:rPr>
+        <w:t xml:space="preserve">,</w:t>
+      </w:r>
+      <w:r>
+        <w:rPr>
+          <w:rStyle w:val="DataTypeTok"/>
+        </w:rPr>
+        <w:t xml:space="preserve">"attach"</w:t>
+      </w:r>
+      <w:r>
+        <w:rPr>
+          <w:rStyle w:val="FunctionTok"/>
+        </w:rPr>
+        <w:t xml:space="preserve">:</w:t>
+      </w:r>
+      <w:r>
+        <w:rPr>
+          <w:rStyle w:val="StringTok"/>
+        </w:rPr>
+        <w:t xml:space="preserve">"whole_book"</w:t>
+      </w:r>
+      <w:r>
+        <w:rPr>
+          <w:rStyle w:val="FunctionTok"/>
+        </w:rPr>
+        <w:t xml:space="preserve">,</w:t>
+      </w:r>
+      <w:r>
+        <w:rPr>
+          <w:rStyle w:val="DataTypeTok"/>
+        </w:rPr>
+        <w:t xml:space="preserve">"to"</w:t>
+      </w:r>
+      <w:r>
+        <w:rPr>
+          <w:rStyle w:val="FunctionTok"/>
+        </w:rPr>
+        <w:t xml:space="preserve">:</w:t>
+      </w:r>
+      <w:r>
+        <w:rPr>
+          <w:rStyle w:val="OtherTok"/>
+        </w:rPr>
+        <w:t xml:space="preserve">[</w:t>
+      </w:r>
+      <w:r>
+        <w:rPr>
+          <w:rStyle w:val="StringTok"/>
+        </w:rPr>
+        <w:t xml:space="preserve">"boss@corp.local"</w:t>
+      </w:r>
+      <w:r>
+        <w:rPr>
+          <w:rStyle w:val="OtherTok"/>
+        </w:rPr>
+        <w:t xml:space="preserve">]</w:t>
+      </w:r>
+      <w:r>
+        <w:rPr>
+          <w:rStyle w:val="FunctionTok"/>
+        </w:rPr>
+        <w:t xml:space="preserve">,</w:t>
+      </w:r>
+      <w:r>
+        <w:rPr>
+          <w:rStyle w:val="DataTypeTok"/>
+        </w:rPr>
+        <w:t xml:space="preserve">"subject"</w:t>
+      </w:r>
+      <w:r>
+        <w:rPr>
+          <w:rStyle w:val="FunctionTok"/>
+        </w:rPr>
+        <w:t xml:space="preserve">:</w:t>
+      </w:r>
+      <w:r>
+        <w:rPr>
+          <w:rStyle w:val="StringTok"/>
+        </w:rPr>
+        <w:t xml:space="preserve">"Отчет"</w:t>
+      </w:r>
+      <w:r>
+        <w:rPr>
+          <w:rStyle w:val="FunctionTok"/>
+        </w:rPr>
+        <w:t xml:space="preserve">}</w:t>
+      </w:r>
+      <w:r>
+        <w:rPr>
+          <w:rStyle w:val="OtherTok"/>
+        </w:rPr>
+        <w:t xml:space="preserve">]</w:t>
+      </w:r>
+    </w:p>
+    <w:p>
+      <w:pPr>
+        <w:pStyle w:val="FirstParagraph"/>
+      </w:pPr>
+      <w:r>
+        <w:t xml:space="preserve">Ячейки книги результата не меняются.</w:t>
       </w:r>
     </w:p>
     <w:p>
@@ -27775,28 +28915,28 @@
       </w:r>
     </w:p>
     <w:bookmarkEnd w:id="75"/>
-    <w:bookmarkStart w:id="76" w:name="высота_строки-merge_pp_row_height_pad"/>
+    <w:bookmarkStart w:id="76" w:name="X3e85b534816b4c46de8c1e7cc2bc46f593ac254"/>
     <w:p>
       <w:pPr>
         <w:pStyle w:val="Heading3"/>
       </w:pPr>
       <w:r>
-        <w:t xml:space="preserve">2.</w:t>
-      </w:r>
-      <w:r>
-        <w:t xml:space="preserve"> </w:t>
-      </w:r>
-      <w:r>
-        <w:rPr>
-          <w:rStyle w:val="VerbatimChar"/>
-        </w:rPr>
-        <w:t xml:space="preserve">высота_строки</w:t>
-      </w:r>
-      <w:r>
-        <w:t xml:space="preserve"> </w:t>
-      </w:r>
-      <w:r>
-        <w:t xml:space="preserve">— merge_pp_row_height_pad</w:t>
+        <w:t xml:space="preserve">23.</w:t>
+      </w:r>
+      <w:r>
+        <w:t xml:space="preserve"> </w:t>
+      </w:r>
+      <w:r>
+        <w:rPr>
+          <w:rStyle w:val="VerbatimChar"/>
+        </w:rPr>
+        <w:t xml:space="preserve">закрепить_заголовок</w:t>
+      </w:r>
+      <w:r>
+        <w:t xml:space="preserve"> </w:t>
+      </w:r>
+      <w:r>
+        <w:t xml:space="preserve">— merge_pp_range_freeze_header</w:t>
       </w:r>
     </w:p>
     <w:p>
@@ -27814,23 +28954,25 @@
         <w:t xml:space="preserve"> </w:t>
       </w:r>
       <w:r>
-        <w:t xml:space="preserve">Добавить запас высоты строке данных (~2 мм)</w:t>
-      </w:r>
-      <w:r>
-        <w:t xml:space="preserve"> </w:t>
-      </w:r>
+        <w:t xml:space="preserve">Закрепить строки выше первой строки данных (freeze panes).</w:t>
+      </w:r>
+    </w:p>
+    <w:p>
+      <w:pPr>
+        <w:pStyle w:val="BodyText"/>
+      </w:pPr>
       <w:r>
         <w:rPr>
           <w:b/>
           <w:bCs/>
         </w:rPr>
-        <w:t xml:space="preserve">построчно</w:t>
-      </w:r>
-      <w:r>
-        <w:t xml:space="preserve"> </w:t>
-      </w:r>
-      <w:r>
-        <w:t xml:space="preserve">(медленно на больших листах).</w:t>
+        <w:t xml:space="preserve">Rest из C:</w:t>
+      </w:r>
+      <w:r>
+        <w:t xml:space="preserve"> </w:t>
+      </w:r>
+      <w:r>
+        <w:t xml:space="preserve">не используется.</w:t>
       </w:r>
     </w:p>
     <w:p>
@@ -27842,13 +28984,22 @@
           <w:b/>
           <w:bCs/>
         </w:rPr>
-        <w:t xml:space="preserve">Rest из C:</w:t>
-      </w:r>
-      <w:r>
-        <w:t xml:space="preserve"> </w:t>
-      </w:r>
-      <w:r>
-        <w:t xml:space="preserve">не используется.</w:t>
+        <w:t xml:space="preserve">Что меняет:</w:t>
+      </w:r>
+      <w:r>
+        <w:t xml:space="preserve"> </w:t>
+      </w:r>
+      <w:r>
+        <w:rPr>
+          <w:rStyle w:val="VerbatimChar"/>
+        </w:rPr>
+        <w:t xml:space="preserve">freezeAtPosition(0, n)</w:t>
+      </w:r>
+      <w:r>
+        <w:t xml:space="preserve"> </w:t>
+      </w:r>
+      <w:r>
+        <w:t xml:space="preserve">— закреплены строки 0…n−1 (n = номер первой строки данных в 1-based нотации).</w:t>
       </w:r>
     </w:p>
     <w:p>
@@ -27860,76 +29011,41 @@
           <w:b/>
           <w:bCs/>
         </w:rPr>
-        <w:t xml:space="preserve">Что меняет:</w:t>
-      </w:r>
-      <w:r>
-        <w:t xml:space="preserve"> </w:t>
-      </w:r>
-      <w:r>
-        <w:rPr>
-          <w:rStyle w:val="VerbatimChar"/>
-        </w:rPr>
-        <w:t xml:space="preserve">Height</w:t>
-      </w:r>
-      <w:r>
-        <w:t xml:space="preserve"> </w:t>
-      </w:r>
-      <w:r>
-        <w:t xml:space="preserve">строки</w:t>
-      </w:r>
-      <w:r>
-        <w:t xml:space="preserve"> </w:t>
-      </w:r>
-      <w:r>
-        <w:rPr>
-          <w:rStyle w:val="VerbatimChar"/>
-        </w:rPr>
-        <w:t xml:space="preserve">row_index</w:t>
-      </w:r>
-      <w:r>
-        <w:t xml:space="preserve">.</w:t>
-      </w:r>
-    </w:p>
-    <w:p>
-      <w:pPr>
-        <w:pStyle w:val="BodyText"/>
-      </w:pPr>
+        <w:t xml:space="preserve">Примечание:</w:t>
+      </w:r>
+      <w:r>
+        <w:t xml:space="preserve"> </w:t>
+      </w:r>
+      <w:r>
+        <w:t xml:space="preserve">после стандартного</w:t>
+      </w:r>
+      <w:r>
+        <w:t xml:space="preserve"> </w:t>
+      </w:r>
+      <w:r>
+        <w:rPr>
+          <w:rStyle w:val="VerbatimChar"/>
+        </w:rPr>
+        <w:t xml:space="preserve">apply_result_sheet_formatting</w:t>
+      </w:r>
+      <w:r>
+        <w:t xml:space="preserve"> </w:t>
+      </w:r>
+      <w:r>
+        <w:t xml:space="preserve">заголовок на листах результата закрепляется</w:t>
+      </w:r>
+      <w:r>
+        <w:t xml:space="preserve"> </w:t>
+      </w:r>
       <w:r>
         <w:rPr>
           <w:b/>
           <w:bCs/>
         </w:rPr>
-        <w:t xml:space="preserve">Примечание:</w:t>
-      </w:r>
-      <w:r>
-        <w:t xml:space="preserve"> </w:t>
-      </w:r>
-      <w:r>
-        <w:t xml:space="preserve">Предпочтительно range-функция</w:t>
-      </w:r>
-      <w:r>
-        <w:t xml:space="preserve"> </w:t>
-      </w:r>
-      <w:r>
-        <w:rPr>
-          <w:rStyle w:val="VerbatimChar"/>
-        </w:rPr>
-        <w:t xml:space="preserve">высота_строки</w:t>
-      </w:r>
-      <w:r>
-        <w:t xml:space="preserve"> </w:t>
-      </w:r>
-      <w:r>
-        <w:t xml:space="preserve">(</w:t>
-      </w:r>
-      <w:r>
-        <w:rPr>
-          <w:rStyle w:val="VerbatimChar"/>
-        </w:rPr>
-        <w:t xml:space="preserve">merge_pp_range_row_height_pad</w:t>
-      </w:r>
-      <w:r>
-        <w:t xml:space="preserve">) — автофит и единая высота для всех строк данных без цикла.</w:t>
+        <w:t xml:space="preserve">автоматически</w:t>
+      </w:r>
+      <w:r>
+        <w:t xml:space="preserve">; этот шаг нужен только для особых диапазонов или повторного закрепления после нестандартных правок.</w:t>
       </w:r>
     </w:p>
     <w:p>
@@ -27940,28 +29056,28 @@
       </w:r>
     </w:p>
     <w:bookmarkEnd w:id="76"/>
-    <w:bookmarkStart w:id="77" w:name="Xbe81d24b0309b43d50ee1fca562267248813bac"/>
+    <w:bookmarkStart w:id="77" w:name="Xe9e7a7b9963437c058134c1fb0b085063024b60"/>
     <w:p>
       <w:pPr>
         <w:pStyle w:val="Heading3"/>
       </w:pPr>
       <w:r>
-        <w:t xml:space="preserve">3.</w:t>
-      </w:r>
-      <w:r>
-        <w:t xml:space="preserve"> </w:t>
-      </w:r>
-      <w:r>
-        <w:rPr>
-          <w:rStyle w:val="VerbatimChar"/>
-        </w:rPr>
-        <w:t xml:space="preserve">серые_служебные</w:t>
-      </w:r>
-      <w:r>
-        <w:t xml:space="preserve"> </w:t>
-      </w:r>
-      <w:r>
-        <w:t xml:space="preserve">— merge_pp_row_gray_service_columns</w:t>
+        <w:t xml:space="preserve">24.</w:t>
+      </w:r>
+      <w:r>
+        <w:t xml:space="preserve"> </w:t>
+      </w:r>
+      <w:r>
+        <w:rPr>
+          <w:rStyle w:val="VerbatimChar"/>
+        </w:rPr>
+        <w:t xml:space="preserve">ширина_столбцов</w:t>
+      </w:r>
+      <w:r>
+        <w:t xml:space="preserve"> </w:t>
+      </w:r>
+      <w:r>
+        <w:t xml:space="preserve">— merge_pp_range_set_column_widths</w:t>
       </w:r>
     </w:p>
     <w:p>
@@ -27979,25 +29095,20 @@
         <w:t xml:space="preserve"> </w:t>
       </w:r>
       <w:r>
-        <w:t xml:space="preserve">Бледный текст в ячейках A–B текущей строки данных.</w:t>
-      </w:r>
-    </w:p>
-    <w:p>
-      <w:pPr>
-        <w:pStyle w:val="BodyText"/>
-      </w:pPr>
+        <w:t xml:space="preserve">Задать фиксированную ширину столбцов в</w:t>
+      </w:r>
+      <w:r>
+        <w:t xml:space="preserve"> </w:t>
+      </w:r>
       <w:r>
         <w:rPr>
           <w:b/>
           <w:bCs/>
         </w:rPr>
-        <w:t xml:space="preserve">Rest из C:</w:t>
-      </w:r>
-      <w:r>
-        <w:t xml:space="preserve"> </w:t>
-      </w:r>
-      <w:r>
-        <w:t xml:space="preserve">не используется.</w:t>
+        <w:t xml:space="preserve">миллиметрах</w:t>
+      </w:r>
+      <w:r>
+        <w:t xml:space="preserve">.</w:t>
       </w:r>
     </w:p>
     <w:p>
@@ -28009,40 +29120,224 @@
           <w:b/>
           <w:bCs/>
         </w:rPr>
-        <w:t xml:space="preserve">Что меняет:</w:t>
-      </w:r>
-      <w:r>
-        <w:t xml:space="preserve"> </w:t>
-      </w:r>
-      <w:r>
-        <w:rPr>
-          <w:rStyle w:val="VerbatimChar"/>
-        </w:rPr>
-        <w:t xml:space="preserve">CharColor</w:t>
-      </w:r>
-      <w:r>
-        <w:t xml:space="preserve"> </w:t>
-      </w:r>
-      <w:r>
-        <w:t xml:space="preserve">служебных ячеек строки (индексы 0 и 1).</w:t>
-      </w:r>
-    </w:p>
-    <w:p>
-      <w:pPr>
-        <w:pStyle w:val="BodyText"/>
-      </w:pPr>
+        <w:t xml:space="preserve">Rest из C:</w:t>
+      </w:r>
+      <w:r>
+        <w:t xml:space="preserve"> </w:t>
+      </w:r>
+      <w:r>
+        <w:t xml:space="preserve">| Колонка C | Поведение |</w:t>
+      </w:r>
+      <w:r>
+        <w:t xml:space="preserve"> </w:t>
+      </w:r>
+      <w:r>
+        <w:t xml:space="preserve">|———–|———–|</w:t>
+      </w:r>
+      <w:r>
+        <w:t xml:space="preserve"> </w:t>
+      </w:r>
+      <w:r>
+        <w:t xml:space="preserve">|</w:t>
+      </w:r>
+      <w:r>
+        <w:t xml:space="preserve"> </w:t>
+      </w:r>
+      <w:r>
+        <w:rPr>
+          <w:i/>
+          <w:iCs/>
+        </w:rPr>
+        <w:t xml:space="preserve">(пусто)</w:t>
+      </w:r>
+      <w:r>
+        <w:t xml:space="preserve"> </w:t>
+      </w:r>
+      <w:r>
+        <w:t xml:space="preserve">| Все столбцы диапазона,</w:t>
+      </w:r>
+      <w:r>
+        <w:t xml:space="preserve"> </w:t>
+      </w:r>
       <w:r>
         <w:rPr>
           <w:b/>
           <w:bCs/>
         </w:rPr>
-        <w:t xml:space="preserve">Примечание:</w:t>
-      </w:r>
-      <w:r>
-        <w:t xml:space="preserve"> </w:t>
-      </w:r>
-      <w:r>
-        <w:t xml:space="preserve">Дублирует часть стандартного форматирования.</w:t>
+        <w:t xml:space="preserve">30 мм</w:t>
+      </w:r>
+      <w:r>
+        <w:t xml:space="preserve"> </w:t>
+      </w:r>
+      <w:r>
+        <w:t xml:space="preserve">|</w:t>
+      </w:r>
+      <w:r>
+        <w:t xml:space="preserve"> </w:t>
+      </w:r>
+      <w:r>
+        <w:t xml:space="preserve">|</w:t>
+      </w:r>
+      <w:r>
+        <w:t xml:space="preserve"> </w:t>
+      </w:r>
+      <w:r>
+        <w:rPr>
+          <w:rStyle w:val="VerbatimChar"/>
+        </w:rPr>
+        <w:t xml:space="preserve">30</w:t>
+      </w:r>
+      <w:r>
+        <w:t xml:space="preserve"> </w:t>
+      </w:r>
+      <w:r>
+        <w:t xml:space="preserve">или</w:t>
+      </w:r>
+      <w:r>
+        <w:t xml:space="preserve"> </w:t>
+      </w:r>
+      <w:r>
+        <w:rPr>
+          <w:rStyle w:val="VerbatimChar"/>
+        </w:rPr>
+        <w:t xml:space="preserve">30 мм</w:t>
+      </w:r>
+      <w:r>
+        <w:t xml:space="preserve"> </w:t>
+      </w:r>
+      <w:r>
+        <w:t xml:space="preserve">| Все столбцы, 30 мм |</w:t>
+      </w:r>
+      <w:r>
+        <w:t xml:space="preserve"> </w:t>
+      </w:r>
+      <w:r>
+        <w:t xml:space="preserve">|</w:t>
+      </w:r>
+      <w:r>
+        <w:t xml:space="preserve"> </w:t>
+      </w:r>
+      <w:r>
+        <w:rPr>
+          <w:rStyle w:val="VerbatimChar"/>
+        </w:rPr>
+        <w:t xml:space="preserve">1,2,3 / 30</w:t>
+      </w:r>
+      <w:r>
+        <w:t xml:space="preserve"> </w:t>
+      </w:r>
+      <w:r>
+        <w:t xml:space="preserve">(или</w:t>
+      </w:r>
+      <w:r>
+        <w:t xml:space="preserve"> </w:t>
+      </w:r>
+      <w:r>
+        <w:rPr>
+          <w:rStyle w:val="VerbatimChar"/>
+        </w:rPr>
+        <w:t xml:space="preserve">-&gt;</w:t>
+      </w:r>
+      <w:r>
+        <w:t xml:space="preserve">,</w:t>
+      </w:r>
+      <w:r>
+        <w:t xml:space="preserve"> </w:t>
+      </w:r>
+      <w:r>
+        <w:rPr>
+          <w:rStyle w:val="VerbatimChar"/>
+        </w:rPr>
+        <w:t xml:space="preserve">=</w:t>
+      </w:r>
+      <w:r>
+        <w:t xml:space="preserve">) | Столбцы 1-based (A=1), ширина 30 мм |</w:t>
+      </w:r>
+      <w:r>
+        <w:t xml:space="preserve"> </w:t>
+      </w:r>
+      <w:r>
+        <w:t xml:space="preserve">|</w:t>
+      </w:r>
+      <w:r>
+        <w:t xml:space="preserve"> </w:t>
+      </w:r>
+      <w:r>
+        <w:rPr>
+          <w:rStyle w:val="VerbatimChar"/>
+        </w:rPr>
+        <w:t xml:space="preserve">0</w:t>
+      </w:r>
+      <w:r>
+        <w:t xml:space="preserve"> </w:t>
+      </w:r>
+      <w:r>
+        <w:t xml:space="preserve">| Скрыть столбец(ы) |</w:t>
+      </w:r>
+    </w:p>
+    <w:p>
+      <w:pPr>
+        <w:pStyle w:val="BodyText"/>
+      </w:pPr>
+      <w:r>
+        <w:t xml:space="preserve">Число — миллиметры; суффикс</w:t>
+      </w:r>
+      <w:r>
+        <w:t xml:space="preserve"> </w:t>
+      </w:r>
+      <w:r>
+        <w:rPr>
+          <w:rStyle w:val="VerbatimChar"/>
+        </w:rPr>
+        <w:t xml:space="preserve">мм</w:t>
+      </w:r>
+      <w:r>
+        <w:t xml:space="preserve">/</w:t>
+      </w:r>
+      <w:r>
+        <w:rPr>
+          <w:rStyle w:val="VerbatimChar"/>
+        </w:rPr>
+        <w:t xml:space="preserve">mm</w:t>
+      </w:r>
+      <w:r>
+        <w:t xml:space="preserve"> </w:t>
+      </w:r>
+      <w:r>
+        <w:t xml:space="preserve">необязателен. Старый формат с</w:t>
+      </w:r>
+      <w:r>
+        <w:t xml:space="preserve"> </w:t>
+      </w:r>
+      <w:r>
+        <w:rPr>
+          <w:rStyle w:val="VerbatimChar"/>
+        </w:rPr>
+        <w:t xml:space="preserve">″</w:t>
+      </w:r>
+      <w:r>
+        <w:t xml:space="preserve"> </w:t>
+      </w:r>
+      <w:r>
+        <w:t xml:space="preserve">понимается как дюймы (перевод в мм).</w:t>
+      </w:r>
+    </w:p>
+    <w:p>
+      <w:pPr>
+        <w:pStyle w:val="BodyText"/>
+      </w:pPr>
+      <w:r>
+        <w:rPr>
+          <w:b/>
+          <w:bCs/>
+        </w:rPr>
+        <w:t xml:space="preserve">Когда вызывать:</w:t>
+      </w:r>
+      <w:r>
+        <w:t xml:space="preserve"> </w:t>
+      </w:r>
+      <w:r>
+        <w:t xml:space="preserve">После «скрыть_служебные»; до печати («стиль_печати»).</w:t>
       </w:r>
     </w:p>
     <w:p>
@@ -28053,28 +29348,28 @@
       </w:r>
     </w:p>
     <w:bookmarkEnd w:id="77"/>
-    <w:bookmarkStart w:id="78" w:name="X76de86b3967ec3dc07f7cdfc221232c72ebd6cd"/>
+    <w:bookmarkStart w:id="78" w:name="автофильтр-merge_pp_range_add_filter"/>
     <w:p>
       <w:pPr>
         <w:pStyle w:val="Heading3"/>
       </w:pPr>
       <w:r>
-        <w:t xml:space="preserve">4.</w:t>
-      </w:r>
-      <w:r>
-        <w:t xml:space="preserve"> </w:t>
-      </w:r>
-      <w:r>
-        <w:rPr>
-          <w:rStyle w:val="VerbatimChar"/>
-        </w:rPr>
-        <w:t xml:space="preserve">полосы_по_пути</w:t>
-      </w:r>
-      <w:r>
-        <w:t xml:space="preserve"> </w:t>
-      </w:r>
-      <w:r>
-        <w:t xml:space="preserve">— merge_pp_row_stripe_on_path_change</w:t>
+        <w:t xml:space="preserve">25.</w:t>
+      </w:r>
+      <w:r>
+        <w:t xml:space="preserve"> </w:t>
+      </w:r>
+      <w:r>
+        <w:rPr>
+          <w:rStyle w:val="VerbatimChar"/>
+        </w:rPr>
+        <w:t xml:space="preserve">автофильтр</w:t>
+      </w:r>
+      <w:r>
+        <w:t xml:space="preserve"> </w:t>
+      </w:r>
+      <w:r>
+        <w:t xml:space="preserve">— merge_pp_range_add_filter</w:t>
       </w:r>
     </w:p>
     <w:p>
@@ -28092,7 +29387,7 @@
         <w:t xml:space="preserve"> </w:t>
       </w:r>
       <w:r>
-        <w:t xml:space="preserve">Чередовать оттенок фона блока строк при смене значения в колонке #Путь (A).</w:t>
+        <w:t xml:space="preserve">Создать именованный DatabaseRange с AutoFilter.</w:t>
       </w:r>
     </w:p>
     <w:p>
@@ -28111,78 +29406,6 @@
       </w:r>
       <w:r>
         <w:t xml:space="preserve">не используется.</w:t>
-      </w:r>
-    </w:p>
-    <w:p>
-      <w:pPr>
-        <w:pStyle w:val="BodyText"/>
-      </w:pPr>
-      <w:r>
-        <w:rPr>
-          <w:b/>
-          <w:bCs/>
-        </w:rPr>
-        <w:t xml:space="preserve">Требование:</w:t>
-      </w:r>
-      <w:r>
-        <w:t xml:space="preserve"> </w:t>
-      </w:r>
-      <w:r>
-        <w:t xml:space="preserve">Перед использованием обязательно вызвать range-функцию</w:t>
-      </w:r>
-      <w:r>
-        <w:t xml:space="preserve"> </w:t>
-      </w:r>
-      <w:r>
-        <w:rPr>
-          <w:rStyle w:val="VerbatimChar"/>
-        </w:rPr>
-        <w:t xml:space="preserve">сброс_стрипов</w:t>
-      </w:r>
-      <w:r>
-        <w:t xml:space="preserve">.</w:t>
-      </w:r>
-    </w:p>
-    <w:p>
-      <w:pPr>
-        <w:pStyle w:val="BodyText"/>
-      </w:pPr>
-      <w:r>
-        <w:rPr>
-          <w:b/>
-          <w:bCs/>
-        </w:rPr>
-        <w:t xml:space="preserve">Что меняет:</w:t>
-      </w:r>
-      <w:r>
-        <w:t xml:space="preserve"> </w:t>
-      </w:r>
-      <w:r>
-        <w:t xml:space="preserve">Фон</w:t>
-      </w:r>
-      <w:r>
-        <w:t xml:space="preserve"> </w:t>
-      </w:r>
-      <w:r>
-        <w:rPr>
-          <w:rStyle w:val="VerbatimChar"/>
-        </w:rPr>
-        <w:t xml:space="preserve">data_row_range</w:t>
-      </w:r>
-      <w:r>
-        <w:t xml:space="preserve">; состояние в</w:t>
-      </w:r>
-      <w:r>
-        <w:t xml:space="preserve"> </w:t>
-      </w:r>
-      <w:r>
-        <w:rPr>
-          <w:rStyle w:val="VerbatimChar"/>
-        </w:rPr>
-        <w:t xml:space="preserve">_MERGE_PP_PATH_STRIPE_STATE</w:t>
-      </w:r>
-      <w:r>
-        <w:t xml:space="preserve">.</w:t>
       </w:r>
     </w:p>
     <w:p>
@@ -28193,28 +29416,28 @@
       </w:r>
     </w:p>
     <w:bookmarkEnd w:id="78"/>
-    <w:bookmarkStart w:id="79" w:name="X18413a1ad23efc257576d0d9762af3e0cb4e779"/>
+    <w:bookmarkStart w:id="79" w:name="Xbdda883875f1a8b16ffc1384138b7cf11c80742"/>
     <w:p>
       <w:pPr>
         <w:pStyle w:val="Heading3"/>
       </w:pPr>
       <w:r>
-        <w:t xml:space="preserve">5.</w:t>
-      </w:r>
-      <w:r>
-        <w:t xml:space="preserve"> </w:t>
-      </w:r>
-      <w:r>
-        <w:rPr>
-          <w:rStyle w:val="VerbatimChar"/>
-        </w:rPr>
-        <w:t xml:space="preserve">чередующиеся_границы</w:t>
-      </w:r>
-      <w:r>
-        <w:t xml:space="preserve"> </w:t>
-      </w:r>
-      <w:r>
-        <w:t xml:space="preserve">— merge_pp_row_alternate_borders</w:t>
+        <w:t xml:space="preserve">26.</w:t>
+      </w:r>
+      <w:r>
+        <w:t xml:space="preserve"> </w:t>
+      </w:r>
+      <w:r>
+        <w:rPr>
+          <w:rStyle w:val="VerbatimChar"/>
+        </w:rPr>
+        <w:t xml:space="preserve">стиль_печати</w:t>
+      </w:r>
+      <w:r>
+        <w:t xml:space="preserve"> </w:t>
+      </w:r>
+      <w:r>
+        <w:t xml:space="preserve">— merge_pp_range_set_page_style</w:t>
       </w:r>
     </w:p>
     <w:p>
@@ -28232,7 +29455,7 @@
         <w:t xml:space="preserve"> </w:t>
       </w:r>
       <w:r>
-        <w:t xml:space="preserve">Тонкая верхняя граница у нечётных строк данных.</w:t>
+        <w:t xml:space="preserve">Настроить стиль страницы листа для печати.</w:t>
       </w:r>
     </w:p>
     <w:p>
@@ -28250,7 +29473,10 @@
         <w:t xml:space="preserve"> </w:t>
       </w:r>
       <w:r>
-        <w:t xml:space="preserve">не используется.</w:t>
+        <w:rPr>
+          <w:rStyle w:val="VerbatimChar"/>
+        </w:rPr>
+        <w:t xml:space="preserve">orientation,fit_to_pages</w:t>
       </w:r>
     </w:p>
     <w:p>
@@ -28262,6 +29488,102 @@
           <w:b/>
           <w:bCs/>
         </w:rPr>
+        <w:t xml:space="preserve">Примеры:</w:t>
+      </w:r>
+      <w:r>
+        <w:t xml:space="preserve"> </w:t>
+      </w:r>
+      <w:r>
+        <w:t xml:space="preserve">| Колонка B | Колонка C | Описание |</w:t>
+      </w:r>
+      <w:r>
+        <w:t xml:space="preserve"> </w:t>
+      </w:r>
+      <w:r>
+        <w:t xml:space="preserve">|———–|———–|———-|</w:t>
+      </w:r>
+      <w:r>
+        <w:t xml:space="preserve"> </w:t>
+      </w:r>
+      <w:r>
+        <w:t xml:space="preserve">|</w:t>
+      </w:r>
+      <w:r>
+        <w:t xml:space="preserve"> </w:t>
+      </w:r>
+      <w:r>
+        <w:rPr>
+          <w:rStyle w:val="VerbatimChar"/>
+        </w:rPr>
+        <w:t xml:space="preserve">стиль_печати</w:t>
+      </w:r>
+      <w:r>
+        <w:t xml:space="preserve"> </w:t>
+      </w:r>
+      <w:r>
+        <w:t xml:space="preserve">|</w:t>
+      </w:r>
+      <w:r>
+        <w:t xml:space="preserve"> </w:t>
+      </w:r>
+      <w:r>
+        <w:rPr>
+          <w:rStyle w:val="VerbatimChar"/>
+        </w:rPr>
+        <w:t xml:space="preserve">landscape,1</w:t>
+      </w:r>
+      <w:r>
+        <w:t xml:space="preserve"> </w:t>
+      </w:r>
+      <w:r>
+        <w:t xml:space="preserve">| Альбомная, вписать в 1 страницу |</w:t>
+      </w:r>
+      <w:r>
+        <w:t xml:space="preserve"> </w:t>
+      </w:r>
+      <w:r>
+        <w:t xml:space="preserve">|</w:t>
+      </w:r>
+      <w:r>
+        <w:t xml:space="preserve"> </w:t>
+      </w:r>
+      <w:r>
+        <w:rPr>
+          <w:rStyle w:val="VerbatimChar"/>
+        </w:rPr>
+        <w:t xml:space="preserve">стиль_печати</w:t>
+      </w:r>
+      <w:r>
+        <w:t xml:space="preserve"> </w:t>
+      </w:r>
+      <w:r>
+        <w:t xml:space="preserve">|</w:t>
+      </w:r>
+      <w:r>
+        <w:t xml:space="preserve"> </w:t>
+      </w:r>
+      <w:r>
+        <w:rPr>
+          <w:rStyle w:val="VerbatimChar"/>
+        </w:rPr>
+        <w:t xml:space="preserve">portrait,0</w:t>
+      </w:r>
+      <w:r>
+        <w:t xml:space="preserve"> </w:t>
+      </w:r>
+      <w:r>
+        <w:t xml:space="preserve">| Книжная, не менять масштаб |</w:t>
+      </w:r>
+    </w:p>
+    <w:p>
+      <w:pPr>
+        <w:pStyle w:val="BodyText"/>
+      </w:pPr>
+      <w:r>
+        <w:rPr>
+          <w:b/>
+          <w:bCs/>
+        </w:rPr>
         <w:t xml:space="preserve">Что меняет:</w:t>
       </w:r>
       <w:r>
@@ -28271,25 +29593,28 @@
         <w:rPr>
           <w:rStyle w:val="VerbatimChar"/>
         </w:rPr>
-        <w:t xml:space="preserve">TableBorder.TopLine</w:t>
-      </w:r>
-      <w:r>
-        <w:t xml:space="preserve"> </w:t>
-      </w:r>
-      <w:r>
-        <w:t xml:space="preserve">у диапазона строки (нечётные</w:t>
-      </w:r>
-      <w:r>
-        <w:t xml:space="preserve"> </w:t>
-      </w:r>
-      <w:r>
-        <w:rPr>
-          <w:rStyle w:val="VerbatimChar"/>
-        </w:rPr>
-        <w:t xml:space="preserve">row_index</w:t>
-      </w:r>
-      <w:r>
-        <w:t xml:space="preserve">).</w:t>
+        <w:t xml:space="preserve">Orientation</w:t>
+      </w:r>
+      <w:r>
+        <w:t xml:space="preserve"> </w:t>
+      </w:r>
+      <w:r>
+        <w:t xml:space="preserve">и</w:t>
+      </w:r>
+      <w:r>
+        <w:t xml:space="preserve"> </w:t>
+      </w:r>
+      <w:r>
+        <w:rPr>
+          <w:rStyle w:val="VerbatimChar"/>
+        </w:rPr>
+        <w:t xml:space="preserve">ScaleToPagesX/Y</w:t>
+      </w:r>
+      <w:r>
+        <w:t xml:space="preserve"> </w:t>
+      </w:r>
+      <w:r>
+        <w:t xml:space="preserve">стиля страницы.</w:t>
       </w:r>
     </w:p>
     <w:p>
@@ -28300,64 +29625,92 @@
       </w:r>
     </w:p>
     <w:bookmarkEnd w:id="79"/>
-    <w:bookmarkStart w:id="80" w:name="Xa4bd3dd9d7a0ffec5356c24937e6b8b430ccd74"/>
-    <w:p>
-      <w:pPr>
-        <w:pStyle w:val="Heading3"/>
-      </w:pPr>
-      <w:r>
-        <w:t xml:space="preserve">6.</w:t>
-      </w:r>
-      <w:r>
-        <w:t xml:space="preserve"> </w:t>
-      </w:r>
-      <w:r>
-        <w:rPr>
-          <w:rStyle w:val="VerbatimChar"/>
-        </w:rPr>
-        <w:t xml:space="preserve">копировать_формат_заголовка</w:t>
-      </w:r>
-      <w:r>
-        <w:t xml:space="preserve"> </w:t>
-      </w:r>
-      <w:r>
-        <w:t xml:space="preserve">— merge_pp_row_copy_format_from_header</w:t>
+    <w:bookmarkEnd w:id="80"/>
+    <w:bookmarkStart w:id="91" w:name="функции-постобработки-строки-row"/>
+    <w:p>
+      <w:pPr>
+        <w:pStyle w:val="Heading2"/>
+      </w:pPr>
+      <w:r>
+        <w:t xml:space="preserve">Функции постобработки строки (ROW)</w:t>
       </w:r>
     </w:p>
     <w:p>
       <w:pPr>
         <w:pStyle w:val="FirstParagraph"/>
       </w:pPr>
+      <w:r>
+        <w:t xml:space="preserve">Вызваются</w:t>
+      </w:r>
+      <w:r>
+        <w:t xml:space="preserve"> </w:t>
+      </w:r>
       <w:r>
         <w:rPr>
           <w:b/>
           <w:bCs/>
         </w:rPr>
-        <w:t xml:space="preserve">Назначение:</w:t>
-      </w:r>
-      <w:r>
-        <w:t xml:space="preserve"> </w:t>
-      </w:r>
-      <w:r>
-        <w:t xml:space="preserve">Скопировать оформление ячеек заголовка в текущую строку данных.</w:t>
-      </w:r>
-    </w:p>
-    <w:p>
-      <w:pPr>
-        <w:pStyle w:val="BodyText"/>
+        <w:t xml:space="preserve">для каждой строки</w:t>
+      </w:r>
+      <w:r>
+        <w:t xml:space="preserve"> </w:t>
+      </w:r>
+      <w:r>
+        <w:t xml:space="preserve">данных. Медленнее range-функций, но позволяют контекстно-зависимую обработку.</w:t>
+      </w:r>
+    </w:p>
+    <w:bookmarkStart w:id="81" w:name="X569a16284b9248db0c7200679c23aeb3e7b589d"/>
+    <w:p>
+      <w:pPr>
+        <w:pStyle w:val="Heading3"/>
+      </w:pPr>
+      <w:r>
+        <w:t xml:space="preserve">1.</w:t>
+      </w:r>
+      <w:r>
+        <w:t xml:space="preserve"> </w:t>
+      </w:r>
+      <w:r>
+        <w:rPr>
+          <w:rStyle w:val="VerbatimChar"/>
+        </w:rPr>
+        <w:t xml:space="preserve">merge_pp_row_zebra_stripes</w:t>
+      </w:r>
+      <w:r>
+        <w:t xml:space="preserve"> </w:t>
+      </w:r>
+      <w:r>
+        <w:t xml:space="preserve">(только из кода)</w:t>
+      </w:r>
+    </w:p>
+    <w:p>
+      <w:pPr>
+        <w:pStyle w:val="FirstParagraph"/>
       </w:pPr>
       <w:r>
         <w:rPr>
           <w:b/>
           <w:bCs/>
         </w:rPr>
-        <w:t xml:space="preserve">Rest из C:</w:t>
-      </w:r>
-      <w:r>
-        <w:t xml:space="preserve"> </w:t>
-      </w:r>
-      <w:r>
-        <w:t xml:space="preserve">не используется.</w:t>
+        <w:t xml:space="preserve">Назначение:</w:t>
+      </w:r>
+      <w:r>
+        <w:t xml:space="preserve"> </w:t>
+      </w:r>
+      <w:r>
+        <w:t xml:space="preserve">«Зебра» построчно: чередование оформления строк данных по чётности</w:t>
+      </w:r>
+      <w:r>
+        <w:t xml:space="preserve"> </w:t>
+      </w:r>
+      <w:r>
+        <w:rPr>
+          <w:rStyle w:val="VerbatimChar"/>
+        </w:rPr>
+        <w:t xml:space="preserve">row_index</w:t>
+      </w:r>
+      <w:r>
+        <w:t xml:space="preserve">.</w:t>
       </w:r>
     </w:p>
     <w:p>
@@ -28369,13 +29722,52 @@
           <w:b/>
           <w:bCs/>
         </w:rPr>
-        <w:t xml:space="preserve">Когда вызывать:</w:t>
-      </w:r>
-      <w:r>
-        <w:t xml:space="preserve"> </w:t>
-      </w:r>
-      <w:r>
-        <w:t xml:space="preserve">Если данные должны визуально повторять заголовок.</w:t>
+        <w:t xml:space="preserve">Ключ листа:</w:t>
+      </w:r>
+      <w:r>
+        <w:t xml:space="preserve"> </w:t>
+      </w:r>
+      <w:r>
+        <w:t xml:space="preserve">не зарегистрирован в</w:t>
+      </w:r>
+      <w:r>
+        <w:t xml:space="preserve"> </w:t>
+      </w:r>
+      <w:r>
+        <w:rPr>
+          <w:rStyle w:val="VerbatimChar"/>
+        </w:rPr>
+        <w:t xml:space="preserve">MERGE_RESULT_POSTPROCESS_ROW_MAP</w:t>
+      </w:r>
+      <w:r>
+        <w:t xml:space="preserve">. Подключение — через</w:t>
+      </w:r>
+      <w:r>
+        <w:t xml:space="preserve"> </w:t>
+      </w:r>
+      <w:r>
+        <w:rPr>
+          <w:rStyle w:val="VerbatimChar"/>
+        </w:rPr>
+        <w:t xml:space="preserve">_MERGE_CODE_POSTPROCESS_ROW</w:t>
+      </w:r>
+      <w:r>
+        <w:t xml:space="preserve"> </w:t>
+      </w:r>
+      <w:r>
+        <w:t xml:space="preserve">в</w:t>
+      </w:r>
+      <w:r>
+        <w:t xml:space="preserve"> </w:t>
+      </w:r>
+      <w:r>
+        <w:rPr>
+          <w:rStyle w:val="VerbatimChar"/>
+        </w:rPr>
+        <w:t xml:space="preserve">collect_workbooks.py</w:t>
+      </w:r>
+      <w:r>
+        <w:t xml:space="preserve">.</w:t>
       </w:r>
     </w:p>
     <w:p>
@@ -28387,13 +29779,142 @@
           <w:b/>
           <w:bCs/>
         </w:rPr>
-        <w:t xml:space="preserve">Конфликты:</w:t>
-      </w:r>
-      <w:r>
-        <w:t xml:space="preserve"> </w:t>
-      </w:r>
-      <w:r>
-        <w:t xml:space="preserve">Несовместима с «зебра_диапазон» (перезапишет фон).</w:t>
+        <w:t xml:space="preserve">Rest из C:</w:t>
+      </w:r>
+      <w:r>
+        <w:t xml:space="preserve"> </w:t>
+      </w:r>
+      <w:r>
+        <w:t xml:space="preserve">тот же формат, что у</w:t>
+      </w:r>
+      <w:r>
+        <w:t xml:space="preserve"> </w:t>
+      </w:r>
+      <w:r>
+        <w:rPr>
+          <w:rStyle w:val="VerbatimChar"/>
+        </w:rPr>
+        <w:t xml:space="preserve">зебра_диапазон</w:t>
+      </w:r>
+      <w:r>
+        <w:t xml:space="preserve"> </w:t>
+      </w:r>
+      <w:r>
+        <w:t xml:space="preserve">—</w:t>
+      </w:r>
+      <w:r>
+        <w:t xml:space="preserve"> </w:t>
+      </w:r>
+      <w:r>
+        <w:rPr>
+          <w:rStyle w:val="VerbatimChar"/>
+        </w:rPr>
+        <w:t xml:space="preserve">роль:заливка/шрифт</w:t>
+      </w:r>
+      <w:r>
+        <w:t xml:space="preserve"> </w:t>
+      </w:r>
+      <w:r>
+        <w:t xml:space="preserve">через</w:t>
+      </w:r>
+      <w:r>
+        <w:t xml:space="preserve"> </w:t>
+      </w:r>
+      <w:r>
+        <w:rPr>
+          <w:rStyle w:val="VerbatimChar"/>
+        </w:rPr>
+        <w:t xml:space="preserve">;</w:t>
+      </w:r>
+      <w:r>
+        <w:t xml:space="preserve"> </w:t>
+      </w:r>
+      <w:r>
+        <w:t xml:space="preserve">или</w:t>
+      </w:r>
+      <w:r>
+        <w:t xml:space="preserve"> </w:t>
+      </w:r>
+      <w:r>
+        <w:rPr>
+          <w:rStyle w:val="VerbatimChar"/>
+        </w:rPr>
+        <w:t xml:space="preserve">,</w:t>
+      </w:r>
+      <w:r>
+        <w:t xml:space="preserve"> </w:t>
+      </w:r>
+      <w:r>
+        <w:t xml:space="preserve">(см. раздел в начале документа).</w:t>
+      </w:r>
+    </w:p>
+    <w:p>
+      <w:pPr>
+        <w:pStyle w:val="BodyText"/>
+      </w:pPr>
+      <w:r>
+        <w:rPr>
+          <w:b/>
+          <w:bCs/>
+        </w:rPr>
+        <w:t xml:space="preserve">Что меняет:</w:t>
+      </w:r>
+      <w:r>
+        <w:t xml:space="preserve"> </w:t>
+      </w:r>
+      <w:r>
+        <w:rPr>
+          <w:rStyle w:val="VerbatimChar"/>
+        </w:rPr>
+        <w:t xml:space="preserve">CellBackColor</w:t>
+      </w:r>
+      <w:r>
+        <w:t xml:space="preserve"> </w:t>
+      </w:r>
+      <w:r>
+        <w:t xml:space="preserve">и</w:t>
+      </w:r>
+      <w:r>
+        <w:t xml:space="preserve"> </w:t>
+      </w:r>
+      <w:r>
+        <w:rPr>
+          <w:rStyle w:val="VerbatimChar"/>
+        </w:rPr>
+        <w:t xml:space="preserve">CharColor</w:t>
+      </w:r>
+      <w:r>
+        <w:t xml:space="preserve"> </w:t>
+      </w:r>
+      <w:r>
+        <w:t xml:space="preserve">строки по чётности.</w:t>
+      </w:r>
+    </w:p>
+    <w:p>
+      <w:pPr>
+        <w:pStyle w:val="BodyText"/>
+      </w:pPr>
+      <w:r>
+        <w:rPr>
+          <w:b/>
+          <w:bCs/>
+        </w:rPr>
+        <w:t xml:space="preserve">Примечание:</w:t>
+      </w:r>
+      <w:r>
+        <w:t xml:space="preserve"> </w:t>
+      </w:r>
+      <w:r>
+        <w:t xml:space="preserve">Медленнее range-</w:t>
+      </w:r>
+      <w:r>
+        <w:rPr>
+          <w:rStyle w:val="VerbatimChar"/>
+        </w:rPr>
+        <w:t xml:space="preserve">зебра_диапазон</w:t>
+      </w:r>
+      <w:r>
+        <w:t xml:space="preserve">, но совместима с другими row-функциями.</w:t>
       </w:r>
     </w:p>
     <w:p>
@@ -28403,29 +29924,29 @@
         </w:pict>
       </w:r>
     </w:p>
-    <w:bookmarkEnd w:id="80"/>
-    <w:bookmarkStart w:id="81" w:name="X242116ab8085d29643bbe67c6206cc46885ed52"/>
+    <w:bookmarkEnd w:id="81"/>
+    <w:bookmarkStart w:id="82" w:name="высота_строки-merge_pp_row_height_pad"/>
     <w:p>
       <w:pPr>
         <w:pStyle w:val="Heading3"/>
       </w:pPr>
       <w:r>
-        <w:t xml:space="preserve">7.</w:t>
-      </w:r>
-      <w:r>
-        <w:t xml:space="preserve"> </w:t>
-      </w:r>
-      <w:r>
-        <w:rPr>
-          <w:rStyle w:val="VerbatimChar"/>
-        </w:rPr>
-        <w:t xml:space="preserve">подсветка_по_заголовку</w:t>
-      </w:r>
-      <w:r>
-        <w:t xml:space="preserve"> </w:t>
-      </w:r>
-      <w:r>
-        <w:t xml:space="preserve">— merge_pp_row_highlight_by_header_value</w:t>
+        <w:t xml:space="preserve">2.</w:t>
+      </w:r>
+      <w:r>
+        <w:t xml:space="preserve"> </w:t>
+      </w:r>
+      <w:r>
+        <w:rPr>
+          <w:rStyle w:val="VerbatimChar"/>
+        </w:rPr>
+        <w:t xml:space="preserve">высота_строки</w:t>
+      </w:r>
+      <w:r>
+        <w:t xml:space="preserve"> </w:t>
+      </w:r>
+      <w:r>
+        <w:t xml:space="preserve">— merge_pp_row_height_pad</w:t>
       </w:r>
     </w:p>
     <w:p>
@@ -28443,25 +29964,23 @@
         <w:t xml:space="preserve"> </w:t>
       </w:r>
       <w:r>
-        <w:t xml:space="preserve">Подсветить всю строку, если в «итоговом» столбце (по заголовку) ячейка не пуста.</w:t>
-      </w:r>
-    </w:p>
-    <w:p>
-      <w:pPr>
-        <w:pStyle w:val="BodyText"/>
-      </w:pPr>
+        <w:t xml:space="preserve">Добавить запас высоты строке данных (~2 мм)</w:t>
+      </w:r>
+      <w:r>
+        <w:t xml:space="preserve"> </w:t>
+      </w:r>
       <w:r>
         <w:rPr>
           <w:b/>
           <w:bCs/>
         </w:rPr>
-        <w:t xml:space="preserve">Rest из C:</w:t>
-      </w:r>
-      <w:r>
-        <w:t xml:space="preserve"> </w:t>
-      </w:r>
-      <w:r>
-        <w:t xml:space="preserve">не используется.</w:t>
+        <w:t xml:space="preserve">построчно</w:t>
+      </w:r>
+      <w:r>
+        <w:t xml:space="preserve"> </w:t>
+      </w:r>
+      <w:r>
+        <w:t xml:space="preserve">(медленно на больших листах).</w:t>
       </w:r>
     </w:p>
     <w:p>
@@ -28473,16 +29992,13 @@
           <w:b/>
           <w:bCs/>
         </w:rPr>
-        <w:t xml:space="preserve">Маркер в коде:</w:t>
-      </w:r>
-      <w:r>
-        <w:t xml:space="preserve"> </w:t>
-      </w:r>
-      <w:r>
-        <w:rPr>
-          <w:rStyle w:val="VerbatimChar"/>
-        </w:rPr>
-        <w:t xml:space="preserve">_MERGE_PP_ROW_HIGHLIGHT_HEADER = "итог"</w:t>
+        <w:t xml:space="preserve">Rest из C:</w:t>
+      </w:r>
+      <w:r>
+        <w:t xml:space="preserve"> </w:t>
+      </w:r>
+      <w:r>
+        <w:t xml:space="preserve">не используется.</w:t>
       </w:r>
     </w:p>
     <w:p>
@@ -28503,40 +30019,67 @@
         <w:rPr>
           <w:rStyle w:val="VerbatimChar"/>
         </w:rPr>
-        <w:t xml:space="preserve">CellBackColor</w:t>
-      </w:r>
-      <w:r>
-        <w:t xml:space="preserve"> </w:t>
-      </w:r>
-      <w:r>
-        <w:t xml:space="preserve">и/или</w:t>
-      </w:r>
-      <w:r>
-        <w:t xml:space="preserve"> </w:t>
-      </w:r>
-      <w:r>
-        <w:rPr>
-          <w:rStyle w:val="VerbatimChar"/>
-        </w:rPr>
-        <w:t xml:space="preserve">CharColor</w:t>
-      </w:r>
-      <w:r>
-        <w:t xml:space="preserve"> </w:t>
-      </w:r>
-      <w:r>
-        <w:t xml:space="preserve">всей</w:t>
-      </w:r>
-      <w:r>
-        <w:t xml:space="preserve"> </w:t>
-      </w:r>
-      <w:r>
-        <w:rPr>
-          <w:rStyle w:val="VerbatimChar"/>
-        </w:rPr>
-        <w:t xml:space="preserve">data_row_range</w:t>
+        <w:t xml:space="preserve">Height</w:t>
+      </w:r>
+      <w:r>
+        <w:t xml:space="preserve"> </w:t>
+      </w:r>
+      <w:r>
+        <w:t xml:space="preserve">строки</w:t>
+      </w:r>
+      <w:r>
+        <w:t xml:space="preserve"> </w:t>
+      </w:r>
+      <w:r>
+        <w:rPr>
+          <w:rStyle w:val="VerbatimChar"/>
+        </w:rPr>
+        <w:t xml:space="preserve">row_index</w:t>
       </w:r>
       <w:r>
         <w:t xml:space="preserve">.</w:t>
+      </w:r>
+    </w:p>
+    <w:p>
+      <w:pPr>
+        <w:pStyle w:val="BodyText"/>
+      </w:pPr>
+      <w:r>
+        <w:rPr>
+          <w:b/>
+          <w:bCs/>
+        </w:rPr>
+        <w:t xml:space="preserve">Примечание:</w:t>
+      </w:r>
+      <w:r>
+        <w:t xml:space="preserve"> </w:t>
+      </w:r>
+      <w:r>
+        <w:t xml:space="preserve">Предпочтительно range-функция</w:t>
+      </w:r>
+      <w:r>
+        <w:t xml:space="preserve"> </w:t>
+      </w:r>
+      <w:r>
+        <w:rPr>
+          <w:rStyle w:val="VerbatimChar"/>
+        </w:rPr>
+        <w:t xml:space="preserve">высота_строки</w:t>
+      </w:r>
+      <w:r>
+        <w:t xml:space="preserve"> </w:t>
+      </w:r>
+      <w:r>
+        <w:t xml:space="preserve">(</w:t>
+      </w:r>
+      <w:r>
+        <w:rPr>
+          <w:rStyle w:val="VerbatimChar"/>
+        </w:rPr>
+        <w:t xml:space="preserve">merge_pp_range_row_height_pad</w:t>
+      </w:r>
+      <w:r>
+        <w:t xml:space="preserve">) — автофит и единая высота для всех строк данных без цикла.</w:t>
       </w:r>
     </w:p>
     <w:p>
@@ -28546,29 +30089,29 @@
         </w:pict>
       </w:r>
     </w:p>
-    <w:bookmarkEnd w:id="81"/>
-    <w:bookmarkStart w:id="82" w:name="X71e8e639b8cad9018d059be423c6483b673a572"/>
+    <w:bookmarkEnd w:id="82"/>
+    <w:bookmarkStart w:id="83" w:name="Xbe81d24b0309b43d50ee1fca562267248813bac"/>
     <w:p>
       <w:pPr>
         <w:pStyle w:val="Heading3"/>
       </w:pPr>
       <w:r>
-        <w:t xml:space="preserve">8.</w:t>
-      </w:r>
-      <w:r>
-        <w:t xml:space="preserve"> </w:t>
-      </w:r>
-      <w:r>
-        <w:rPr>
-          <w:rStyle w:val="VerbatimChar"/>
-        </w:rPr>
-        <w:t xml:space="preserve">цвет_текста_по_значению</w:t>
-      </w:r>
-      <w:r>
-        <w:t xml:space="preserve"> </w:t>
-      </w:r>
-      <w:r>
-        <w:t xml:space="preserve">— merge_pp_row_text_color_by_value</w:t>
+        <w:t xml:space="preserve">3.</w:t>
+      </w:r>
+      <w:r>
+        <w:t xml:space="preserve"> </w:t>
+      </w:r>
+      <w:r>
+        <w:rPr>
+          <w:rStyle w:val="VerbatimChar"/>
+        </w:rPr>
+        <w:t xml:space="preserve">серые_служебные</w:t>
+      </w:r>
+      <w:r>
+        <w:t xml:space="preserve"> </w:t>
+      </w:r>
+      <w:r>
+        <w:t xml:space="preserve">— merge_pp_row_gray_service_columns</w:t>
       </w:r>
     </w:p>
     <w:p>
@@ -28586,7 +30129,7 @@
         <w:t xml:space="preserve"> </w:t>
       </w:r>
       <w:r>
-        <w:t xml:space="preserve">Покрасить текст всей строки по значению в столбце «статус».</w:t>
+        <w:t xml:space="preserve">Бледный текст в ячейках A–B текущей строки данных.</w:t>
       </w:r>
     </w:p>
     <w:p>
@@ -28604,16 +30147,7 @@
         <w:t xml:space="preserve"> </w:t>
       </w:r>
       <w:r>
-        <w:rPr>
-          <w:rStyle w:val="VerbatimChar"/>
-        </w:rPr>
-        <w:t xml:space="preserve">header_marker</w:t>
-      </w:r>
-      <w:r>
-        <w:t xml:space="preserve"> </w:t>
-      </w:r>
-      <w:r>
-        <w:t xml:space="preserve">— подстрока заголовка столбца-источника.</w:t>
+        <w:t xml:space="preserve">не используется.</w:t>
       </w:r>
     </w:p>
     <w:p>
@@ -28625,16 +30159,22 @@
           <w:b/>
           <w:bCs/>
         </w:rPr>
-        <w:t xml:space="preserve">По умолчанию:</w:t>
-      </w:r>
-      <w:r>
-        <w:t xml:space="preserve"> </w:t>
-      </w:r>
-      <w:r>
-        <w:rPr>
-          <w:rStyle w:val="VerbatimChar"/>
-        </w:rPr>
-        <w:t xml:space="preserve">статус</w:t>
+        <w:t xml:space="preserve">Что меняет:</w:t>
+      </w:r>
+      <w:r>
+        <w:t xml:space="preserve"> </w:t>
+      </w:r>
+      <w:r>
+        <w:rPr>
+          <w:rStyle w:val="VerbatimChar"/>
+        </w:rPr>
+        <w:t xml:space="preserve">CharColor</w:t>
+      </w:r>
+      <w:r>
+        <w:t xml:space="preserve"> </w:t>
+      </w:r>
+      <w:r>
+        <w:t xml:space="preserve">служебных ячеек строки (индексы 0 и 1).</w:t>
       </w:r>
     </w:p>
     <w:p>
@@ -28646,166 +30186,13 @@
           <w:b/>
           <w:bCs/>
         </w:rPr>
-        <w:t xml:space="preserve">Карта цветов в коде:</w:t>
-      </w:r>
-      <w:r>
-        <w:t xml:space="preserve"> </w:t>
-      </w:r>
-      <w:r>
-        <w:t xml:space="preserve">-</w:t>
-      </w:r>
-      <w:r>
-        <w:t xml:space="preserve"> </w:t>
-      </w:r>
-      <w:r>
-        <w:rPr>
-          <w:rStyle w:val="VerbatimChar"/>
-        </w:rPr>
-        <w:t xml:space="preserve">ок</w:t>
-      </w:r>
-      <w:r>
-        <w:t xml:space="preserve"> </w:t>
-      </w:r>
-      <w:r>
-        <w:t xml:space="preserve">/</w:t>
-      </w:r>
-      <w:r>
-        <w:t xml:space="preserve"> </w:t>
-      </w:r>
-      <w:r>
-        <w:rPr>
-          <w:rStyle w:val="VerbatimChar"/>
-        </w:rPr>
-        <w:t xml:space="preserve">да</w:t>
-      </w:r>
-      <w:r>
-        <w:t xml:space="preserve"> </w:t>
-      </w:r>
-      <w:r>
-        <w:t xml:space="preserve">/</w:t>
-      </w:r>
-      <w:r>
-        <w:t xml:space="preserve"> </w:t>
-      </w:r>
-      <w:r>
-        <w:rPr>
-          <w:rStyle w:val="VerbatimChar"/>
-        </w:rPr>
-        <w:t xml:space="preserve">true</w:t>
-      </w:r>
-      <w:r>
-        <w:t xml:space="preserve"> </w:t>
-      </w:r>
-      <w:r>
-        <w:t xml:space="preserve">→ зелёный</w:t>
-      </w:r>
-      <w:r>
-        <w:t xml:space="preserve"> </w:t>
-      </w:r>
-      <w:r>
-        <w:t xml:space="preserve">-</w:t>
-      </w:r>
-      <w:r>
-        <w:t xml:space="preserve"> </w:t>
-      </w:r>
-      <w:r>
-        <w:rPr>
-          <w:rStyle w:val="VerbatimChar"/>
-        </w:rPr>
-        <w:t xml:space="preserve">ошибка</w:t>
-      </w:r>
-      <w:r>
-        <w:t xml:space="preserve"> </w:t>
-      </w:r>
-      <w:r>
-        <w:t xml:space="preserve">/</w:t>
-      </w:r>
-      <w:r>
-        <w:t xml:space="preserve"> </w:t>
-      </w:r>
-      <w:r>
-        <w:rPr>
-          <w:rStyle w:val="VerbatimChar"/>
-        </w:rPr>
-        <w:t xml:space="preserve">нет</w:t>
-      </w:r>
-      <w:r>
-        <w:t xml:space="preserve"> </w:t>
-      </w:r>
-      <w:r>
-        <w:t xml:space="preserve">/</w:t>
-      </w:r>
-      <w:r>
-        <w:t xml:space="preserve"> </w:t>
-      </w:r>
-      <w:r>
-        <w:rPr>
-          <w:rStyle w:val="VerbatimChar"/>
-        </w:rPr>
-        <w:t xml:space="preserve">false</w:t>
-      </w:r>
-      <w:r>
-        <w:t xml:space="preserve"> </w:t>
-      </w:r>
-      <w:r>
-        <w:t xml:space="preserve">→ красный</w:t>
-      </w:r>
-      <w:r>
-        <w:t xml:space="preserve"> </w:t>
-      </w:r>
-      <w:r>
-        <w:t xml:space="preserve">-</w:t>
-      </w:r>
-      <w:r>
-        <w:t xml:space="preserve"> </w:t>
-      </w:r>
-      <w:r>
-        <w:rPr>
-          <w:rStyle w:val="VerbatimChar"/>
-        </w:rPr>
-        <w:t xml:space="preserve">в процессе</w:t>
-      </w:r>
-      <w:r>
-        <w:t xml:space="preserve"> </w:t>
-      </w:r>
-      <w:r>
-        <w:t xml:space="preserve">/</w:t>
-      </w:r>
-      <w:r>
-        <w:t xml:space="preserve"> </w:t>
-      </w:r>
-      <w:r>
-        <w:rPr>
-          <w:rStyle w:val="VerbatimChar"/>
-        </w:rPr>
-        <w:t xml:space="preserve">ожидание</w:t>
-      </w:r>
-      <w:r>
-        <w:t xml:space="preserve"> </w:t>
-      </w:r>
-      <w:r>
-        <w:t xml:space="preserve">→ жёлтый</w:t>
-      </w:r>
-    </w:p>
-    <w:p>
-      <w:pPr>
-        <w:pStyle w:val="BodyText"/>
-      </w:pPr>
-      <w:r>
-        <w:rPr>
-          <w:b/>
-          <w:bCs/>
-        </w:rPr>
-        <w:t xml:space="preserve">Пример:</w:t>
-      </w:r>
-      <w:r>
-        <w:t xml:space="preserve"> </w:t>
-      </w:r>
-      <w:r>
-        <w:rPr>
-          <w:rStyle w:val="VerbatimChar"/>
-        </w:rPr>
-        <w:t xml:space="preserve">цвет_текста_по_значению,состояние</w:t>
+        <w:t xml:space="preserve">Примечание:</w:t>
+      </w:r>
+      <w:r>
+        <w:t xml:space="preserve"> </w:t>
+      </w:r>
+      <w:r>
+        <w:t xml:space="preserve">Дублирует часть стандартного форматирования.</w:t>
       </w:r>
     </w:p>
     <w:p>
@@ -28815,29 +30202,29 @@
         </w:pict>
       </w:r>
     </w:p>
-    <w:bookmarkEnd w:id="82"/>
-    <w:bookmarkStart w:id="83" w:name="X7b8383658f7c89748868308d5656ffcadf576f0"/>
+    <w:bookmarkEnd w:id="83"/>
+    <w:bookmarkStart w:id="84" w:name="X76de86b3967ec3dc07f7cdfc221232c72ebd6cd"/>
     <w:p>
       <w:pPr>
         <w:pStyle w:val="Heading3"/>
       </w:pPr>
       <w:r>
-        <w:t xml:space="preserve">9.</w:t>
-      </w:r>
-      <w:r>
-        <w:t xml:space="preserve"> </w:t>
-      </w:r>
-      <w:r>
-        <w:rPr>
-          <w:rStyle w:val="VerbatimChar"/>
-        </w:rPr>
-        <w:t xml:space="preserve">жирный_по_пути</w:t>
-      </w:r>
-      <w:r>
-        <w:t xml:space="preserve"> </w:t>
-      </w:r>
-      <w:r>
-        <w:t xml:space="preserve">— merge_pp_row_bold_if_path_contains</w:t>
+        <w:t xml:space="preserve">4.</w:t>
+      </w:r>
+      <w:r>
+        <w:t xml:space="preserve"> </w:t>
+      </w:r>
+      <w:r>
+        <w:rPr>
+          <w:rStyle w:val="VerbatimChar"/>
+        </w:rPr>
+        <w:t xml:space="preserve">полосы_по_пути</w:t>
+      </w:r>
+      <w:r>
+        <w:t xml:space="preserve"> </w:t>
+      </w:r>
+      <w:r>
+        <w:t xml:space="preserve">— merge_pp_row_stripe_on_path_change</w:t>
       </w:r>
     </w:p>
     <w:p>
@@ -28855,7 +30242,7 @@
         <w:t xml:space="preserve"> </w:t>
       </w:r>
       <w:r>
-        <w:t xml:space="preserve">Жирный шрифт строки, если #Путь содержит подстроку.</w:t>
+        <w:t xml:space="preserve">Чередовать оттенок фона блока строк при смене значения в колонке #Путь (A).</w:t>
       </w:r>
     </w:p>
     <w:p>
@@ -28885,22 +30272,25 @@
           <w:b/>
           <w:bCs/>
         </w:rPr>
-        <w:t xml:space="preserve">Константа в коде:</w:t>
-      </w:r>
-      <w:r>
-        <w:t xml:space="preserve"> </w:t>
-      </w:r>
-      <w:r>
-        <w:rPr>
-          <w:rStyle w:val="VerbatimChar"/>
-        </w:rPr>
-        <w:t xml:space="preserve">_MERGE_PP_ROW_BOLD_PATH_SUBSTRING</w:t>
-      </w:r>
-      <w:r>
-        <w:t xml:space="preserve"> </w:t>
-      </w:r>
-      <w:r>
-        <w:t xml:space="preserve">(по умолчанию пусто)</w:t>
+        <w:t xml:space="preserve">Требование:</w:t>
+      </w:r>
+      <w:r>
+        <w:t xml:space="preserve"> </w:t>
+      </w:r>
+      <w:r>
+        <w:t xml:space="preserve">Перед использованием обязательно вызвать range-функцию</w:t>
+      </w:r>
+      <w:r>
+        <w:t xml:space="preserve"> </w:t>
+      </w:r>
+      <w:r>
+        <w:rPr>
+          <w:rStyle w:val="VerbatimChar"/>
+        </w:rPr>
+        <w:t xml:space="preserve">сброс_стрипов</w:t>
+      </w:r>
+      <w:r>
+        <w:t xml:space="preserve">.</w:t>
       </w:r>
     </w:p>
     <w:p>
@@ -28918,16 +30308,31 @@
         <w:t xml:space="preserve"> </w:t>
       </w:r>
       <w:r>
-        <w:rPr>
-          <w:rStyle w:val="VerbatimChar"/>
-        </w:rPr>
-        <w:t xml:space="preserve">data_row_range.CharWeight = 150</w:t>
-      </w:r>
-      <w:r>
-        <w:t xml:space="preserve"> </w:t>
-      </w:r>
-      <w:r>
-        <w:t xml:space="preserve">при совпадении пути.</w:t>
+        <w:t xml:space="preserve">Фон</w:t>
+      </w:r>
+      <w:r>
+        <w:t xml:space="preserve"> </w:t>
+      </w:r>
+      <w:r>
+        <w:rPr>
+          <w:rStyle w:val="VerbatimChar"/>
+        </w:rPr>
+        <w:t xml:space="preserve">data_row_range</w:t>
+      </w:r>
+      <w:r>
+        <w:t xml:space="preserve">; состояние в</w:t>
+      </w:r>
+      <w:r>
+        <w:t xml:space="preserve"> </w:t>
+      </w:r>
+      <w:r>
+        <w:rPr>
+          <w:rStyle w:val="VerbatimChar"/>
+        </w:rPr>
+        <w:t xml:space="preserve">_MERGE_PP_PATH_STRIPE_STATE</w:t>
+      </w:r>
+      <w:r>
+        <w:t xml:space="preserve">.</w:t>
       </w:r>
     </w:p>
     <w:p>
@@ -28937,29 +30342,29 @@
         </w:pict>
       </w:r>
     </w:p>
-    <w:bookmarkEnd w:id="83"/>
-    <w:bookmarkStart w:id="84" w:name="Xccdc5c0f6e348a7f1e7334c3d0fc43538cafaf5"/>
+    <w:bookmarkEnd w:id="84"/>
+    <w:bookmarkStart w:id="85" w:name="X18413a1ad23efc257576d0d9762af3e0cb4e779"/>
     <w:p>
       <w:pPr>
         <w:pStyle w:val="Heading3"/>
       </w:pPr>
       <w:r>
-        <w:t xml:space="preserve">10.</w:t>
-      </w:r>
-      <w:r>
-        <w:t xml:space="preserve"> </w:t>
-      </w:r>
-      <w:r>
-        <w:rPr>
-          <w:rStyle w:val="VerbatimChar"/>
-        </w:rPr>
-        <w:t xml:space="preserve">преобразовать_числа</w:t>
-      </w:r>
-      <w:r>
-        <w:t xml:space="preserve"> </w:t>
-      </w:r>
-      <w:r>
-        <w:t xml:space="preserve">— merge_pp_row_convert_numeric_strings</w:t>
+        <w:t xml:space="preserve">5.</w:t>
+      </w:r>
+      <w:r>
+        <w:t xml:space="preserve"> </w:t>
+      </w:r>
+      <w:r>
+        <w:rPr>
+          <w:rStyle w:val="VerbatimChar"/>
+        </w:rPr>
+        <w:t xml:space="preserve">чередующиеся_границы</w:t>
+      </w:r>
+      <w:r>
+        <w:t xml:space="preserve"> </w:t>
+      </w:r>
+      <w:r>
+        <w:t xml:space="preserve">— merge_pp_row_alternate_borders</w:t>
       </w:r>
     </w:p>
     <w:p>
@@ -28977,22 +30382,7 @@
         <w:t xml:space="preserve"> </w:t>
       </w:r>
       <w:r>
-        <w:t xml:space="preserve">Преобразовать числа, записанные как текст (в т.ч. с апострофом), в</w:t>
-      </w:r>
-      <w:r>
-        <w:t xml:space="preserve"> </w:t>
-      </w:r>
-      <w:r>
-        <w:rPr>
-          <w:rStyle w:val="VerbatimChar"/>
-        </w:rPr>
-        <w:t xml:space="preserve">cell.Value</w:t>
-      </w:r>
-      <w:r>
-        <w:t xml:space="preserve"> </w:t>
-      </w:r>
-      <w:r>
-        <w:t xml:space="preserve">+ формат.</w:t>
+        <w:t xml:space="preserve">Тонкая верхняя граница у нечётных строк данных.</w:t>
       </w:r>
     </w:p>
     <w:p>
@@ -29010,7 +30400,7 @@
         <w:t xml:space="preserve"> </w:t>
       </w:r>
       <w:r>
-        <w:t xml:space="preserve">список колонок через запятую.</w:t>
+        <w:t xml:space="preserve">не используется.</w:t>
       </w:r>
     </w:p>
     <w:p>
@@ -29022,162 +30412,34 @@
           <w:b/>
           <w:bCs/>
         </w:rPr>
-        <w:t xml:space="preserve">Синтаксис:</w:t>
-      </w:r>
-      <w:r>
-        <w:t xml:space="preserve"> </w:t>
-      </w:r>
-      <w:r>
-        <w:t xml:space="preserve">-</w:t>
-      </w:r>
-      <w:r>
-        <w:t xml:space="preserve"> </w:t>
-      </w:r>
-      <w:r>
-        <w:rPr>
-          <w:rStyle w:val="VerbatimChar"/>
-        </w:rPr>
-        <w:t xml:space="preserve">преобразовать_числа</w:t>
-      </w:r>
-      <w:r>
-        <w:t xml:space="preserve"> </w:t>
-      </w:r>
-      <w:r>
-        <w:rPr>
-          <w:i/>
-          <w:iCs/>
-        </w:rPr>
-        <w:t xml:space="preserve">(пусто)</w:t>
-      </w:r>
-      <w:r>
-        <w:t xml:space="preserve"> </w:t>
-      </w:r>
-      <w:r>
-        <w:t xml:space="preserve">— все колонки</w:t>
-      </w:r>
-      <w:r>
-        <w:t xml:space="preserve"> </w:t>
-      </w:r>
-      <w:r>
-        <w:t xml:space="preserve">-</w:t>
-      </w:r>
-      <w:r>
-        <w:t xml:space="preserve"> </w:t>
-      </w:r>
-      <w:r>
-        <w:rPr>
-          <w:rStyle w:val="VerbatimChar"/>
-        </w:rPr>
-        <w:t xml:space="preserve">преобразовать_числа,1,3,6</w:t>
-      </w:r>
-      <w:r>
-        <w:t xml:space="preserve"> </w:t>
-      </w:r>
-      <w:r>
-        <w:t xml:space="preserve">— только колонки 1, 3 и 6 (</w:t>
-      </w:r>
-      <w:r>
-        <w:rPr>
-          <w:b/>
-          <w:bCs/>
-        </w:rPr>
-        <w:t xml:space="preserve">индексы 1-based</w:t>
-      </w:r>
-      <w:r>
-        <w:t xml:space="preserve"> </w:t>
-      </w:r>
-      <w:r>
-        <w:t xml:space="preserve">как в UI Calc: 1=A, 2=B…)</w:t>
-      </w:r>
-      <w:r>
-        <w:t xml:space="preserve"> </w:t>
-      </w:r>
-      <w:r>
-        <w:t xml:space="preserve">-</w:t>
-      </w:r>
-      <w:r>
-        <w:t xml:space="preserve"> </w:t>
-      </w:r>
-      <w:r>
-        <w:rPr>
-          <w:rStyle w:val="VerbatimChar"/>
-        </w:rPr>
-        <w:t xml:space="preserve">преобразовать_числа,Сумма,Количество</w:t>
-      </w:r>
-      <w:r>
-        <w:t xml:space="preserve"> </w:t>
-      </w:r>
-      <w:r>
-        <w:t xml:space="preserve">— колонки с заголовками</w:t>
-      </w:r>
-      <w:r>
-        <w:t xml:space="preserve"> </w:t>
-      </w:r>
-      <w:r>
-        <w:t xml:space="preserve">“Сумма”</w:t>
-      </w:r>
-      <w:r>
-        <w:t xml:space="preserve"> </w:t>
-      </w:r>
-      <w:r>
-        <w:t xml:space="preserve">и</w:t>
-      </w:r>
-      <w:r>
-        <w:t xml:space="preserve"> </w:t>
-      </w:r>
-      <w:r>
-        <w:t xml:space="preserve">“Количество”</w:t>
-      </w:r>
-    </w:p>
-    <w:p>
-      <w:pPr>
-        <w:pStyle w:val="BodyText"/>
-      </w:pPr>
-      <w:r>
-        <w:rPr>
-          <w:b/>
-          <w:bCs/>
-        </w:rPr>
-        <w:t xml:space="preserve">Когда вызывать:</w:t>
-      </w:r>
-      <w:r>
-        <w:t xml:space="preserve"> </w:t>
-      </w:r>
-      <w:r>
-        <w:t xml:space="preserve">До «формат_деньги»; на каждой строке.</w:t>
-      </w:r>
-    </w:p>
-    <w:p>
-      <w:pPr>
-        <w:pStyle w:val="BodyText"/>
-      </w:pPr>
-      <w:r>
-        <w:rPr>
-          <w:b/>
-          <w:bCs/>
-        </w:rPr>
         <w:t xml:space="preserve">Что меняет:</w:t>
       </w:r>
       <w:r>
         <w:t xml:space="preserve"> </w:t>
       </w:r>
       <w:r>
-        <w:t xml:space="preserve">Тип и</w:t>
-      </w:r>
-      <w:r>
-        <w:t xml:space="preserve"> </w:t>
-      </w:r>
-      <w:r>
-        <w:rPr>
-          <w:rStyle w:val="VerbatimChar"/>
-        </w:rPr>
-        <w:t xml:space="preserve">NumberFormat</w:t>
-      </w:r>
-      <w:r>
-        <w:t xml:space="preserve"> </w:t>
-      </w:r>
-      <w:r>
-        <w:t xml:space="preserve">ячеек строки; даты/время пропускаются.</w:t>
+        <w:rPr>
+          <w:rStyle w:val="VerbatimChar"/>
+        </w:rPr>
+        <w:t xml:space="preserve">TableBorder.TopLine</w:t>
+      </w:r>
+      <w:r>
+        <w:t xml:space="preserve"> </w:t>
+      </w:r>
+      <w:r>
+        <w:t xml:space="preserve">у диапазона строки (нечётные</w:t>
+      </w:r>
+      <w:r>
+        <w:t xml:space="preserve"> </w:t>
+      </w:r>
+      <w:r>
+        <w:rPr>
+          <w:rStyle w:val="VerbatimChar"/>
+        </w:rPr>
+        <w:t xml:space="preserve">row_index</w:t>
+      </w:r>
+      <w:r>
+        <w:t xml:space="preserve">).</w:t>
       </w:r>
     </w:p>
     <w:p>
@@ -29187,9 +30449,897 @@
         </w:pict>
       </w:r>
     </w:p>
-    <w:bookmarkEnd w:id="84"/>
     <w:bookmarkEnd w:id="85"/>
-    <w:bookmarkStart w:id="86" w:name="внутренние-хелперы"/>
+    <w:bookmarkStart w:id="86" w:name="Xa4bd3dd9d7a0ffec5356c24937e6b8b430ccd74"/>
+    <w:p>
+      <w:pPr>
+        <w:pStyle w:val="Heading3"/>
+      </w:pPr>
+      <w:r>
+        <w:t xml:space="preserve">6.</w:t>
+      </w:r>
+      <w:r>
+        <w:t xml:space="preserve"> </w:t>
+      </w:r>
+      <w:r>
+        <w:rPr>
+          <w:rStyle w:val="VerbatimChar"/>
+        </w:rPr>
+        <w:t xml:space="preserve">копировать_формат_заголовка</w:t>
+      </w:r>
+      <w:r>
+        <w:t xml:space="preserve"> </w:t>
+      </w:r>
+      <w:r>
+        <w:t xml:space="preserve">— merge_pp_row_copy_format_from_header</w:t>
+      </w:r>
+    </w:p>
+    <w:p>
+      <w:pPr>
+        <w:pStyle w:val="FirstParagraph"/>
+      </w:pPr>
+      <w:r>
+        <w:rPr>
+          <w:b/>
+          <w:bCs/>
+        </w:rPr>
+        <w:t xml:space="preserve">Назначение:</w:t>
+      </w:r>
+      <w:r>
+        <w:t xml:space="preserve"> </w:t>
+      </w:r>
+      <w:r>
+        <w:t xml:space="preserve">Скопировать оформление ячеек заголовка в текущую строку данных.</w:t>
+      </w:r>
+    </w:p>
+    <w:p>
+      <w:pPr>
+        <w:pStyle w:val="BodyText"/>
+      </w:pPr>
+      <w:r>
+        <w:rPr>
+          <w:b/>
+          <w:bCs/>
+        </w:rPr>
+        <w:t xml:space="preserve">Rest из C:</w:t>
+      </w:r>
+      <w:r>
+        <w:t xml:space="preserve"> </w:t>
+      </w:r>
+      <w:r>
+        <w:t xml:space="preserve">не используется.</w:t>
+      </w:r>
+    </w:p>
+    <w:p>
+      <w:pPr>
+        <w:pStyle w:val="BodyText"/>
+      </w:pPr>
+      <w:r>
+        <w:rPr>
+          <w:b/>
+          <w:bCs/>
+        </w:rPr>
+        <w:t xml:space="preserve">Когда вызывать:</w:t>
+      </w:r>
+      <w:r>
+        <w:t xml:space="preserve"> </w:t>
+      </w:r>
+      <w:r>
+        <w:t xml:space="preserve">Если данные должны визуально повторять заголовок.</w:t>
+      </w:r>
+    </w:p>
+    <w:p>
+      <w:pPr>
+        <w:pStyle w:val="BodyText"/>
+      </w:pPr>
+      <w:r>
+        <w:rPr>
+          <w:b/>
+          <w:bCs/>
+        </w:rPr>
+        <w:t xml:space="preserve">Конфликты:</w:t>
+      </w:r>
+      <w:r>
+        <w:t xml:space="preserve"> </w:t>
+      </w:r>
+      <w:r>
+        <w:t xml:space="preserve">Несовместима с «зебра_диапазон» (перезапишет фон).</w:t>
+      </w:r>
+    </w:p>
+    <w:p>
+      <w:r>
+        <w:pict>
+          <v:rect style="width:0;height:1.5pt" o:hralign="center" o:hrstd="t" o:hr="t"/>
+        </w:pict>
+      </w:r>
+    </w:p>
+    <w:bookmarkEnd w:id="86"/>
+    <w:bookmarkStart w:id="87" w:name="X242116ab8085d29643bbe67c6206cc46885ed52"/>
+    <w:p>
+      <w:pPr>
+        <w:pStyle w:val="Heading3"/>
+      </w:pPr>
+      <w:r>
+        <w:t xml:space="preserve">7.</w:t>
+      </w:r>
+      <w:r>
+        <w:t xml:space="preserve"> </w:t>
+      </w:r>
+      <w:r>
+        <w:rPr>
+          <w:rStyle w:val="VerbatimChar"/>
+        </w:rPr>
+        <w:t xml:space="preserve">подсветка_по_заголовку</w:t>
+      </w:r>
+      <w:r>
+        <w:t xml:space="preserve"> </w:t>
+      </w:r>
+      <w:r>
+        <w:t xml:space="preserve">— merge_pp_row_highlight_by_header_value</w:t>
+      </w:r>
+    </w:p>
+    <w:p>
+      <w:pPr>
+        <w:pStyle w:val="FirstParagraph"/>
+      </w:pPr>
+      <w:r>
+        <w:rPr>
+          <w:b/>
+          <w:bCs/>
+        </w:rPr>
+        <w:t xml:space="preserve">Назначение:</w:t>
+      </w:r>
+      <w:r>
+        <w:t xml:space="preserve"> </w:t>
+      </w:r>
+      <w:r>
+        <w:t xml:space="preserve">Подсветить всю строку, если в «итоговом» столбце (по заголовку) ячейка не пуста.</w:t>
+      </w:r>
+    </w:p>
+    <w:p>
+      <w:pPr>
+        <w:pStyle w:val="BodyText"/>
+      </w:pPr>
+      <w:r>
+        <w:rPr>
+          <w:b/>
+          <w:bCs/>
+        </w:rPr>
+        <w:t xml:space="preserve">Rest из C:</w:t>
+      </w:r>
+      <w:r>
+        <w:t xml:space="preserve"> </w:t>
+      </w:r>
+      <w:r>
+        <w:t xml:space="preserve">не используется.</w:t>
+      </w:r>
+    </w:p>
+    <w:p>
+      <w:pPr>
+        <w:pStyle w:val="BodyText"/>
+      </w:pPr>
+      <w:r>
+        <w:rPr>
+          <w:b/>
+          <w:bCs/>
+        </w:rPr>
+        <w:t xml:space="preserve">Маркер в коде:</w:t>
+      </w:r>
+      <w:r>
+        <w:t xml:space="preserve"> </w:t>
+      </w:r>
+      <w:r>
+        <w:rPr>
+          <w:rStyle w:val="VerbatimChar"/>
+        </w:rPr>
+        <w:t xml:space="preserve">_MERGE_PP_ROW_HIGHLIGHT_HEADER = "итог"</w:t>
+      </w:r>
+    </w:p>
+    <w:p>
+      <w:pPr>
+        <w:pStyle w:val="BodyText"/>
+      </w:pPr>
+      <w:r>
+        <w:rPr>
+          <w:b/>
+          <w:bCs/>
+        </w:rPr>
+        <w:t xml:space="preserve">Что меняет:</w:t>
+      </w:r>
+      <w:r>
+        <w:t xml:space="preserve"> </w:t>
+      </w:r>
+      <w:r>
+        <w:rPr>
+          <w:rStyle w:val="VerbatimChar"/>
+        </w:rPr>
+        <w:t xml:space="preserve">CellBackColor</w:t>
+      </w:r>
+      <w:r>
+        <w:t xml:space="preserve"> </w:t>
+      </w:r>
+      <w:r>
+        <w:t xml:space="preserve">и/или</w:t>
+      </w:r>
+      <w:r>
+        <w:t xml:space="preserve"> </w:t>
+      </w:r>
+      <w:r>
+        <w:rPr>
+          <w:rStyle w:val="VerbatimChar"/>
+        </w:rPr>
+        <w:t xml:space="preserve">CharColor</w:t>
+      </w:r>
+      <w:r>
+        <w:t xml:space="preserve"> </w:t>
+      </w:r>
+      <w:r>
+        <w:t xml:space="preserve">всей</w:t>
+      </w:r>
+      <w:r>
+        <w:t xml:space="preserve"> </w:t>
+      </w:r>
+      <w:r>
+        <w:rPr>
+          <w:rStyle w:val="VerbatimChar"/>
+        </w:rPr>
+        <w:t xml:space="preserve">data_row_range</w:t>
+      </w:r>
+      <w:r>
+        <w:t xml:space="preserve">.</w:t>
+      </w:r>
+    </w:p>
+    <w:p>
+      <w:r>
+        <w:pict>
+          <v:rect style="width:0;height:1.5pt" o:hralign="center" o:hrstd="t" o:hr="t"/>
+        </w:pict>
+      </w:r>
+    </w:p>
+    <w:bookmarkEnd w:id="87"/>
+    <w:bookmarkStart w:id="88" w:name="X71e8e639b8cad9018d059be423c6483b673a572"/>
+    <w:p>
+      <w:pPr>
+        <w:pStyle w:val="Heading3"/>
+      </w:pPr>
+      <w:r>
+        <w:t xml:space="preserve">8.</w:t>
+      </w:r>
+      <w:r>
+        <w:t xml:space="preserve"> </w:t>
+      </w:r>
+      <w:r>
+        <w:rPr>
+          <w:rStyle w:val="VerbatimChar"/>
+        </w:rPr>
+        <w:t xml:space="preserve">цвет_текста_по_значению</w:t>
+      </w:r>
+      <w:r>
+        <w:t xml:space="preserve"> </w:t>
+      </w:r>
+      <w:r>
+        <w:t xml:space="preserve">— merge_pp_row_text_color_by_value</w:t>
+      </w:r>
+    </w:p>
+    <w:p>
+      <w:pPr>
+        <w:pStyle w:val="FirstParagraph"/>
+      </w:pPr>
+      <w:r>
+        <w:rPr>
+          <w:b/>
+          <w:bCs/>
+        </w:rPr>
+        <w:t xml:space="preserve">Назначение:</w:t>
+      </w:r>
+      <w:r>
+        <w:t xml:space="preserve"> </w:t>
+      </w:r>
+      <w:r>
+        <w:t xml:space="preserve">Покрасить текст всей строки по значению в столбце «статус».</w:t>
+      </w:r>
+    </w:p>
+    <w:p>
+      <w:pPr>
+        <w:pStyle w:val="BodyText"/>
+      </w:pPr>
+      <w:r>
+        <w:rPr>
+          <w:b/>
+          <w:bCs/>
+        </w:rPr>
+        <w:t xml:space="preserve">Rest из C:</w:t>
+      </w:r>
+      <w:r>
+        <w:t xml:space="preserve"> </w:t>
+      </w:r>
+      <w:r>
+        <w:rPr>
+          <w:rStyle w:val="VerbatimChar"/>
+        </w:rPr>
+        <w:t xml:space="preserve">header_marker</w:t>
+      </w:r>
+      <w:r>
+        <w:t xml:space="preserve"> </w:t>
+      </w:r>
+      <w:r>
+        <w:t xml:space="preserve">— подстрока заголовка столбца-источника.</w:t>
+      </w:r>
+    </w:p>
+    <w:p>
+      <w:pPr>
+        <w:pStyle w:val="BodyText"/>
+      </w:pPr>
+      <w:r>
+        <w:rPr>
+          <w:b/>
+          <w:bCs/>
+        </w:rPr>
+        <w:t xml:space="preserve">По умолчанию:</w:t>
+      </w:r>
+      <w:r>
+        <w:t xml:space="preserve"> </w:t>
+      </w:r>
+      <w:r>
+        <w:rPr>
+          <w:rStyle w:val="VerbatimChar"/>
+        </w:rPr>
+        <w:t xml:space="preserve">статус</w:t>
+      </w:r>
+    </w:p>
+    <w:p>
+      <w:pPr>
+        <w:pStyle w:val="BodyText"/>
+      </w:pPr>
+      <w:r>
+        <w:rPr>
+          <w:b/>
+          <w:bCs/>
+        </w:rPr>
+        <w:t xml:space="preserve">Карта цветов в коде:</w:t>
+      </w:r>
+      <w:r>
+        <w:t xml:space="preserve"> </w:t>
+      </w:r>
+      <w:r>
+        <w:t xml:space="preserve">-</w:t>
+      </w:r>
+      <w:r>
+        <w:t xml:space="preserve"> </w:t>
+      </w:r>
+      <w:r>
+        <w:rPr>
+          <w:rStyle w:val="VerbatimChar"/>
+        </w:rPr>
+        <w:t xml:space="preserve">ок</w:t>
+      </w:r>
+      <w:r>
+        <w:t xml:space="preserve"> </w:t>
+      </w:r>
+      <w:r>
+        <w:t xml:space="preserve">/</w:t>
+      </w:r>
+      <w:r>
+        <w:t xml:space="preserve"> </w:t>
+      </w:r>
+      <w:r>
+        <w:rPr>
+          <w:rStyle w:val="VerbatimChar"/>
+        </w:rPr>
+        <w:t xml:space="preserve">да</w:t>
+      </w:r>
+      <w:r>
+        <w:t xml:space="preserve"> </w:t>
+      </w:r>
+      <w:r>
+        <w:t xml:space="preserve">/</w:t>
+      </w:r>
+      <w:r>
+        <w:t xml:space="preserve"> </w:t>
+      </w:r>
+      <w:r>
+        <w:rPr>
+          <w:rStyle w:val="VerbatimChar"/>
+        </w:rPr>
+        <w:t xml:space="preserve">true</w:t>
+      </w:r>
+      <w:r>
+        <w:t xml:space="preserve"> </w:t>
+      </w:r>
+      <w:r>
+        <w:t xml:space="preserve">→ зелёный</w:t>
+      </w:r>
+      <w:r>
+        <w:t xml:space="preserve"> </w:t>
+      </w:r>
+      <w:r>
+        <w:t xml:space="preserve">-</w:t>
+      </w:r>
+      <w:r>
+        <w:t xml:space="preserve"> </w:t>
+      </w:r>
+      <w:r>
+        <w:rPr>
+          <w:rStyle w:val="VerbatimChar"/>
+        </w:rPr>
+        <w:t xml:space="preserve">ошибка</w:t>
+      </w:r>
+      <w:r>
+        <w:t xml:space="preserve"> </w:t>
+      </w:r>
+      <w:r>
+        <w:t xml:space="preserve">/</w:t>
+      </w:r>
+      <w:r>
+        <w:t xml:space="preserve"> </w:t>
+      </w:r>
+      <w:r>
+        <w:rPr>
+          <w:rStyle w:val="VerbatimChar"/>
+        </w:rPr>
+        <w:t xml:space="preserve">нет</w:t>
+      </w:r>
+      <w:r>
+        <w:t xml:space="preserve"> </w:t>
+      </w:r>
+      <w:r>
+        <w:t xml:space="preserve">/</w:t>
+      </w:r>
+      <w:r>
+        <w:t xml:space="preserve"> </w:t>
+      </w:r>
+      <w:r>
+        <w:rPr>
+          <w:rStyle w:val="VerbatimChar"/>
+        </w:rPr>
+        <w:t xml:space="preserve">false</w:t>
+      </w:r>
+      <w:r>
+        <w:t xml:space="preserve"> </w:t>
+      </w:r>
+      <w:r>
+        <w:t xml:space="preserve">→ красный</w:t>
+      </w:r>
+      <w:r>
+        <w:t xml:space="preserve"> </w:t>
+      </w:r>
+      <w:r>
+        <w:t xml:space="preserve">-</w:t>
+      </w:r>
+      <w:r>
+        <w:t xml:space="preserve"> </w:t>
+      </w:r>
+      <w:r>
+        <w:rPr>
+          <w:rStyle w:val="VerbatimChar"/>
+        </w:rPr>
+        <w:t xml:space="preserve">в процессе</w:t>
+      </w:r>
+      <w:r>
+        <w:t xml:space="preserve"> </w:t>
+      </w:r>
+      <w:r>
+        <w:t xml:space="preserve">/</w:t>
+      </w:r>
+      <w:r>
+        <w:t xml:space="preserve"> </w:t>
+      </w:r>
+      <w:r>
+        <w:rPr>
+          <w:rStyle w:val="VerbatimChar"/>
+        </w:rPr>
+        <w:t xml:space="preserve">ожидание</w:t>
+      </w:r>
+      <w:r>
+        <w:t xml:space="preserve"> </w:t>
+      </w:r>
+      <w:r>
+        <w:t xml:space="preserve">→ жёлтый</w:t>
+      </w:r>
+    </w:p>
+    <w:p>
+      <w:pPr>
+        <w:pStyle w:val="BodyText"/>
+      </w:pPr>
+      <w:r>
+        <w:rPr>
+          <w:b/>
+          <w:bCs/>
+        </w:rPr>
+        <w:t xml:space="preserve">Пример:</w:t>
+      </w:r>
+      <w:r>
+        <w:t xml:space="preserve"> </w:t>
+      </w:r>
+      <w:r>
+        <w:rPr>
+          <w:rStyle w:val="VerbatimChar"/>
+        </w:rPr>
+        <w:t xml:space="preserve">цвет_текста_по_значению,состояние</w:t>
+      </w:r>
+    </w:p>
+    <w:p>
+      <w:r>
+        <w:pict>
+          <v:rect style="width:0;height:1.5pt" o:hralign="center" o:hrstd="t" o:hr="t"/>
+        </w:pict>
+      </w:r>
+    </w:p>
+    <w:bookmarkEnd w:id="88"/>
+    <w:bookmarkStart w:id="89" w:name="X7b8383658f7c89748868308d5656ffcadf576f0"/>
+    <w:p>
+      <w:pPr>
+        <w:pStyle w:val="Heading3"/>
+      </w:pPr>
+      <w:r>
+        <w:t xml:space="preserve">9.</w:t>
+      </w:r>
+      <w:r>
+        <w:t xml:space="preserve"> </w:t>
+      </w:r>
+      <w:r>
+        <w:rPr>
+          <w:rStyle w:val="VerbatimChar"/>
+        </w:rPr>
+        <w:t xml:space="preserve">жирный_по_пути</w:t>
+      </w:r>
+      <w:r>
+        <w:t xml:space="preserve"> </w:t>
+      </w:r>
+      <w:r>
+        <w:t xml:space="preserve">— merge_pp_row_bold_if_path_contains</w:t>
+      </w:r>
+    </w:p>
+    <w:p>
+      <w:pPr>
+        <w:pStyle w:val="FirstParagraph"/>
+      </w:pPr>
+      <w:r>
+        <w:rPr>
+          <w:b/>
+          <w:bCs/>
+        </w:rPr>
+        <w:t xml:space="preserve">Назначение:</w:t>
+      </w:r>
+      <w:r>
+        <w:t xml:space="preserve"> </w:t>
+      </w:r>
+      <w:r>
+        <w:t xml:space="preserve">Жирный шрифт строки, если #Путь содержит подстроку.</w:t>
+      </w:r>
+    </w:p>
+    <w:p>
+      <w:pPr>
+        <w:pStyle w:val="BodyText"/>
+      </w:pPr>
+      <w:r>
+        <w:rPr>
+          <w:b/>
+          <w:bCs/>
+        </w:rPr>
+        <w:t xml:space="preserve">Rest из C:</w:t>
+      </w:r>
+      <w:r>
+        <w:t xml:space="preserve"> </w:t>
+      </w:r>
+      <w:r>
+        <w:t xml:space="preserve">не используется.</w:t>
+      </w:r>
+    </w:p>
+    <w:p>
+      <w:pPr>
+        <w:pStyle w:val="BodyText"/>
+      </w:pPr>
+      <w:r>
+        <w:rPr>
+          <w:b/>
+          <w:bCs/>
+        </w:rPr>
+        <w:t xml:space="preserve">Константа в коде:</w:t>
+      </w:r>
+      <w:r>
+        <w:t xml:space="preserve"> </w:t>
+      </w:r>
+      <w:r>
+        <w:rPr>
+          <w:rStyle w:val="VerbatimChar"/>
+        </w:rPr>
+        <w:t xml:space="preserve">_MERGE_PP_ROW_BOLD_PATH_SUBSTRING</w:t>
+      </w:r>
+      <w:r>
+        <w:t xml:space="preserve"> </w:t>
+      </w:r>
+      <w:r>
+        <w:t xml:space="preserve">(по умолчанию пусто)</w:t>
+      </w:r>
+    </w:p>
+    <w:p>
+      <w:pPr>
+        <w:pStyle w:val="BodyText"/>
+      </w:pPr>
+      <w:r>
+        <w:rPr>
+          <w:b/>
+          <w:bCs/>
+        </w:rPr>
+        <w:t xml:space="preserve">Что меняет:</w:t>
+      </w:r>
+      <w:r>
+        <w:t xml:space="preserve"> </w:t>
+      </w:r>
+      <w:r>
+        <w:rPr>
+          <w:rStyle w:val="VerbatimChar"/>
+        </w:rPr>
+        <w:t xml:space="preserve">data_row_range.CharWeight = 150</w:t>
+      </w:r>
+      <w:r>
+        <w:t xml:space="preserve"> </w:t>
+      </w:r>
+      <w:r>
+        <w:t xml:space="preserve">при совпадении пути.</w:t>
+      </w:r>
+    </w:p>
+    <w:p>
+      <w:r>
+        <w:pict>
+          <v:rect style="width:0;height:1.5pt" o:hralign="center" o:hrstd="t" o:hr="t"/>
+        </w:pict>
+      </w:r>
+    </w:p>
+    <w:bookmarkEnd w:id="89"/>
+    <w:bookmarkStart w:id="90" w:name="Xccdc5c0f6e348a7f1e7334c3d0fc43538cafaf5"/>
+    <w:p>
+      <w:pPr>
+        <w:pStyle w:val="Heading3"/>
+      </w:pPr>
+      <w:r>
+        <w:t xml:space="preserve">10.</w:t>
+      </w:r>
+      <w:r>
+        <w:t xml:space="preserve"> </w:t>
+      </w:r>
+      <w:r>
+        <w:rPr>
+          <w:rStyle w:val="VerbatimChar"/>
+        </w:rPr>
+        <w:t xml:space="preserve">преобразовать_числа</w:t>
+      </w:r>
+      <w:r>
+        <w:t xml:space="preserve"> </w:t>
+      </w:r>
+      <w:r>
+        <w:t xml:space="preserve">— merge_pp_row_convert_numeric_strings</w:t>
+      </w:r>
+    </w:p>
+    <w:p>
+      <w:pPr>
+        <w:pStyle w:val="FirstParagraph"/>
+      </w:pPr>
+      <w:r>
+        <w:rPr>
+          <w:b/>
+          <w:bCs/>
+        </w:rPr>
+        <w:t xml:space="preserve">Назначение:</w:t>
+      </w:r>
+      <w:r>
+        <w:t xml:space="preserve"> </w:t>
+      </w:r>
+      <w:r>
+        <w:t xml:space="preserve">Преобразовать числа, записанные как текст (в т.ч. с апострофом), в</w:t>
+      </w:r>
+      <w:r>
+        <w:t xml:space="preserve"> </w:t>
+      </w:r>
+      <w:r>
+        <w:rPr>
+          <w:rStyle w:val="VerbatimChar"/>
+        </w:rPr>
+        <w:t xml:space="preserve">cell.Value</w:t>
+      </w:r>
+      <w:r>
+        <w:t xml:space="preserve"> </w:t>
+      </w:r>
+      <w:r>
+        <w:t xml:space="preserve">+ формат.</w:t>
+      </w:r>
+    </w:p>
+    <w:p>
+      <w:pPr>
+        <w:pStyle w:val="BodyText"/>
+      </w:pPr>
+      <w:r>
+        <w:rPr>
+          <w:b/>
+          <w:bCs/>
+        </w:rPr>
+        <w:t xml:space="preserve">Rest из C:</w:t>
+      </w:r>
+      <w:r>
+        <w:t xml:space="preserve"> </w:t>
+      </w:r>
+      <w:r>
+        <w:t xml:space="preserve">список колонок через запятую.</w:t>
+      </w:r>
+    </w:p>
+    <w:p>
+      <w:pPr>
+        <w:pStyle w:val="BodyText"/>
+      </w:pPr>
+      <w:r>
+        <w:rPr>
+          <w:b/>
+          <w:bCs/>
+        </w:rPr>
+        <w:t xml:space="preserve">Синтаксис:</w:t>
+      </w:r>
+      <w:r>
+        <w:t xml:space="preserve"> </w:t>
+      </w:r>
+      <w:r>
+        <w:t xml:space="preserve">-</w:t>
+      </w:r>
+      <w:r>
+        <w:t xml:space="preserve"> </w:t>
+      </w:r>
+      <w:r>
+        <w:rPr>
+          <w:rStyle w:val="VerbatimChar"/>
+        </w:rPr>
+        <w:t xml:space="preserve">преобразовать_числа</w:t>
+      </w:r>
+      <w:r>
+        <w:t xml:space="preserve"> </w:t>
+      </w:r>
+      <w:r>
+        <w:rPr>
+          <w:i/>
+          <w:iCs/>
+        </w:rPr>
+        <w:t xml:space="preserve">(пусто)</w:t>
+      </w:r>
+      <w:r>
+        <w:t xml:space="preserve"> </w:t>
+      </w:r>
+      <w:r>
+        <w:t xml:space="preserve">— все колонки</w:t>
+      </w:r>
+      <w:r>
+        <w:t xml:space="preserve"> </w:t>
+      </w:r>
+      <w:r>
+        <w:t xml:space="preserve">-</w:t>
+      </w:r>
+      <w:r>
+        <w:t xml:space="preserve"> </w:t>
+      </w:r>
+      <w:r>
+        <w:rPr>
+          <w:rStyle w:val="VerbatimChar"/>
+        </w:rPr>
+        <w:t xml:space="preserve">преобразовать_числа,1,3,6</w:t>
+      </w:r>
+      <w:r>
+        <w:t xml:space="preserve"> </w:t>
+      </w:r>
+      <w:r>
+        <w:t xml:space="preserve">— только колонки 1, 3 и 6 (</w:t>
+      </w:r>
+      <w:r>
+        <w:rPr>
+          <w:b/>
+          <w:bCs/>
+        </w:rPr>
+        <w:t xml:space="preserve">индексы 1-based</w:t>
+      </w:r>
+      <w:r>
+        <w:t xml:space="preserve"> </w:t>
+      </w:r>
+      <w:r>
+        <w:t xml:space="preserve">как в UI Calc: 1=A, 2=B…)</w:t>
+      </w:r>
+      <w:r>
+        <w:t xml:space="preserve"> </w:t>
+      </w:r>
+      <w:r>
+        <w:t xml:space="preserve">-</w:t>
+      </w:r>
+      <w:r>
+        <w:t xml:space="preserve"> </w:t>
+      </w:r>
+      <w:r>
+        <w:rPr>
+          <w:rStyle w:val="VerbatimChar"/>
+        </w:rPr>
+        <w:t xml:space="preserve">преобразовать_числа,Сумма,Количество</w:t>
+      </w:r>
+      <w:r>
+        <w:t xml:space="preserve"> </w:t>
+      </w:r>
+      <w:r>
+        <w:t xml:space="preserve">— колонки с заголовками</w:t>
+      </w:r>
+      <w:r>
+        <w:t xml:space="preserve"> </w:t>
+      </w:r>
+      <w:r>
+        <w:t xml:space="preserve">“Сумма”</w:t>
+      </w:r>
+      <w:r>
+        <w:t xml:space="preserve"> </w:t>
+      </w:r>
+      <w:r>
+        <w:t xml:space="preserve">и</w:t>
+      </w:r>
+      <w:r>
+        <w:t xml:space="preserve"> </w:t>
+      </w:r>
+      <w:r>
+        <w:t xml:space="preserve">“Количество”</w:t>
+      </w:r>
+    </w:p>
+    <w:p>
+      <w:pPr>
+        <w:pStyle w:val="BodyText"/>
+      </w:pPr>
+      <w:r>
+        <w:rPr>
+          <w:b/>
+          <w:bCs/>
+        </w:rPr>
+        <w:t xml:space="preserve">Когда вызывать:</w:t>
+      </w:r>
+      <w:r>
+        <w:t xml:space="preserve"> </w:t>
+      </w:r>
+      <w:r>
+        <w:t xml:space="preserve">До «формат_деньги»; на каждой строке.</w:t>
+      </w:r>
+    </w:p>
+    <w:p>
+      <w:pPr>
+        <w:pStyle w:val="BodyText"/>
+      </w:pPr>
+      <w:r>
+        <w:rPr>
+          <w:b/>
+          <w:bCs/>
+        </w:rPr>
+        <w:t xml:space="preserve">Что меняет:</w:t>
+      </w:r>
+      <w:r>
+        <w:t xml:space="preserve"> </w:t>
+      </w:r>
+      <w:r>
+        <w:t xml:space="preserve">Тип и</w:t>
+      </w:r>
+      <w:r>
+        <w:t xml:space="preserve"> </w:t>
+      </w:r>
+      <w:r>
+        <w:rPr>
+          <w:rStyle w:val="VerbatimChar"/>
+        </w:rPr>
+        <w:t xml:space="preserve">NumberFormat</w:t>
+      </w:r>
+      <w:r>
+        <w:t xml:space="preserve"> </w:t>
+      </w:r>
+      <w:r>
+        <w:t xml:space="preserve">ячеек строки; даты/время пропускаются.</w:t>
+      </w:r>
+    </w:p>
+    <w:p>
+      <w:r>
+        <w:pict>
+          <v:rect style="width:0;height:1.5pt" o:hralign="center" o:hrstd="t" o:hr="t"/>
+        </w:pict>
+      </w:r>
+    </w:p>
+    <w:bookmarkEnd w:id="90"/>
+    <w:bookmarkEnd w:id="91"/>
+    <w:bookmarkStart w:id="92" w:name="внутренние-хелперы"/>
     <w:p>
       <w:pPr>
         <w:pStyle w:val="Heading2"/>
@@ -29525,8 +31675,8 @@
         </w:pict>
       </w:r>
     </w:p>
-    <w:bookmarkEnd w:id="86"/>
-    <w:bookmarkStart w:id="91" w:name="примеры-комбинаций"/>
+    <w:bookmarkEnd w:id="92"/>
+    <w:bookmarkStart w:id="97" w:name="примеры-комбинаций"/>
     <w:p>
       <w:pPr>
         <w:pStyle w:val="Heading2"/>
@@ -29535,7 +31685,7 @@
         <w:t xml:space="preserve">Примеры комбинаций</w:t>
       </w:r>
     </w:p>
-    <w:bookmarkStart w:id="87" w:name="базовое-оформление-рекомендуется"/>
+    <w:bookmarkStart w:id="93" w:name="базовое-оформление-рекомендуется"/>
     <w:p>
       <w:pPr>
         <w:pStyle w:val="Heading3"/>
@@ -29621,8 +31771,8 @@
         <w:t xml:space="preserve">Постобработка_Диапазон    закрепить_заголовок</w:t>
       </w:r>
     </w:p>
-    <w:bookmarkEnd w:id="87"/>
-    <w:bookmarkStart w:id="88" w:name="финансовый-отчёт-с-подсветкой"/>
+    <w:bookmarkEnd w:id="93"/>
+    <w:bookmarkStart w:id="94" w:name="финансовый-отчёт-с-подсветкой"/>
     <w:p>
       <w:pPr>
         <w:pStyle w:val="Heading3"/>
@@ -29713,8 +31863,8 @@
         <w:t xml:space="preserve">Постобработка_Строка      преобразовать_числа    Сумма,Процент,Итого</w:t>
       </w:r>
     </w:p>
-    <w:bookmarkEnd w:id="88"/>
-    <w:bookmarkStart w:id="89" w:name="группировка-данных-по-категории"/>
+    <w:bookmarkEnd w:id="94"/>
+    <w:bookmarkStart w:id="95" w:name="группировка-данных-по-категории"/>
     <w:p>
       <w:pPr>
         <w:pStyle w:val="Heading3"/>
@@ -29857,8 +32007,8 @@
         <w:t xml:space="preserve">Постобработка_Диапазон    высота_строки</w:t>
       </w:r>
     </w:p>
-    <w:bookmarkEnd w:id="89"/>
-    <w:bookmarkStart w:id="90" w:name="очистка-и-печать"/>
+    <w:bookmarkEnd w:id="95"/>
+    <w:bookmarkStart w:id="96" w:name="очистка-и-печать"/>
     <w:p>
       <w:pPr>
         <w:pStyle w:val="Heading3"/>
@@ -29924,9 +32074,9 @@
         </w:pict>
       </w:r>
     </w:p>
-    <w:bookmarkEnd w:id="90"/>
-    <w:bookmarkEnd w:id="91"/>
-    <w:bookmarkStart w:id="94" w:name="расширенные-примеры"/>
+    <w:bookmarkEnd w:id="96"/>
+    <w:bookmarkEnd w:id="97"/>
+    <w:bookmarkStart w:id="100" w:name="расширенные-примеры"/>
     <w:p>
       <w:pPr>
         <w:pStyle w:val="Heading2"/>
@@ -29935,7 +32085,7 @@
         <w:t xml:space="preserve">Расширенные примеры</w:t>
       </w:r>
     </w:p>
-    <w:bookmarkStart w:id="92" w:name="X2dc6cd68f1f0d5fc9561df9bfd29ffdb604cbc1"/>
+    <w:bookmarkStart w:id="98" w:name="X2dc6cd68f1f0d5fc9561df9bfd29ffdb604cbc1"/>
     <w:p>
       <w:pPr>
         <w:pStyle w:val="Heading3"/>
@@ -31770,8 +33920,8 @@
         <w:t xml:space="preserve">raise</w:t>
       </w:r>
     </w:p>
-    <w:bookmarkEnd w:id="92"/>
-    <w:bookmarkStart w:id="93" w:name="подключение-через-лист-параметров-1"/>
+    <w:bookmarkEnd w:id="98"/>
+    <w:bookmarkStart w:id="99" w:name="подключение-через-лист-параметров-1"/>
     <w:p>
       <w:pPr>
         <w:pStyle w:val="Heading3"/>
@@ -31798,9 +33948,9 @@
         </w:pict>
       </w:r>
     </w:p>
-    <w:bookmarkEnd w:id="93"/>
-    <w:bookmarkEnd w:id="94"/>
-    <w:bookmarkStart w:id="97" w:name="заполнение-вниз-fill-down"/>
+    <w:bookmarkEnd w:id="99"/>
+    <w:bookmarkEnd w:id="100"/>
+    <w:bookmarkStart w:id="103" w:name="заполнение-вниз-fill-down"/>
     <w:p>
       <w:pPr>
         <w:pStyle w:val="Heading2"/>
@@ -31817,7 +33967,7 @@
         <w:t xml:space="preserve">Два похожих шага для обработки пропущенных значений в столбцах после сбора данных из нескольких источников.</w:t>
       </w:r>
     </w:p>
-    <w:bookmarkStart w:id="95" w:name="заполнение_вниз"/>
+    <w:bookmarkStart w:id="101" w:name="заполнение_вниз"/>
     <w:p>
       <w:pPr>
         <w:pStyle w:val="Heading3"/>
@@ -32334,8 +34484,8 @@
         </w:pict>
       </w:r>
     </w:p>
-    <w:bookmarkEnd w:id="95"/>
-    <w:bookmarkStart w:id="96" w:name="заполнение_вниз_вычислить"/>
+    <w:bookmarkEnd w:id="101"/>
+    <w:bookmarkStart w:id="102" w:name="заполнение_вниз_вычислить"/>
     <w:p>
       <w:pPr>
         <w:pStyle w:val="Heading3"/>
@@ -33978,9 +36128,9 @@
         </w:pict>
       </w:r>
     </w:p>
-    <w:bookmarkEnd w:id="96"/>
-    <w:bookmarkEnd w:id="97"/>
-    <w:bookmarkStart w:id="98" w:name="Xefb6eaa9270aa130664892a34eadbed86167109"/>
+    <w:bookmarkEnd w:id="102"/>
+    <w:bookmarkEnd w:id="103"/>
+    <w:bookmarkStart w:id="104" w:name="Xefb6eaa9270aa130664892a34eadbed86167109"/>
     <w:p>
       <w:pPr>
         <w:pStyle w:val="Heading2"/>
@@ -34523,8 +36673,8 @@
         </w:pict>
       </w:r>
     </w:p>
-    <w:bookmarkEnd w:id="98"/>
-    <w:bookmarkStart w:id="101" w:name="быстрый-справочник-по-псевдонимам"/>
+    <w:bookmarkEnd w:id="104"/>
+    <w:bookmarkStart w:id="107" w:name="быстрый-справочник-по-псевдонимам"/>
     <w:p>
       <w:pPr>
         <w:pStyle w:val="Heading2"/>
@@ -34533,7 +36683,7 @@
         <w:t xml:space="preserve">Быстрый справочник по псевдонимам</w:t>
       </w:r>
     </w:p>
-    <w:bookmarkStart w:id="99" w:name="range-функции-основные"/>
+    <w:bookmarkStart w:id="105" w:name="range-функции-основные"/>
     <w:p>
       <w:pPr>
         <w:pStyle w:val="Heading3"/>
@@ -36002,29 +38152,65 @@
               <w:rPr>
                 <w:rStyle w:val="VerbatimChar"/>
               </w:rPr>
-              <w:t xml:space="preserve">закрепить_заголовок</w:t>
-            </w:r>
-          </w:p>
-        </w:tc>
-        <w:tc>
-          <w:tcPr/>
-          <w:p>
-            <w:pPr>
-              <w:pStyle w:val="Compact"/>
-            </w:pPr>
-            <w:r>
-              <w:t xml:space="preserve">merge_pp_range_freeze_header</w:t>
-            </w:r>
-          </w:p>
-        </w:tc>
-        <w:tc>
-          <w:tcPr/>
-          <w:p>
-            <w:pPr>
-              <w:pStyle w:val="Compact"/>
-            </w:pPr>
-            <w:r>
-              <w:t xml:space="preserve">—</w:t>
+              <w:t xml:space="preserve">группировать_строки</w:t>
+            </w:r>
+          </w:p>
+        </w:tc>
+        <w:tc>
+          <w:tcPr/>
+          <w:p>
+            <w:pPr>
+              <w:pStyle w:val="Compact"/>
+            </w:pPr>
+            <w:r>
+              <w:t xml:space="preserve">merge_pp_range_group_by_rows</w:t>
+            </w:r>
+          </w:p>
+        </w:tc>
+        <w:tc>
+          <w:tcPr/>
+          <w:p>
+            <w:pPr>
+              <w:pStyle w:val="Compact"/>
+            </w:pPr>
+            <w:r>
+              <w:t xml:space="preserve">JSON:</w:t>
+            </w:r>
+            <w:r>
+              <w:t xml:space="preserve"> </w:t>
+            </w:r>
+            <w:r>
+              <w:rPr>
+                <w:rStyle w:val="VerbatimChar"/>
+              </w:rPr>
+              <w:t xml:space="preserve">key_columns</w:t>
+            </w:r>
+            <w:r>
+              <w:t xml:space="preserve">,</w:t>
+            </w:r>
+            <w:r>
+              <w:t xml:space="preserve"> </w:t>
+            </w:r>
+            <w:r>
+              <w:rPr>
+                <w:rStyle w:val="VerbatimChar"/>
+              </w:rPr>
+              <w:t xml:space="preserve">aggregations[]</w:t>
+            </w:r>
+            <w:r>
+              <w:t xml:space="preserve">,</w:t>
+            </w:r>
+            <w:r>
+              <w:t xml:space="preserve"> </w:t>
+            </w:r>
+            <w:r>
+              <w:rPr>
+                <w:rStyle w:val="VerbatimChar"/>
+              </w:rPr>
+              <w:t xml:space="preserve">output</w:t>
+            </w:r>
+            <w:r>
+              <w:t xml:space="preserve">; сжатие строк (Group By)</w:t>
             </w:r>
           </w:p>
         </w:tc>
@@ -36040,53 +38226,29 @@
               <w:rPr>
                 <w:rStyle w:val="VerbatimChar"/>
               </w:rPr>
-              <w:t xml:space="preserve">ширина_столбцов</w:t>
-            </w:r>
-          </w:p>
-        </w:tc>
-        <w:tc>
-          <w:tcPr/>
-          <w:p>
-            <w:pPr>
-              <w:pStyle w:val="Compact"/>
-            </w:pPr>
-            <w:r>
-              <w:t xml:space="preserve">merge_pp_range_set_column_widths</w:t>
-            </w:r>
-          </w:p>
-        </w:tc>
-        <w:tc>
-          <w:tcPr/>
-          <w:p>
-            <w:pPr>
-              <w:pStyle w:val="Compact"/>
-            </w:pPr>
-            <w:r>
-              <w:rPr>
-                <w:rStyle w:val="VerbatimChar"/>
-              </w:rPr>
-              <w:t xml:space="preserve">N</w:t>
-            </w:r>
-            <w:r>
-              <w:t xml:space="preserve"> </w:t>
-            </w:r>
-            <w:r>
-              <w:t xml:space="preserve">мм,</w:t>
-            </w:r>
-            <w:r>
-              <w:t xml:space="preserve"> </w:t>
-            </w:r>
-            <w:r>
-              <w:rPr>
-                <w:rStyle w:val="VerbatimChar"/>
-              </w:rPr>
-              <w:t xml:space="preserve">столбцы / N</w:t>
-            </w:r>
-            <w:r>
-              <w:t xml:space="preserve"> </w:t>
-            </w:r>
-            <w:r>
-              <w:t xml:space="preserve">(пусто = 30 мм)</w:t>
+              <w:t xml:space="preserve">закрепить_заголовок</w:t>
+            </w:r>
+          </w:p>
+        </w:tc>
+        <w:tc>
+          <w:tcPr/>
+          <w:p>
+            <w:pPr>
+              <w:pStyle w:val="Compact"/>
+            </w:pPr>
+            <w:r>
+              <w:t xml:space="preserve">merge_pp_range_freeze_header</w:t>
+            </w:r>
+          </w:p>
+        </w:tc>
+        <w:tc>
+          <w:tcPr/>
+          <w:p>
+            <w:pPr>
+              <w:pStyle w:val="Compact"/>
+            </w:pPr>
+            <w:r>
+              <w:t xml:space="preserve">—</w:t>
             </w:r>
           </w:p>
         </w:tc>
@@ -36102,29 +38264,53 @@
               <w:rPr>
                 <w:rStyle w:val="VerbatimChar"/>
               </w:rPr>
-              <w:t xml:space="preserve">автофильтр</w:t>
-            </w:r>
-          </w:p>
-        </w:tc>
-        <w:tc>
-          <w:tcPr/>
-          <w:p>
-            <w:pPr>
-              <w:pStyle w:val="Compact"/>
-            </w:pPr>
-            <w:r>
-              <w:t xml:space="preserve">merge_pp_range_add_filter</w:t>
-            </w:r>
-          </w:p>
-        </w:tc>
-        <w:tc>
-          <w:tcPr/>
-          <w:p>
-            <w:pPr>
-              <w:pStyle w:val="Compact"/>
-            </w:pPr>
-            <w:r>
-              <w:t xml:space="preserve">—</w:t>
+              <w:t xml:space="preserve">ширина_столбцов</w:t>
+            </w:r>
+          </w:p>
+        </w:tc>
+        <w:tc>
+          <w:tcPr/>
+          <w:p>
+            <w:pPr>
+              <w:pStyle w:val="Compact"/>
+            </w:pPr>
+            <w:r>
+              <w:t xml:space="preserve">merge_pp_range_set_column_widths</w:t>
+            </w:r>
+          </w:p>
+        </w:tc>
+        <w:tc>
+          <w:tcPr/>
+          <w:p>
+            <w:pPr>
+              <w:pStyle w:val="Compact"/>
+            </w:pPr>
+            <w:r>
+              <w:rPr>
+                <w:rStyle w:val="VerbatimChar"/>
+              </w:rPr>
+              <w:t xml:space="preserve">N</w:t>
+            </w:r>
+            <w:r>
+              <w:t xml:space="preserve"> </w:t>
+            </w:r>
+            <w:r>
+              <w:t xml:space="preserve">мм,</w:t>
+            </w:r>
+            <w:r>
+              <w:t xml:space="preserve"> </w:t>
+            </w:r>
+            <w:r>
+              <w:rPr>
+                <w:rStyle w:val="VerbatimChar"/>
+              </w:rPr>
+              <w:t xml:space="preserve">столбцы / N</w:t>
+            </w:r>
+            <w:r>
+              <w:t xml:space="preserve"> </w:t>
+            </w:r>
+            <w:r>
+              <w:t xml:space="preserve">(пусто = 30 мм)</w:t>
             </w:r>
           </w:p>
         </w:tc>
@@ -36140,32 +38326,29 @@
               <w:rPr>
                 <w:rStyle w:val="VerbatimChar"/>
               </w:rPr>
-              <w:t xml:space="preserve">стиль_печати</w:t>
-            </w:r>
-          </w:p>
-        </w:tc>
-        <w:tc>
-          <w:tcPr/>
-          <w:p>
-            <w:pPr>
-              <w:pStyle w:val="Compact"/>
-            </w:pPr>
-            <w:r>
-              <w:t xml:space="preserve">merge_pp_range_set_page_style</w:t>
-            </w:r>
-          </w:p>
-        </w:tc>
-        <w:tc>
-          <w:tcPr/>
-          <w:p>
-            <w:pPr>
-              <w:pStyle w:val="Compact"/>
-            </w:pPr>
-            <w:r>
-              <w:rPr>
-                <w:rStyle w:val="VerbatimChar"/>
-              </w:rPr>
-              <w:t xml:space="preserve">[ориентация[,страницы]]</w:t>
+              <w:t xml:space="preserve">автофильтр</w:t>
+            </w:r>
+          </w:p>
+        </w:tc>
+        <w:tc>
+          <w:tcPr/>
+          <w:p>
+            <w:pPr>
+              <w:pStyle w:val="Compact"/>
+            </w:pPr>
+            <w:r>
+              <w:t xml:space="preserve">merge_pp_range_add_filter</w:t>
+            </w:r>
+          </w:p>
+        </w:tc>
+        <w:tc>
+          <w:tcPr/>
+          <w:p>
+            <w:pPr>
+              <w:pStyle w:val="Compact"/>
+            </w:pPr>
+            <w:r>
+              <w:t xml:space="preserve">—</w:t>
             </w:r>
           </w:p>
         </w:tc>
@@ -36181,18 +38364,18 @@
               <w:rPr>
                 <w:rStyle w:val="VerbatimChar"/>
               </w:rPr>
-              <w:t xml:space="preserve">сортировка</w:t>
-            </w:r>
-          </w:p>
-        </w:tc>
-        <w:tc>
-          <w:tcPr/>
-          <w:p>
-            <w:pPr>
-              <w:pStyle w:val="Compact"/>
-            </w:pPr>
-            <w:r>
-              <w:t xml:space="preserve">merge_pp_range_sort_data</w:t>
+              <w:t xml:space="preserve">стиль_печати</w:t>
+            </w:r>
+          </w:p>
+        </w:tc>
+        <w:tc>
+          <w:tcPr/>
+          <w:p>
+            <w:pPr>
+              <w:pStyle w:val="Compact"/>
+            </w:pPr>
+            <w:r>
+              <w:t xml:space="preserve">merge_pp_range_set_page_style</w:t>
             </w:r>
           </w:p>
         </w:tc>
@@ -36206,22 +38389,7 @@
               <w:rPr>
                 <w:rStyle w:val="VerbatimChar"/>
               </w:rPr>
-              <w:t xml:space="preserve">колонка -&gt; +/-</w:t>
-            </w:r>
-            <w:r>
-              <w:t xml:space="preserve"> </w:t>
-            </w:r>
-            <w:r>
-              <w:t xml:space="preserve">или</w:t>
-            </w:r>
-            <w:r>
-              <w:t xml:space="preserve"> </w:t>
-            </w:r>
-            <w:r>
-              <w:rPr>
-                <w:rStyle w:val="VerbatimChar"/>
-              </w:rPr>
-              <w:t xml:space="preserve">лист \| ключи ; …</w:t>
+              <w:t xml:space="preserve">[ориентация[,страницы]]</w:t>
             </w:r>
           </w:p>
         </w:tc>
@@ -36237,18 +38405,18 @@
               <w:rPr>
                 <w:rStyle w:val="VerbatimChar"/>
               </w:rPr>
-              <w:t xml:space="preserve">раскрасить_блоки</w:t>
-            </w:r>
-          </w:p>
-        </w:tc>
-        <w:tc>
-          <w:tcPr/>
-          <w:p>
-            <w:pPr>
-              <w:pStyle w:val="Compact"/>
-            </w:pPr>
-            <w:r>
-              <w:t xml:space="preserve">merge_pp_range_colorize_data</w:t>
+              <w:t xml:space="preserve">сортировка</w:t>
+            </w:r>
+          </w:p>
+        </w:tc>
+        <w:tc>
+          <w:tcPr/>
+          <w:p>
+            <w:pPr>
+              <w:pStyle w:val="Compact"/>
+            </w:pPr>
+            <w:r>
+              <w:t xml:space="preserve">merge_pp_range_sort_data</w:t>
             </w:r>
           </w:p>
         </w:tc>
@@ -36262,13 +38430,13 @@
               <w:rPr>
                 <w:rStyle w:val="VerbatimChar"/>
               </w:rPr>
-              <w:t xml:space="preserve">лист \| ключи -&gt; цвета</w:t>
+              <w:t xml:space="preserve">колонка -&gt; +/-</w:t>
             </w:r>
             <w:r>
               <w:t xml:space="preserve"> </w:t>
             </w:r>
             <w:r>
-              <w:t xml:space="preserve">;</w:t>
+              <w:t xml:space="preserve">или</w:t>
             </w:r>
             <w:r>
               <w:t xml:space="preserve"> </w:t>
@@ -36277,7 +38445,7 @@
               <w:rPr>
                 <w:rStyle w:val="VerbatimChar"/>
               </w:rPr>
-              <w:t xml:space="preserve">!граница</w:t>
+              <w:t xml:space="preserve">лист \| ключи ; …</w:t>
             </w:r>
           </w:p>
         </w:tc>
@@ -36293,89 +38461,47 @@
               <w:rPr>
                 <w:rStyle w:val="VerbatimChar"/>
               </w:rPr>
-              <w:t xml:space="preserve">копирование_диапазонов</w:t>
-            </w:r>
-          </w:p>
-        </w:tc>
-        <w:tc>
-          <w:tcPr/>
-          <w:p>
-            <w:pPr>
-              <w:pStyle w:val="Compact"/>
-            </w:pPr>
-            <w:r>
-              <w:t xml:space="preserve">merge_pp_range_copy_ranges / merge_final_copy_ranges</w:t>
-            </w:r>
-          </w:p>
-        </w:tc>
-        <w:tc>
-          <w:tcPr/>
-          <w:p>
-            <w:pPr>
-              <w:pStyle w:val="Compact"/>
-            </w:pPr>
-            <w:r>
-              <w:t xml:space="preserve">JSON:</w:t>
+              <w:t xml:space="preserve">раскрасить_блоки</w:t>
+            </w:r>
+          </w:p>
+        </w:tc>
+        <w:tc>
+          <w:tcPr/>
+          <w:p>
+            <w:pPr>
+              <w:pStyle w:val="Compact"/>
+            </w:pPr>
+            <w:r>
+              <w:t xml:space="preserve">merge_pp_range_colorize_data</w:t>
+            </w:r>
+          </w:p>
+        </w:tc>
+        <w:tc>
+          <w:tcPr/>
+          <w:p>
+            <w:pPr>
+              <w:pStyle w:val="Compact"/>
+            </w:pPr>
+            <w:r>
+              <w:rPr>
+                <w:rStyle w:val="VerbatimChar"/>
+              </w:rPr>
+              <w:t xml:space="preserve">лист \| ключи -&gt; цвета</w:t>
             </w:r>
             <w:r>
               <w:t xml:space="preserve"> </w:t>
             </w:r>
             <w:r>
+              <w:t xml:space="preserve">;</w:t>
+            </w:r>
+            <w:r>
+              <w:t xml:space="preserve"> </w:t>
+            </w:r>
+            <w:r>
               <w:rPr>
                 <w:rStyle w:val="VerbatimChar"/>
               </w:rPr>
-              <w:t xml:space="preserve">source_*</w:t>
-            </w:r>
-            <w:r>
-              <w:t xml:space="preserve"> </w:t>
-            </w:r>
-            <w:r>
-              <w:t xml:space="preserve">→</w:t>
-            </w:r>
-            <w:r>
-              <w:t xml:space="preserve"> </w:t>
-            </w:r>
-            <w:r>
-              <w:rPr>
-                <w:rStyle w:val="VerbatimChar"/>
-              </w:rPr>
-              <w:t xml:space="preserve">dest_*</w:t>
-            </w:r>
-            <w:r>
-              <w:t xml:space="preserve">;</w:t>
-            </w:r>
-            <w:r>
-              <w:t xml:space="preserve"> </w:t>
-            </w:r>
-            <w:r>
-              <w:rPr>
-                <w:rStyle w:val="VerbatimChar"/>
-              </w:rPr>
-              <w:t xml:space="preserve">mode</w:t>
-            </w:r>
-            <w:r>
-              <w:t xml:space="preserve">,</w:t>
-            </w:r>
-            <w:r>
-              <w:t xml:space="preserve"> </w:t>
-            </w:r>
-            <w:r>
-              <w:rPr>
-                <w:rStyle w:val="VerbatimChar"/>
-              </w:rPr>
-              <w:t xml:space="preserve">content</w:t>
-            </w:r>
-            <w:r>
-              <w:t xml:space="preserve">,</w:t>
-            </w:r>
-            <w:r>
-              <w:t xml:space="preserve"> </w:t>
-            </w:r>
-            <w:r>
-              <w:rPr>
-                <w:rStyle w:val="VerbatimChar"/>
-              </w:rPr>
-              <w:t xml:space="preserve">involve_dest</w:t>
+              <w:t xml:space="preserve">!граница</w:t>
             </w:r>
           </w:p>
         </w:tc>
@@ -36391,18 +38517,18 @@
               <w:rPr>
                 <w:rStyle w:val="VerbatimChar"/>
               </w:rPr>
-              <w:t xml:space="preserve">транспонировать_таблицу</w:t>
-            </w:r>
-          </w:p>
-        </w:tc>
-        <w:tc>
-          <w:tcPr/>
-          <w:p>
-            <w:pPr>
-              <w:pStyle w:val="Compact"/>
-            </w:pPr>
-            <w:r>
-              <w:t xml:space="preserve">merge_pp_range_transpose_table / merge_final_transpose_table</w:t>
+              <w:t xml:space="preserve">копирование_диапазонов</w:t>
+            </w:r>
+          </w:p>
+        </w:tc>
+        <w:tc>
+          <w:tcPr/>
+          <w:p>
+            <w:pPr>
+              <w:pStyle w:val="Compact"/>
+            </w:pPr>
+            <w:r>
+              <w:t xml:space="preserve">merge_pp_range_copy_ranges / merge_final_copy_ranges</w:t>
             </w:r>
           </w:p>
         </w:tc>
@@ -36422,7 +38548,34 @@
               <w:rPr>
                 <w:rStyle w:val="VerbatimChar"/>
               </w:rPr>
-              <w:t xml:space="preserve">output</w:t>
+              <w:t xml:space="preserve">source_*</w:t>
+            </w:r>
+            <w:r>
+              <w:t xml:space="preserve"> </w:t>
+            </w:r>
+            <w:r>
+              <w:t xml:space="preserve">→</w:t>
+            </w:r>
+            <w:r>
+              <w:t xml:space="preserve"> </w:t>
+            </w:r>
+            <w:r>
+              <w:rPr>
+                <w:rStyle w:val="VerbatimChar"/>
+              </w:rPr>
+              <w:t xml:space="preserve">dest_*</w:t>
+            </w:r>
+            <w:r>
+              <w:t xml:space="preserve">;</w:t>
+            </w:r>
+            <w:r>
+              <w:t xml:space="preserve"> </w:t>
+            </w:r>
+            <w:r>
+              <w:rPr>
+                <w:rStyle w:val="VerbatimChar"/>
+              </w:rPr>
+              <w:t xml:space="preserve">mode</w:t>
             </w:r>
             <w:r>
               <w:t xml:space="preserve">,</w:t>
@@ -36434,7 +38587,7 @@
               <w:rPr>
                 <w:rStyle w:val="VerbatimChar"/>
               </w:rPr>
-              <w:t xml:space="preserve">headers_from_column</w:t>
+              <w:t xml:space="preserve">content</w:t>
             </w:r>
             <w:r>
               <w:t xml:space="preserve">,</w:t>
@@ -36446,10 +38599,7 @@
               <w:rPr>
                 <w:rStyle w:val="VerbatimChar"/>
               </w:rPr>
-              <w:t xml:space="preserve">result_headers</w:t>
-            </w:r>
-            <w:r>
-              <w:t xml:space="preserve">, …</w:t>
+              <w:t xml:space="preserve">involve_dest</w:t>
             </w:r>
           </w:p>
         </w:tc>
@@ -36465,29 +38615,65 @@
               <w:rPr>
                 <w:rStyle w:val="VerbatimChar"/>
               </w:rPr>
-              <w:t xml:space="preserve">анкета_в_таблицу</w:t>
-            </w:r>
-          </w:p>
-        </w:tc>
-        <w:tc>
-          <w:tcPr/>
-          <w:p>
-            <w:pPr>
-              <w:pStyle w:val="Compact"/>
-            </w:pPr>
-            <w:r>
-              <w:t xml:space="preserve">merge_pp_range_form_to_table / merge_final_form_to_table</w:t>
-            </w:r>
-          </w:p>
-        </w:tc>
-        <w:tc>
-          <w:tcPr/>
-          <w:p>
-            <w:pPr>
-              <w:pStyle w:val="Compact"/>
-            </w:pPr>
-            <w:r>
-              <w:t xml:space="preserve">JSON: Q/A → wide</w:t>
+              <w:t xml:space="preserve">создать_лист</w:t>
+            </w:r>
+          </w:p>
+        </w:tc>
+        <w:tc>
+          <w:tcPr/>
+          <w:p>
+            <w:pPr>
+              <w:pStyle w:val="Compact"/>
+            </w:pPr>
+            <w:r>
+              <w:t xml:space="preserve">merge_pp_range_create_sheet / merge_final_create_sheet</w:t>
+            </w:r>
+          </w:p>
+        </w:tc>
+        <w:tc>
+          <w:tcPr/>
+          <w:p>
+            <w:pPr>
+              <w:pStyle w:val="Compact"/>
+            </w:pPr>
+            <w:r>
+              <w:t xml:space="preserve">JSON:</w:t>
+            </w:r>
+            <w:r>
+              <w:t xml:space="preserve"> </w:t>
+            </w:r>
+            <w:r>
+              <w:rPr>
+                <w:rStyle w:val="VerbatimChar"/>
+              </w:rPr>
+              <w:t xml:space="preserve">name_mode</w:t>
+            </w:r>
+            <w:r>
+              <w:t xml:space="preserve">,</w:t>
+            </w:r>
+            <w:r>
+              <w:t xml:space="preserve"> </w:t>
+            </w:r>
+            <w:r>
+              <w:rPr>
+                <w:rStyle w:val="VerbatimChar"/>
+              </w:rPr>
+              <w:t xml:space="preserve">sheet_name</w:t>
+            </w:r>
+            <w:r>
+              <w:t xml:space="preserve">,</w:t>
+            </w:r>
+            <w:r>
+              <w:t xml:space="preserve"> </w:t>
+            </w:r>
+            <w:r>
+              <w:rPr>
+                <w:rStyle w:val="VerbatimChar"/>
+              </w:rPr>
+              <w:t xml:space="preserve">data_mode</w:t>
+            </w:r>
+            <w:r>
+              <w:t xml:space="preserve">, …</w:t>
             </w:r>
           </w:p>
         </w:tc>
@@ -36503,6 +38689,294 @@
               <w:rPr>
                 <w:rStyle w:val="VerbatimChar"/>
               </w:rPr>
+              <w:t xml:space="preserve">развернуть_столбцы</w:t>
+            </w:r>
+          </w:p>
+        </w:tc>
+        <w:tc>
+          <w:tcPr/>
+          <w:p>
+            <w:pPr>
+              <w:pStyle w:val="Compact"/>
+            </w:pPr>
+            <w:r>
+              <w:t xml:space="preserve">merge_pp_range_unpivot_columns / merge_final_unpivot_columns</w:t>
+            </w:r>
+          </w:p>
+        </w:tc>
+        <w:tc>
+          <w:tcPr/>
+          <w:p>
+            <w:pPr>
+              <w:pStyle w:val="Compact"/>
+            </w:pPr>
+            <w:r>
+              <w:t xml:space="preserve">JSON: unpivot wide→long</w:t>
+            </w:r>
+          </w:p>
+        </w:tc>
+      </w:tr>
+      <w:tr>
+        <w:tc>
+          <w:tcPr/>
+          <w:p>
+            <w:pPr>
+              <w:pStyle w:val="Compact"/>
+            </w:pPr>
+            <w:r>
+              <w:rPr>
+                <w:rStyle w:val="VerbatimChar"/>
+              </w:rPr>
+              <w:t xml:space="preserve">заполнить_вверх</w:t>
+            </w:r>
+          </w:p>
+        </w:tc>
+        <w:tc>
+          <w:tcPr/>
+          <w:p>
+            <w:pPr>
+              <w:pStyle w:val="Compact"/>
+            </w:pPr>
+            <w:r>
+              <w:t xml:space="preserve">merge_pp_range_fill_up_empty / merge_final_fill_up</w:t>
+            </w:r>
+          </w:p>
+        </w:tc>
+        <w:tc>
+          <w:tcPr/>
+          <w:p>
+            <w:pPr>
+              <w:pStyle w:val="Compact"/>
+            </w:pPr>
+            <w:r>
+              <w:t xml:space="preserve">JSON:</w:t>
+            </w:r>
+            <w:r>
+              <w:t xml:space="preserve"> </w:t>
+            </w:r>
+            <w:r>
+              <w:rPr>
+                <w:rStyle w:val="VerbatimChar"/>
+              </w:rPr>
+              <w:t xml:space="preserve">columns</w:t>
+            </w:r>
+          </w:p>
+        </w:tc>
+      </w:tr>
+      <w:tr>
+        <w:tc>
+          <w:tcPr/>
+          <w:p>
+            <w:pPr>
+              <w:pStyle w:val="Compact"/>
+            </w:pPr>
+            <w:r>
+              <w:rPr>
+                <w:rStyle w:val="VerbatimChar"/>
+              </w:rPr>
+              <w:t xml:space="preserve">убрать_объединение</w:t>
+            </w:r>
+            <w:r>
+              <w:t xml:space="preserve"> </w:t>
+            </w:r>
+            <w:r>
+              <w:t xml:space="preserve">/</w:t>
+            </w:r>
+            <w:r>
+              <w:t xml:space="preserve"> </w:t>
+            </w:r>
+            <w:r>
+              <w:rPr>
+                <w:rStyle w:val="VerbatimChar"/>
+              </w:rPr>
+              <w:t xml:space="preserve">добавить_объединение</w:t>
+            </w:r>
+          </w:p>
+        </w:tc>
+        <w:tc>
+          <w:tcPr/>
+          <w:p>
+            <w:pPr>
+              <w:pStyle w:val="Compact"/>
+            </w:pPr>
+            <w:r>
+              <w:t xml:space="preserve">unmerge_collapse / add_merge</w:t>
+            </w:r>
+          </w:p>
+        </w:tc>
+        <w:tc>
+          <w:tcPr/>
+          <w:p>
+            <w:pPr>
+              <w:pStyle w:val="Compact"/>
+            </w:pPr>
+            <w:r>
+              <w:t xml:space="preserve">JSON: блоки merge</w:t>
+            </w:r>
+          </w:p>
+        </w:tc>
+      </w:tr>
+      <w:tr>
+        <w:tc>
+          <w:tcPr/>
+          <w:p>
+            <w:pPr>
+              <w:pStyle w:val="Compact"/>
+            </w:pPr>
+            <w:r>
+              <w:rPr>
+                <w:rStyle w:val="VerbatimChar"/>
+              </w:rPr>
+              <w:t xml:space="preserve">подготовка_писем</w:t>
+            </w:r>
+          </w:p>
+        </w:tc>
+        <w:tc>
+          <w:tcPr/>
+          <w:p>
+            <w:pPr>
+              <w:pStyle w:val="Compact"/>
+            </w:pPr>
+            <w:r>
+              <w:t xml:space="preserve">merge_final_atext_letters</w:t>
+            </w:r>
+          </w:p>
+        </w:tc>
+        <w:tc>
+          <w:tcPr/>
+          <w:p>
+            <w:pPr>
+              <w:pStyle w:val="Compact"/>
+            </w:pPr>
+            <w:r>
+              <w:t xml:space="preserve">JSON: template AText → файлы</w:t>
+            </w:r>
+          </w:p>
+        </w:tc>
+      </w:tr>
+      <w:tr>
+        <w:tc>
+          <w:tcPr/>
+          <w:p>
+            <w:pPr>
+              <w:pStyle w:val="Compact"/>
+            </w:pPr>
+            <w:r>
+              <w:rPr>
+                <w:rStyle w:val="VerbatimChar"/>
+              </w:rPr>
+              <w:t xml:space="preserve">транспонировать_таблицу</w:t>
+            </w:r>
+          </w:p>
+        </w:tc>
+        <w:tc>
+          <w:tcPr/>
+          <w:p>
+            <w:pPr>
+              <w:pStyle w:val="Compact"/>
+            </w:pPr>
+            <w:r>
+              <w:t xml:space="preserve">merge_pp_range_transpose_table / merge_final_transpose_table</w:t>
+            </w:r>
+          </w:p>
+        </w:tc>
+        <w:tc>
+          <w:tcPr/>
+          <w:p>
+            <w:pPr>
+              <w:pStyle w:val="Compact"/>
+            </w:pPr>
+            <w:r>
+              <w:t xml:space="preserve">JSON:</w:t>
+            </w:r>
+            <w:r>
+              <w:t xml:space="preserve"> </w:t>
+            </w:r>
+            <w:r>
+              <w:rPr>
+                <w:rStyle w:val="VerbatimChar"/>
+              </w:rPr>
+              <w:t xml:space="preserve">output</w:t>
+            </w:r>
+            <w:r>
+              <w:t xml:space="preserve">,</w:t>
+            </w:r>
+            <w:r>
+              <w:t xml:space="preserve"> </w:t>
+            </w:r>
+            <w:r>
+              <w:rPr>
+                <w:rStyle w:val="VerbatimChar"/>
+              </w:rPr>
+              <w:t xml:space="preserve">headers_from_column</w:t>
+            </w:r>
+            <w:r>
+              <w:t xml:space="preserve">,</w:t>
+            </w:r>
+            <w:r>
+              <w:t xml:space="preserve"> </w:t>
+            </w:r>
+            <w:r>
+              <w:rPr>
+                <w:rStyle w:val="VerbatimChar"/>
+              </w:rPr>
+              <w:t xml:space="preserve">result_headers</w:t>
+            </w:r>
+            <w:r>
+              <w:t xml:space="preserve">, …</w:t>
+            </w:r>
+          </w:p>
+        </w:tc>
+      </w:tr>
+      <w:tr>
+        <w:tc>
+          <w:tcPr/>
+          <w:p>
+            <w:pPr>
+              <w:pStyle w:val="Compact"/>
+            </w:pPr>
+            <w:r>
+              <w:rPr>
+                <w:rStyle w:val="VerbatimChar"/>
+              </w:rPr>
+              <w:t xml:space="preserve">анкета_в_таблицу</w:t>
+            </w:r>
+          </w:p>
+        </w:tc>
+        <w:tc>
+          <w:tcPr/>
+          <w:p>
+            <w:pPr>
+              <w:pStyle w:val="Compact"/>
+            </w:pPr>
+            <w:r>
+              <w:t xml:space="preserve">merge_pp_range_form_to_table / merge_final_form_to_table</w:t>
+            </w:r>
+          </w:p>
+        </w:tc>
+        <w:tc>
+          <w:tcPr/>
+          <w:p>
+            <w:pPr>
+              <w:pStyle w:val="Compact"/>
+            </w:pPr>
+            <w:r>
+              <w:t xml:space="preserve">JSON: Q/A → wide</w:t>
+            </w:r>
+          </w:p>
+        </w:tc>
+      </w:tr>
+      <w:tr>
+        <w:tc>
+          <w:tcPr/>
+          <w:p>
+            <w:pPr>
+              <w:pStyle w:val="Compact"/>
+            </w:pPr>
+            <w:r>
+              <w:rPr>
+                <w:rStyle w:val="VerbatimChar"/>
+              </w:rPr>
               <w:t xml:space="preserve">таблица_в_анкету</w:t>
             </w:r>
           </w:p>
@@ -36531,8 +39005,8 @@
         </w:tc>
       </w:tr>
     </w:tbl>
-    <w:bookmarkEnd w:id="99"/>
-    <w:bookmarkStart w:id="100" w:name="row-функции-9-шт."/>
+    <w:bookmarkEnd w:id="105"/>
+    <w:bookmarkStart w:id="106" w:name="row-функции-9-шт."/>
     <w:p>
       <w:pPr>
         <w:pStyle w:val="Heading3"/>
@@ -36940,9 +39414,9 @@
         </w:tc>
       </w:tr>
     </w:tbl>
-    <w:bookmarkEnd w:id="100"/>
-    <w:bookmarkEnd w:id="101"/>
-    <w:bookmarkEnd w:id="102"/>
+    <w:bookmarkEnd w:id="106"/>
+    <w:bookmarkEnd w:id="107"/>
+    <w:bookmarkEnd w:id="108"/>
     <w:sectPr>
       <w:footnotePr>
         <w:numRestart w:val="eachSect"/>
